--- a/docs/SC-Lab-Completion-Guide.docx
+++ b/docs/SC-Lab-Completion-Guide.docx
@@ -758,7 +758,8 @@
     <w:tbl>
       <w:tblPr>
         <w:tblStyle w:val="Table"/>
-        <w:tblW w:type="pct" w:w="0.0"/>
+        <w:tblW w:type="pct" w:w="5000"/>
+        <w:tblLayout w:type="autofit"/>
         <w:tblLook w:firstRow="1"/>
       </w:tblPr>
       <w:tblGrid/>
@@ -1195,7 +1196,8 @@
     <w:tbl>
       <w:tblPr>
         <w:tblStyle w:val="Table"/>
-        <w:tblW w:type="pct" w:w="0.0"/>
+        <w:tblW w:type="pct" w:w="5000"/>
+        <w:tblLayout w:type="autofit"/>
         <w:tblLook w:firstRow="1"/>
       </w:tblPr>
       <w:tblGrid/>
@@ -3700,7 +3702,8 @@
     <w:tbl>
       <w:tblPr>
         <w:tblStyle w:val="Table"/>
-        <w:tblW w:type="pct" w:w="0.0"/>
+        <w:tblW w:type="pct" w:w="5000"/>
+        <w:tblLayout w:type="autofit"/>
         <w:tblLook w:firstRow="1"/>
       </w:tblPr>
       <w:tblGrid/>
@@ -6125,7 +6128,8 @@
     <w:tbl>
       <w:tblPr>
         <w:tblStyle w:val="Table"/>
-        <w:tblW w:type="pct" w:w="0.0"/>
+        <w:tblW w:type="pct" w:w="5000"/>
+        <w:tblLayout w:type="autofit"/>
         <w:tblLook w:firstRow="1"/>
       </w:tblPr>
       <w:tblGrid/>
@@ -9170,7 +9174,8 @@
     <w:tbl>
       <w:tblPr>
         <w:tblStyle w:val="Table"/>
-        <w:tblW w:type="pct" w:w="0.0"/>
+        <w:tblW w:type="pct" w:w="5000"/>
+        <w:tblLayout w:type="autofit"/>
         <w:tblLook w:firstRow="1"/>
       </w:tblPr>
       <w:tblGrid/>
@@ -9689,7 +9694,8 @@
     <w:tbl>
       <w:tblPr>
         <w:tblStyle w:val="Table"/>
-        <w:tblW w:type="pct" w:w="0.0"/>
+        <w:tblW w:type="pct" w:w="5000"/>
+        <w:tblLayout w:type="autofit"/>
         <w:tblLook w:firstRow="1"/>
       </w:tblPr>
       <w:tblGrid/>
@@ -9999,7 +10005,8 @@
     <w:tbl>
       <w:tblPr>
         <w:tblStyle w:val="Table"/>
-        <w:tblW w:type="pct" w:w="0.0"/>
+        <w:tblW w:type="pct" w:w="5000"/>
+        <w:tblLayout w:type="autofit"/>
         <w:tblLook w:firstRow="1"/>
       </w:tblPr>
       <w:tblGrid/>

--- a/docs/SC-Lab-Completion-Guide.docx
+++ b/docs/SC-Lab-Completion-Guide.docx
@@ -4712,6 +4712,65 @@
     <w:p>
       <w:pPr>
         <w:numPr>
+          <w:ilvl w:val="0"/>
+          <w:numId w:val="1000"/>
+        </w:numPr>
+      </w:pPr>
+      <w:r>
+        <w:t xml:space="preserve">Your firewall has only two physical ports (WAN and LAN), so</w:t>
+      </w:r>
+      <w:r>
+        <w:t xml:space="preserve"> </w:t>
+      </w:r>
+      <w:r>
+        <w:rPr>
+          <w:b/>
+        </w:rPr>
+        <w:t xml:space="preserve">Interfaces →</w:t>
+      </w:r>
+      <w:r>
+        <w:rPr>
+          <w:b/>
+        </w:rPr>
+        <w:t xml:space="preserve"> </w:t>
+      </w:r>
+      <w:r>
+        <w:rPr>
+          <w:b/>
+        </w:rPr>
+        <w:t xml:space="preserve">Assignments</w:t>
+      </w:r>
+      <w:r>
+        <w:t xml:space="preserve"> </w:t>
+      </w:r>
+      <w:r>
+        <w:t xml:space="preserve">has no</w:t>
+      </w:r>
+      <w:r>
+        <w:t xml:space="preserve"> </w:t>
+      </w:r>
+      <w:r>
+        <w:rPr>
+          <w:b/>
+        </w:rPr>
+        <w:t xml:space="preserve">+ Add</w:t>
+      </w:r>
+      <w:r>
+        <w:t xml:space="preserve"> </w:t>
+      </w:r>
+      <w:r>
+        <w:t xml:space="preserve">button until you create a VLAN for the DMZ to</w:t>
+      </w:r>
+      <w:r>
+        <w:t xml:space="preserve"> </w:t>
+      </w:r>
+      <w:r>
+        <w:t xml:space="preserve">sit on. Do it in this order:</w:t>
+      </w:r>
+    </w:p>
+    <w:p>
+      <w:pPr>
+        <w:numPr>
           <w:ilvl w:val="1"/>
           <w:numId w:val="1047"/>
         </w:numPr>
@@ -4727,8 +4786,158 @@
         <w:rPr>
           <w:b/>
         </w:rPr>
+        <w:t xml:space="preserve">Interfaces → VLANs → + Add</w:t>
+      </w:r>
+    </w:p>
+    <w:p>
+      <w:pPr>
+        <w:numPr>
+          <w:ilvl w:val="2"/>
+          <w:numId w:val="1048"/>
+        </w:numPr>
+        <w:pStyle w:val="Compact"/>
+      </w:pPr>
+      <w:r>
+        <w:t xml:space="preserve">Parent Interface:</w:t>
+      </w:r>
+      <w:r>
+        <w:t xml:space="preserve"> </w:t>
+      </w:r>
+      <w:r>
+        <w:rPr>
+          <w:rStyle w:val="VerbatimChar"/>
+        </w:rPr>
+        <w:t xml:space="preserve">vtnet1</w:t>
+      </w:r>
+      <w:r>
+        <w:t xml:space="preserve"> </w:t>
+      </w:r>
+      <w:r>
+        <w:t xml:space="preserve">(LAN)</w:t>
+      </w:r>
+    </w:p>
+    <w:p>
+      <w:pPr>
+        <w:numPr>
+          <w:ilvl w:val="2"/>
+          <w:numId w:val="1048"/>
+        </w:numPr>
+        <w:pStyle w:val="Compact"/>
+      </w:pPr>
+      <w:r>
+        <w:t xml:space="preserve">VLAN Tag:</w:t>
+      </w:r>
+      <w:r>
+        <w:t xml:space="preserve"> </w:t>
+      </w:r>
+      <w:r>
+        <w:rPr>
+          <w:rStyle w:val="VerbatimChar"/>
+        </w:rPr>
+        <w:t xml:space="preserve">50</w:t>
+      </w:r>
+    </w:p>
+    <w:p>
+      <w:pPr>
+        <w:numPr>
+          <w:ilvl w:val="2"/>
+          <w:numId w:val="1048"/>
+        </w:numPr>
+        <w:pStyle w:val="Compact"/>
+      </w:pPr>
+      <w:r>
+        <w:t xml:space="preserve">Description:</w:t>
+      </w:r>
+      <w:r>
+        <w:t xml:space="preserve"> </w:t>
+      </w:r>
+      <w:r>
+        <w:rPr>
+          <w:rStyle w:val="VerbatimChar"/>
+        </w:rPr>
+        <w:t xml:space="preserve">DMZ</w:t>
+      </w:r>
+    </w:p>
+    <w:p>
+      <w:pPr>
+        <w:numPr>
+          <w:ilvl w:val="2"/>
+          <w:numId w:val="1048"/>
+        </w:numPr>
+        <w:pStyle w:val="Compact"/>
+      </w:pPr>
+      <w:r>
+        <w:t xml:space="preserve">Save</w:t>
+      </w:r>
+    </w:p>
+    <w:p>
+      <w:pPr>
+        <w:numPr>
+          <w:ilvl w:val="1"/>
+          <w:numId w:val="1047"/>
+        </w:numPr>
+        <w:pStyle w:val="Compact"/>
+      </w:pPr>
+      <w:r>
+        <w:t xml:space="preserve">Go to</w:t>
+      </w:r>
+      <w:r>
+        <w:t xml:space="preserve"> </w:t>
+      </w:r>
+      <w:r>
+        <w:rPr>
+          <w:b/>
+        </w:rPr>
         <w:t xml:space="preserve">Interfaces → Assignments</w:t>
       </w:r>
+      <w:r>
+        <w:t xml:space="preserve"> </w:t>
+      </w:r>
+      <w:r>
+        <w:t xml:space="preserve">—</w:t>
+      </w:r>
+      <w:r>
+        <w:t xml:space="preserve"> </w:t>
+      </w:r>
+      <w:r>
+        <w:rPr>
+          <w:b/>
+        </w:rPr>
+        <w:t xml:space="preserve">+ Add</w:t>
+      </w:r>
+      <w:r>
+        <w:t xml:space="preserve"> </w:t>
+      </w:r>
+      <w:r>
+        <w:t xml:space="preserve">is now available; add the</w:t>
+      </w:r>
+      <w:r>
+        <w:t xml:space="preserve"> </w:t>
+      </w:r>
+      <w:r>
+        <w:rPr>
+          <w:rStyle w:val="VerbatimChar"/>
+        </w:rPr>
+        <w:t xml:space="preserve">VLAN 50 on vtnet1</w:t>
+      </w:r>
+      <w:r>
+        <w:t xml:space="preserve"> </w:t>
+      </w:r>
+      <w:r>
+        <w:t xml:space="preserve">interface (it appears as</w:t>
+      </w:r>
+      <w:r>
+        <w:t xml:space="preserve"> </w:t>
+      </w:r>
+      <w:r>
+        <w:rPr>
+          <w:b/>
+        </w:rPr>
+        <w:t xml:space="preserve">OPT1</w:t>
+      </w:r>
+      <w:r>
+        <w:t xml:space="preserve">)</w:t>
+      </w:r>
     </w:p>
     <w:p>
       <w:pPr>
@@ -4739,35 +4948,56 @@
         <w:pStyle w:val="Compact"/>
       </w:pPr>
       <w:r>
-        <w:t xml:space="preserve">If you have an available interface, click</w:t>
-      </w:r>
-      <w:r>
-        <w:t xml:space="preserve"> </w:t>
-      </w:r>
-      <w:r>
-        <w:rPr>
-          <w:b/>
-        </w:rPr>
-        <w:t xml:space="preserve">+ Add</w:t>
-      </w:r>
-    </w:p>
-    <w:p>
-      <w:pPr>
-        <w:numPr>
-          <w:ilvl w:val="1"/>
-          <w:numId w:val="1047"/>
-        </w:numPr>
-        <w:pStyle w:val="Compact"/>
-      </w:pPr>
-      <w:r>
-        <w:t xml:space="preserve">Rename the new interface to</w:t>
-      </w:r>
-      <w:r>
-        <w:t xml:space="preserve"> </w:t>
-      </w:r>
-      <w:r>
-        <w:rPr>
-          <w:b/>
+        <w:t xml:space="preserve">Go to</w:t>
+      </w:r>
+      <w:r>
+        <w:t xml:space="preserve"> </w:t>
+      </w:r>
+      <w:r>
+        <w:rPr>
+          <w:b/>
+        </w:rPr>
+        <w:t xml:space="preserve">Interfaces → OPT1</w:t>
+      </w:r>
+    </w:p>
+    <w:p>
+      <w:pPr>
+        <w:numPr>
+          <w:ilvl w:val="2"/>
+          <w:numId w:val="1049"/>
+        </w:numPr>
+        <w:pStyle w:val="Compact"/>
+      </w:pPr>
+      <w:r>
+        <w:t xml:space="preserve">Tick</w:t>
+      </w:r>
+      <w:r>
+        <w:t xml:space="preserve"> </w:t>
+      </w:r>
+      <w:r>
+        <w:rPr>
+          <w:b/>
+        </w:rPr>
+        <w:t xml:space="preserve">Enable interface</w:t>
+      </w:r>
+    </w:p>
+    <w:p>
+      <w:pPr>
+        <w:numPr>
+          <w:ilvl w:val="2"/>
+          <w:numId w:val="1049"/>
+        </w:numPr>
+        <w:pStyle w:val="Compact"/>
+      </w:pPr>
+      <w:r>
+        <w:t xml:space="preserve">Description:</w:t>
+      </w:r>
+      <w:r>
+        <w:t xml:space="preserve"> </w:t>
+      </w:r>
+      <w:r>
+        <w:rPr>
+          <w:rStyle w:val="VerbatimChar"/>
         </w:rPr>
         <w:t xml:space="preserve">DMZ</w:t>
       </w:r>
@@ -4775,13 +5005,34 @@
     <w:p>
       <w:pPr>
         <w:numPr>
-          <w:ilvl w:val="1"/>
-          <w:numId w:val="1047"/>
-        </w:numPr>
-        <w:pStyle w:val="Compact"/>
-      </w:pPr>
-      <w:r>
-        <w:t xml:space="preserve">Set the IP:</w:t>
+          <w:ilvl w:val="2"/>
+          <w:numId w:val="1049"/>
+        </w:numPr>
+        <w:pStyle w:val="Compact"/>
+      </w:pPr>
+      <w:r>
+        <w:t xml:space="preserve">IPv4 Configuration Type:</w:t>
+      </w:r>
+      <w:r>
+        <w:t xml:space="preserve"> </w:t>
+      </w:r>
+      <w:r>
+        <w:rPr>
+          <w:b/>
+        </w:rPr>
+        <w:t xml:space="preserve">Static IPv4</w:t>
+      </w:r>
+    </w:p>
+    <w:p>
+      <w:pPr>
+        <w:numPr>
+          <w:ilvl w:val="2"/>
+          <w:numId w:val="1049"/>
+        </w:numPr>
+        <w:pStyle w:val="Compact"/>
+      </w:pPr>
+      <w:r>
+        <w:t xml:space="preserve">IPv4 Address:</w:t>
       </w:r>
       <w:r>
         <w:t xml:space="preserve"> </w:t>
@@ -4790,13 +5041,13 @@
         <w:rPr>
           <w:rStyle w:val="VerbatimChar"/>
         </w:rPr>
-        <w:t xml:space="preserve">10.51.XX.200</w:t>
-      </w:r>
-      <w:r>
-        <w:t xml:space="preserve"> </w:t>
-      </w:r>
-      <w:r>
-        <w:t xml:space="preserve">with subnet</w:t>
+        <w:t xml:space="preserve">10.52.XX.1</w:t>
+      </w:r>
+      <w:r>
+        <w:t xml:space="preserve"> </w:t>
+      </w:r>
+      <w:r>
+        <w:t xml:space="preserve">/</w:t>
       </w:r>
       <w:r>
         <w:t xml:space="preserve"> </w:t>
@@ -4805,19 +5056,67 @@
         <w:rPr>
           <w:rStyle w:val="VerbatimChar"/>
         </w:rPr>
-        <w:t xml:space="preserve">/24</w:t>
-      </w:r>
-    </w:p>
-    <w:p>
-      <w:pPr>
-        <w:numPr>
-          <w:ilvl w:val="1"/>
-          <w:numId w:val="1047"/>
-        </w:numPr>
-        <w:pStyle w:val="Compact"/>
-      </w:pPr>
-      <w:r>
-        <w:t xml:space="preserve">Enable the interface → Save → Apply</w:t>
+        <w:t xml:space="preserve">24</w:t>
+      </w:r>
+      <w:r>
+        <w:t xml:space="preserve"> </w:t>
+      </w:r>
+      <w:r>
+        <w:t xml:space="preserve">(replace XX with your pod number)</w:t>
+      </w:r>
+    </w:p>
+    <w:p>
+      <w:pPr>
+        <w:numPr>
+          <w:ilvl w:val="2"/>
+          <w:numId w:val="1049"/>
+        </w:numPr>
+        <w:pStyle w:val="Compact"/>
+      </w:pPr>
+      <w:r>
+        <w:t xml:space="preserve">Save →</w:t>
+      </w:r>
+      <w:r>
+        <w:t xml:space="preserve"> </w:t>
+      </w:r>
+      <w:r>
+        <w:rPr>
+          <w:b/>
+        </w:rPr>
+        <w:t xml:space="preserve">Apply Changes</w:t>
+      </w:r>
+    </w:p>
+    <w:p>
+      <w:pPr>
+        <w:numPr>
+          <w:ilvl w:val="0"/>
+          <w:numId w:val="1000"/>
+        </w:numPr>
+        <w:pStyle w:val="BlockText"/>
+      </w:pPr>
+      <w:r>
+        <w:t xml:space="preserve">The DMZ must use a subnet of its own. Do not give it an address inside</w:t>
+      </w:r>
+      <w:r>
+        <w:t xml:space="preserve"> </w:t>
+      </w:r>
+      <w:r>
+        <w:rPr>
+          <w:rStyle w:val="VerbatimChar"/>
+        </w:rPr>
+        <w:t xml:space="preserve">10.51.XX.0/24</w:t>
+      </w:r>
+      <w:r>
+        <w:t xml:space="preserve"> </w:t>
+      </w:r>
+      <w:r>
+        <w:t xml:space="preserve">— that range already belongs to the LAN and pfSense will</w:t>
+      </w:r>
+      <w:r>
+        <w:t xml:space="preserve"> </w:t>
+      </w:r>
+      <w:r>
+        <w:t xml:space="preserve">reject the overlap.</w:t>
       </w:r>
     </w:p>
     <w:p>
@@ -4852,7 +5151,7 @@
       <w:pPr>
         <w:numPr>
           <w:ilvl w:val="1"/>
-          <w:numId w:val="1048"/>
+          <w:numId w:val="1050"/>
         </w:numPr>
         <w:pStyle w:val="Compact"/>
       </w:pPr>
@@ -4864,7 +5163,7 @@
       <w:pPr>
         <w:numPr>
           <w:ilvl w:val="1"/>
-          <w:numId w:val="1048"/>
+          <w:numId w:val="1050"/>
         </w:numPr>
         <w:pStyle w:val="Compact"/>
       </w:pPr>
@@ -4885,7 +5184,7 @@
       <w:pPr>
         <w:numPr>
           <w:ilvl w:val="1"/>
-          <w:numId w:val="1048"/>
+          <w:numId w:val="1050"/>
         </w:numPr>
         <w:pStyle w:val="Compact"/>
       </w:pPr>
@@ -4911,7 +5210,7 @@
       <w:pPr>
         <w:numPr>
           <w:ilvl w:val="1"/>
-          <w:numId w:val="1049"/>
+          <w:numId w:val="1051"/>
         </w:numPr>
         <w:pStyle w:val="Compact"/>
       </w:pPr>
@@ -4937,7 +5236,7 @@
       <w:pPr>
         <w:numPr>
           <w:ilvl w:val="1"/>
-          <w:numId w:val="1050"/>
+          <w:numId w:val="1052"/>
         </w:numPr>
         <w:pStyle w:val="Compact"/>
       </w:pPr>
@@ -4958,7 +5257,7 @@
       <w:pPr>
         <w:numPr>
           <w:ilvl w:val="1"/>
-          <w:numId w:val="1050"/>
+          <w:numId w:val="1052"/>
         </w:numPr>
         <w:pStyle w:val="Compact"/>
       </w:pPr>
@@ -4970,7 +5269,7 @@
       <w:pPr>
         <w:numPr>
           <w:ilvl w:val="1"/>
-          <w:numId w:val="1050"/>
+          <w:numId w:val="1052"/>
         </w:numPr>
         <w:pStyle w:val="Compact"/>
       </w:pPr>
@@ -4996,7 +5295,7 @@
       <w:pPr>
         <w:numPr>
           <w:ilvl w:val="1"/>
-          <w:numId w:val="1051"/>
+          <w:numId w:val="1053"/>
         </w:numPr>
         <w:pStyle w:val="Compact"/>
       </w:pPr>
@@ -5008,7 +5307,7 @@
       <w:pPr>
         <w:numPr>
           <w:ilvl w:val="1"/>
-          <w:numId w:val="1051"/>
+          <w:numId w:val="1053"/>
         </w:numPr>
         <w:pStyle w:val="Compact"/>
       </w:pPr>
@@ -5020,7 +5319,7 @@
       <w:pPr>
         <w:numPr>
           <w:ilvl w:val="1"/>
-          <w:numId w:val="1051"/>
+          <w:numId w:val="1053"/>
         </w:numPr>
         <w:pStyle w:val="Compact"/>
       </w:pPr>
@@ -5032,7 +5331,7 @@
       <w:pPr>
         <w:numPr>
           <w:ilvl w:val="1"/>
-          <w:numId w:val="1051"/>
+          <w:numId w:val="1053"/>
         </w:numPr>
         <w:pStyle w:val="Compact"/>
       </w:pPr>
@@ -5093,6 +5392,35 @@
       </w:r>
       <w:r>
         <w:t xml:space="preserve">The key concept is that a DMZ is a "semi-trusted" zone. External users can reach the web server, but if the web server is compromised, the attacker cannot reach the internal LAN.</w:t>
+      </w:r>
+    </w:p>
+    <w:p>
+      <w:pPr>
+        <w:pStyle w:val="FirstParagraph"/>
+      </w:pPr>
+      <w:r>
+        <w:rPr>
+          <w:b/>
+        </w:rPr>
+        <w:t xml:space="preserve">How the automated check scores this lab:</w:t>
+      </w:r>
+      <w:r>
+        <w:t xml:space="preserve"> </w:t>
+      </w:r>
+      <w:r>
+        <w:t xml:space="preserve">it passes as soon as the firewall</w:t>
+      </w:r>
+      <w:r>
+        <w:t xml:space="preserve"> </w:t>
+      </w:r>
+      <w:r>
+        <w:t xml:space="preserve">has an assigned optional interface (the DMZ you added in step 2). The rules, NAT</w:t>
+      </w:r>
+      <w:r>
+        <w:t xml:space="preserve"> </w:t>
+      </w:r>
+      <w:r>
+        <w:t xml:space="preserve">change and verification evidence are graded by your instructor.</w:t>
       </w:r>
     </w:p>
     <w:p>
@@ -5191,7 +5519,7 @@
       <w:pPr>
         <w:numPr>
           <w:ilvl w:val="0"/>
-          <w:numId w:val="1052"/>
+          <w:numId w:val="1054"/>
         </w:numPr>
       </w:pPr>
       <w:r>
@@ -5205,7 +5533,7 @@
       <w:pPr>
         <w:numPr>
           <w:ilvl w:val="1"/>
-          <w:numId w:val="1053"/>
+          <w:numId w:val="1055"/>
         </w:numPr>
         <w:pStyle w:val="Compact"/>
       </w:pPr>
@@ -5232,7 +5560,7 @@
       <w:pPr>
         <w:numPr>
           <w:ilvl w:val="1"/>
-          <w:numId w:val="1053"/>
+          <w:numId w:val="1055"/>
         </w:numPr>
         <w:pStyle w:val="Compact"/>
       </w:pPr>
@@ -5244,7 +5572,7 @@
       <w:pPr>
         <w:numPr>
           <w:ilvl w:val="0"/>
-          <w:numId w:val="1052"/>
+          <w:numId w:val="1054"/>
         </w:numPr>
       </w:pPr>
       <w:r>
@@ -5258,9 +5586,184 @@
       <w:pPr>
         <w:numPr>
           <w:ilvl w:val="1"/>
+          <w:numId w:val="1056"/>
+        </w:numPr>
+        <w:pStyle w:val="Compact"/>
+      </w:pPr>
+      <w:r>
+        <w:t xml:space="preserve">Go to</w:t>
+      </w:r>
+      <w:r>
+        <w:t xml:space="preserve"> </w:t>
+      </w:r>
+      <w:r>
+        <w:rPr>
+          <w:b/>
+        </w:rPr>
+        <w:t xml:space="preserve">Interfaces → VLANs</w:t>
+      </w:r>
+    </w:p>
+    <w:p>
+      <w:pPr>
+        <w:numPr>
+          <w:ilvl w:val="1"/>
+          <w:numId w:val="1056"/>
+        </w:numPr>
+        <w:pStyle w:val="Compact"/>
+      </w:pPr>
+      <w:r>
+        <w:t xml:space="preserve">Click</w:t>
+      </w:r>
+      <w:r>
+        <w:t xml:space="preserve"> </w:t>
+      </w:r>
+      <w:r>
+        <w:rPr>
+          <w:b/>
+        </w:rPr>
+        <w:t xml:space="preserve">+ Add</w:t>
+      </w:r>
+      <w:r>
+        <w:t xml:space="preserve">:</w:t>
+      </w:r>
+    </w:p>
+    <w:p>
+      <w:pPr>
+        <w:numPr>
+          <w:ilvl w:val="2"/>
+          <w:numId w:val="1057"/>
+        </w:numPr>
+        <w:pStyle w:val="Compact"/>
+      </w:pPr>
+      <w:r>
+        <w:t xml:space="preserve">Parent Interface:</w:t>
+      </w:r>
+      <w:r>
+        <w:t xml:space="preserve"> </w:t>
+      </w:r>
+      <w:r>
+        <w:rPr>
+          <w:rStyle w:val="VerbatimChar"/>
+        </w:rPr>
+        <w:t xml:space="preserve">vtnet1</w:t>
+      </w:r>
+      <w:r>
+        <w:t xml:space="preserve"> </w:t>
+      </w:r>
+      <w:r>
+        <w:t xml:space="preserve">(LAN)</w:t>
+      </w:r>
+    </w:p>
+    <w:p>
+      <w:pPr>
+        <w:numPr>
+          <w:ilvl w:val="2"/>
+          <w:numId w:val="1057"/>
+        </w:numPr>
+        <w:pStyle w:val="Compact"/>
+      </w:pPr>
+      <w:r>
+        <w:t xml:space="preserve">VLAN Tag:</w:t>
+      </w:r>
+      <w:r>
+        <w:t xml:space="preserve"> </w:t>
+      </w:r>
+      <w:r>
+        <w:rPr>
+          <w:rStyle w:val="VerbatimChar"/>
+        </w:rPr>
+        <w:t xml:space="preserve">10</w:t>
+      </w:r>
+    </w:p>
+    <w:p>
+      <w:pPr>
+        <w:numPr>
+          <w:ilvl w:val="2"/>
+          <w:numId w:val="1057"/>
+        </w:numPr>
+        <w:pStyle w:val="Compact"/>
+      </w:pPr>
+      <w:r>
+        <w:t xml:space="preserve">Description:</w:t>
+      </w:r>
+      <w:r>
+        <w:t xml:space="preserve"> </w:t>
+      </w:r>
+      <w:r>
+        <w:rPr>
+          <w:rStyle w:val="VerbatimChar"/>
+        </w:rPr>
+        <w:t xml:space="preserve">HR Department</w:t>
+      </w:r>
+    </w:p>
+    <w:p>
+      <w:pPr>
+        <w:numPr>
+          <w:ilvl w:val="1"/>
+          <w:numId w:val="1056"/>
+        </w:numPr>
+        <w:pStyle w:val="Compact"/>
+      </w:pPr>
+      <w:r>
+        <w:t xml:space="preserve">Repeat for:</w:t>
+      </w:r>
+    </w:p>
+    <w:p>
+      <w:pPr>
+        <w:numPr>
+          <w:ilvl w:val="2"/>
+          <w:numId w:val="1058"/>
+        </w:numPr>
+        <w:pStyle w:val="Compact"/>
+      </w:pPr>
+      <w:r>
+        <w:t xml:space="preserve">VLAN 20 — Finance</w:t>
+      </w:r>
+    </w:p>
+    <w:p>
+      <w:pPr>
+        <w:numPr>
+          <w:ilvl w:val="2"/>
+          <w:numId w:val="1058"/>
+        </w:numPr>
+        <w:pStyle w:val="Compact"/>
+      </w:pPr>
+      <w:r>
+        <w:t xml:space="preserve">VLAN 30 — Engineering</w:t>
+      </w:r>
+    </w:p>
+    <w:p>
+      <w:pPr>
+        <w:numPr>
+          <w:ilvl w:val="2"/>
+          <w:numId w:val="1058"/>
+        </w:numPr>
+        <w:pStyle w:val="Compact"/>
+      </w:pPr>
+      <w:r>
+        <w:t xml:space="preserve">VLAN 40 — Guest WiFi</w:t>
+      </w:r>
+    </w:p>
+    <w:p>
+      <w:pPr>
+        <w:numPr>
+          <w:ilvl w:val="0"/>
           <w:numId w:val="1054"/>
         </w:numPr>
-        <w:pStyle w:val="Compact"/>
+      </w:pPr>
+      <w:r>
+        <w:rPr>
+          <w:b/>
+        </w:rPr>
+        <w:t xml:space="preserve">Assign VLAN interfaces:</w:t>
+      </w:r>
+    </w:p>
+    <w:p>
+      <w:pPr>
+        <w:numPr>
+          <w:ilvl w:val="1"/>
+          <w:numId w:val="1059"/>
+        </w:numPr>
       </w:pPr>
       <w:r>
         <w:t xml:space="preserve">Go to</w:t>
@@ -5272,611 +5775,815 @@
         <w:rPr>
           <w:b/>
         </w:rPr>
-        <w:t xml:space="preserve">Interfaces → VLANs</w:t>
-      </w:r>
-    </w:p>
-    <w:p>
-      <w:pPr>
-        <w:numPr>
-          <w:ilvl w:val="1"/>
+        <w:t xml:space="preserve">Interfaces → Assignments</w:t>
+      </w:r>
+      <w:r>
+        <w:t xml:space="preserve"> </w:t>
+      </w:r>
+      <w:r>
+        <w:t xml:space="preserve">(the</w:t>
+      </w:r>
+      <w:r>
+        <w:t xml:space="preserve"> </w:t>
+      </w:r>
+      <w:r>
+        <w:rPr>
+          <w:b/>
+        </w:rPr>
+        <w:t xml:space="preserve">+ Add</w:t>
+      </w:r>
+      <w:r>
+        <w:t xml:space="preserve"> </w:t>
+      </w:r>
+      <w:r>
+        <w:t xml:space="preserve">button only appears once</w:t>
+      </w:r>
+      <w:r>
+        <w:t xml:space="preserve"> </w:t>
+      </w:r>
+      <w:r>
+        <w:t xml:space="preserve">at least one VLAN exists)</w:t>
+      </w:r>
+    </w:p>
+    <w:p>
+      <w:pPr>
+        <w:numPr>
+          <w:ilvl w:val="1"/>
+          <w:numId w:val="1059"/>
+        </w:numPr>
+      </w:pPr>
+      <w:r>
+        <w:t xml:space="preserve">Assign each VLAN as a new interface (OPT1 through OPT4)</w:t>
+      </w:r>
+    </w:p>
+    <w:p>
+      <w:pPr>
+        <w:numPr>
+          <w:ilvl w:val="1"/>
+          <w:numId w:val="1059"/>
+        </w:numPr>
+      </w:pPr>
+      <w:r>
+        <w:t xml:space="preserve">Rename them: HR, FINANCE, ENGINEERING, GUEST</w:t>
+      </w:r>
+    </w:p>
+    <w:p>
+      <w:pPr>
+        <w:numPr>
+          <w:ilvl w:val="1"/>
+          <w:numId w:val="1059"/>
+        </w:numPr>
+      </w:pPr>
+      <w:r>
+        <w:t xml:space="preserve">Set each interface to</w:t>
+      </w:r>
+      <w:r>
+        <w:t xml:space="preserve"> </w:t>
+      </w:r>
+      <w:r>
+        <w:rPr>
+          <w:b/>
+        </w:rPr>
+        <w:t xml:space="preserve">Static IPv4</w:t>
+      </w:r>
+      <w:r>
+        <w:t xml:space="preserve"> </w:t>
+      </w:r>
+      <w:r>
+        <w:t xml:space="preserve">with its own subnet — replace XX with</w:t>
+      </w:r>
+      <w:r>
+        <w:t xml:space="preserve"> </w:t>
+      </w:r>
+      <w:r>
+        <w:t xml:space="preserve">your pod number:</w:t>
+      </w:r>
+    </w:p>
+    <w:tbl>
+      <w:tblPr>
+        <w:tblStyle w:val="Table"/>
+        <w:tblW w:type="pct" w:w="5000"/>
+        <w:tblLayout w:type="autofit"/>
+        <w:tblLook w:firstRow="1"/>
+      </w:tblPr>
+      <w:tblGrid/>
+      <w:tr>
+        <w:trPr>
+          <w:cnfStyle w:firstRow="1"/>
+        </w:trPr>
+        <w:tc>
+          <w:tcPr>
+            <w:tcBorders>
+              <w:bottom w:val="single"/>
+            </w:tcBorders>
+            <w:vAlign w:val="bottom"/>
+          </w:tcPr>
+          <w:p>
+            <w:pPr>
+              <w:numPr>
+                <w:ilvl w:val="1"/>
+                <w:numId w:val="1000"/>
+              </w:numPr>
+              <w:pStyle w:val="Compact"/>
+              <w:jc w:val="left"/>
+            </w:pPr>
+            <w:r>
+              <w:t xml:space="preserve">Interface</w:t>
+            </w:r>
+          </w:p>
+        </w:tc>
+        <w:tc>
+          <w:tcPr>
+            <w:tcBorders>
+              <w:bottom w:val="single"/>
+            </w:tcBorders>
+            <w:vAlign w:val="bottom"/>
+          </w:tcPr>
+          <w:p>
+            <w:pPr>
+              <w:numPr>
+                <w:ilvl w:val="1"/>
+                <w:numId w:val="1000"/>
+              </w:numPr>
+              <w:pStyle w:val="Compact"/>
+              <w:jc w:val="left"/>
+            </w:pPr>
+            <w:r>
+              <w:t xml:space="preserve">VLAN</w:t>
+            </w:r>
+          </w:p>
+        </w:tc>
+        <w:tc>
+          <w:tcPr>
+            <w:tcBorders>
+              <w:bottom w:val="single"/>
+            </w:tcBorders>
+            <w:vAlign w:val="bottom"/>
+          </w:tcPr>
+          <w:p>
+            <w:pPr>
+              <w:numPr>
+                <w:ilvl w:val="1"/>
+                <w:numId w:val="1000"/>
+              </w:numPr>
+              <w:pStyle w:val="Compact"/>
+              <w:jc w:val="left"/>
+            </w:pPr>
+            <w:r>
+              <w:t xml:space="preserve">IPv4 address</w:t>
+            </w:r>
+          </w:p>
+        </w:tc>
+      </w:tr>
+      <w:tr>
+        <w:tc>
+          <w:p>
+            <w:pPr>
+              <w:numPr>
+                <w:ilvl w:val="1"/>
+                <w:numId w:val="1000"/>
+              </w:numPr>
+              <w:pStyle w:val="Compact"/>
+              <w:jc w:val="left"/>
+            </w:pPr>
+            <w:r>
+              <w:t xml:space="preserve">HR</w:t>
+            </w:r>
+          </w:p>
+        </w:tc>
+        <w:tc>
+          <w:p>
+            <w:pPr>
+              <w:numPr>
+                <w:ilvl w:val="1"/>
+                <w:numId w:val="1000"/>
+              </w:numPr>
+              <w:pStyle w:val="Compact"/>
+              <w:jc w:val="left"/>
+            </w:pPr>
+            <w:r>
+              <w:t xml:space="preserve">10</w:t>
+            </w:r>
+          </w:p>
+        </w:tc>
+        <w:tc>
+          <w:p>
+            <w:pPr>
+              <w:numPr>
+                <w:ilvl w:val="1"/>
+                <w:numId w:val="1000"/>
+              </w:numPr>
+              <w:pStyle w:val="Compact"/>
+              <w:jc w:val="left"/>
+            </w:pPr>
+            <w:r>
+              <w:rPr>
+                <w:rStyle w:val="VerbatimChar"/>
+              </w:rPr>
+              <w:t xml:space="preserve">10.61.XX.1/24</w:t>
+            </w:r>
+          </w:p>
+        </w:tc>
+      </w:tr>
+      <w:tr>
+        <w:tc>
+          <w:p>
+            <w:pPr>
+              <w:numPr>
+                <w:ilvl w:val="1"/>
+                <w:numId w:val="1000"/>
+              </w:numPr>
+              <w:pStyle w:val="Compact"/>
+              <w:jc w:val="left"/>
+            </w:pPr>
+            <w:r>
+              <w:t xml:space="preserve">FINANCE</w:t>
+            </w:r>
+          </w:p>
+        </w:tc>
+        <w:tc>
+          <w:p>
+            <w:pPr>
+              <w:numPr>
+                <w:ilvl w:val="1"/>
+                <w:numId w:val="1000"/>
+              </w:numPr>
+              <w:pStyle w:val="Compact"/>
+              <w:jc w:val="left"/>
+            </w:pPr>
+            <w:r>
+              <w:t xml:space="preserve">20</w:t>
+            </w:r>
+          </w:p>
+        </w:tc>
+        <w:tc>
+          <w:p>
+            <w:pPr>
+              <w:numPr>
+                <w:ilvl w:val="1"/>
+                <w:numId w:val="1000"/>
+              </w:numPr>
+              <w:pStyle w:val="Compact"/>
+              <w:jc w:val="left"/>
+            </w:pPr>
+            <w:r>
+              <w:rPr>
+                <w:rStyle w:val="VerbatimChar"/>
+              </w:rPr>
+              <w:t xml:space="preserve">10.62.XX.1/24</w:t>
+            </w:r>
+          </w:p>
+        </w:tc>
+      </w:tr>
+      <w:tr>
+        <w:tc>
+          <w:p>
+            <w:pPr>
+              <w:numPr>
+                <w:ilvl w:val="1"/>
+                <w:numId w:val="1000"/>
+              </w:numPr>
+              <w:pStyle w:val="Compact"/>
+              <w:jc w:val="left"/>
+            </w:pPr>
+            <w:r>
+              <w:t xml:space="preserve">ENGINEERING</w:t>
+            </w:r>
+          </w:p>
+        </w:tc>
+        <w:tc>
+          <w:p>
+            <w:pPr>
+              <w:numPr>
+                <w:ilvl w:val="1"/>
+                <w:numId w:val="1000"/>
+              </w:numPr>
+              <w:pStyle w:val="Compact"/>
+              <w:jc w:val="left"/>
+            </w:pPr>
+            <w:r>
+              <w:t xml:space="preserve">30</w:t>
+            </w:r>
+          </w:p>
+        </w:tc>
+        <w:tc>
+          <w:p>
+            <w:pPr>
+              <w:numPr>
+                <w:ilvl w:val="1"/>
+                <w:numId w:val="1000"/>
+              </w:numPr>
+              <w:pStyle w:val="Compact"/>
+              <w:jc w:val="left"/>
+            </w:pPr>
+            <w:r>
+              <w:rPr>
+                <w:rStyle w:val="VerbatimChar"/>
+              </w:rPr>
+              <w:t xml:space="preserve">10.63.XX.1/24</w:t>
+            </w:r>
+          </w:p>
+        </w:tc>
+      </w:tr>
+      <w:tr>
+        <w:tc>
+          <w:p>
+            <w:pPr>
+              <w:numPr>
+                <w:ilvl w:val="1"/>
+                <w:numId w:val="1000"/>
+              </w:numPr>
+              <w:pStyle w:val="Compact"/>
+              <w:jc w:val="left"/>
+            </w:pPr>
+            <w:r>
+              <w:t xml:space="preserve">GUEST</w:t>
+            </w:r>
+          </w:p>
+        </w:tc>
+        <w:tc>
+          <w:p>
+            <w:pPr>
+              <w:numPr>
+                <w:ilvl w:val="1"/>
+                <w:numId w:val="1000"/>
+              </w:numPr>
+              <w:pStyle w:val="Compact"/>
+              <w:jc w:val="left"/>
+            </w:pPr>
+            <w:r>
+              <w:t xml:space="preserve">40</w:t>
+            </w:r>
+          </w:p>
+        </w:tc>
+        <w:tc>
+          <w:p>
+            <w:pPr>
+              <w:numPr>
+                <w:ilvl w:val="1"/>
+                <w:numId w:val="1000"/>
+              </w:numPr>
+              <w:pStyle w:val="Compact"/>
+              <w:jc w:val="left"/>
+            </w:pPr>
+            <w:r>
+              <w:rPr>
+                <w:rStyle w:val="VerbatimChar"/>
+              </w:rPr>
+              <w:t xml:space="preserve">10.64.XX.1/24</w:t>
+            </w:r>
+          </w:p>
+        </w:tc>
+      </w:tr>
+    </w:tbl>
+    <w:p>
+      <w:pPr>
+        <w:numPr>
+          <w:ilvl w:val="1"/>
+          <w:numId w:val="1059"/>
+        </w:numPr>
+      </w:pPr>
+      <w:r>
+        <w:t xml:space="preserve">Enable each interface → Save → Apply</w:t>
+      </w:r>
+    </w:p>
+    <w:p>
+      <w:pPr>
+        <w:numPr>
+          <w:ilvl w:val="0"/>
+          <w:numId w:val="1000"/>
+        </w:numPr>
+        <w:pStyle w:val="BlockText"/>
+      </w:pPr>
+      <w:r>
+        <w:t xml:space="preserve">Do not give a VLAN an address inside</w:t>
+      </w:r>
+      <w:r>
+        <w:t xml:space="preserve"> </w:t>
+      </w:r>
+      <w:r>
+        <w:rPr>
+          <w:rStyle w:val="VerbatimChar"/>
+        </w:rPr>
+        <w:t xml:space="preserve">10.51.XX.0/24</w:t>
+      </w:r>
+      <w:r>
+        <w:t xml:space="preserve">; that range belongs to</w:t>
+      </w:r>
+      <w:r>
+        <w:t xml:space="preserve"> </w:t>
+      </w:r>
+      <w:r>
+        <w:t xml:space="preserve">the LAN and pfSense rejects the overlap.</w:t>
+      </w:r>
+    </w:p>
+    <w:p>
+      <w:pPr>
+        <w:numPr>
+          <w:ilvl w:val="0"/>
           <w:numId w:val="1054"/>
         </w:numPr>
-        <w:pStyle w:val="Compact"/>
-      </w:pPr>
-      <w:r>
-        <w:t xml:space="preserve">Click</w:t>
-      </w:r>
-      <w:r>
-        <w:t xml:space="preserve"> </w:t>
-      </w:r>
-      <w:r>
-        <w:rPr>
-          <w:b/>
-        </w:rPr>
-        <w:t xml:space="preserve">+ Add</w:t>
-      </w:r>
-      <w:r>
-        <w:t xml:space="preserve">:</w:t>
+      </w:pPr>
+      <w:r>
+        <w:rPr>
+          <w:b/>
+        </w:rPr>
+        <w:t xml:space="preserve">Configure DHCP (optional):</w:t>
+      </w:r>
+    </w:p>
+    <w:p>
+      <w:pPr>
+        <w:numPr>
+          <w:ilvl w:val="1"/>
+          <w:numId w:val="1060"/>
+        </w:numPr>
+        <w:pStyle w:val="Compact"/>
+      </w:pPr>
+      <w:r>
+        <w:t xml:space="preserve">Go to</w:t>
+      </w:r>
+      <w:r>
+        <w:t xml:space="preserve"> </w:t>
+      </w:r>
+      <w:r>
+        <w:rPr>
+          <w:b/>
+        </w:rPr>
+        <w:t xml:space="preserve">Services → DHCP Server</w:t>
+      </w:r>
+    </w:p>
+    <w:p>
+      <w:pPr>
+        <w:numPr>
+          <w:ilvl w:val="1"/>
+          <w:numId w:val="1060"/>
+        </w:numPr>
+        <w:pStyle w:val="Compact"/>
+      </w:pPr>
+      <w:r>
+        <w:t xml:space="preserve">Enable DHCP on each VLAN interface with appropriate ranges</w:t>
+      </w:r>
+    </w:p>
+    <w:p>
+      <w:pPr>
+        <w:numPr>
+          <w:ilvl w:val="0"/>
+          <w:numId w:val="1054"/>
+        </w:numPr>
+      </w:pPr>
+      <w:r>
+        <w:rPr>
+          <w:b/>
+        </w:rPr>
+        <w:t xml:space="preserve">Create firewall rules for isolation:</w:t>
+      </w:r>
+    </w:p>
+    <w:p>
+      <w:pPr>
+        <w:numPr>
+          <w:ilvl w:val="0"/>
+          <w:numId w:val="1000"/>
+        </w:numPr>
+      </w:pPr>
+      <w:r>
+        <w:rPr>
+          <w:b/>
+        </w:rPr>
+        <w:t xml:space="preserve">HR VLAN rules:</w:t>
+      </w:r>
+    </w:p>
+    <w:p>
+      <w:pPr>
+        <w:numPr>
+          <w:ilvl w:val="1"/>
+          <w:numId w:val="1061"/>
+        </w:numPr>
+        <w:pStyle w:val="Compact"/>
+      </w:pPr>
+      <w:r>
+        <w:t xml:space="preserve">Allow DNS to DC01 (10.50.1.10:53)</w:t>
+      </w:r>
+    </w:p>
+    <w:p>
+      <w:pPr>
+        <w:numPr>
+          <w:ilvl w:val="1"/>
+          <w:numId w:val="1061"/>
+        </w:numPr>
+        <w:pStyle w:val="Compact"/>
+      </w:pPr>
+      <w:r>
+        <w:t xml:space="preserve">Allow AD traffic to DC01</w:t>
+      </w:r>
+    </w:p>
+    <w:p>
+      <w:pPr>
+        <w:numPr>
+          <w:ilvl w:val="1"/>
+          <w:numId w:val="1061"/>
+        </w:numPr>
+        <w:pStyle w:val="Compact"/>
+      </w:pPr>
+      <w:r>
+        <w:t xml:space="preserve">Block traffic to Finance, Engineering, Guest</w:t>
+      </w:r>
+    </w:p>
+    <w:p>
+      <w:pPr>
+        <w:numPr>
+          <w:ilvl w:val="1"/>
+          <w:numId w:val="1061"/>
+        </w:numPr>
+        <w:pStyle w:val="Compact"/>
+      </w:pPr>
+      <w:r>
+        <w:t xml:space="preserve">Default deny</w:t>
+      </w:r>
+    </w:p>
+    <w:p>
+      <w:pPr>
+        <w:numPr>
+          <w:ilvl w:val="0"/>
+          <w:numId w:val="1000"/>
+        </w:numPr>
+      </w:pPr>
+      <w:r>
+        <w:rPr>
+          <w:b/>
+        </w:rPr>
+        <w:t xml:space="preserve">Finance VLAN rules:</w:t>
+      </w:r>
+    </w:p>
+    <w:p>
+      <w:pPr>
+        <w:numPr>
+          <w:ilvl w:val="1"/>
+          <w:numId w:val="1062"/>
+        </w:numPr>
+        <w:pStyle w:val="Compact"/>
+      </w:pPr>
+      <w:r>
+        <w:t xml:space="preserve">Allow DNS to DC01</w:t>
+      </w:r>
+    </w:p>
+    <w:p>
+      <w:pPr>
+        <w:numPr>
+          <w:ilvl w:val="1"/>
+          <w:numId w:val="1062"/>
+        </w:numPr>
+        <w:pStyle w:val="Compact"/>
+      </w:pPr>
+      <w:r>
+        <w:t xml:space="preserve">Allow HTTPS to accounting app</w:t>
+      </w:r>
+    </w:p>
+    <w:p>
+      <w:pPr>
+        <w:numPr>
+          <w:ilvl w:val="1"/>
+          <w:numId w:val="1062"/>
+        </w:numPr>
+        <w:pStyle w:val="Compact"/>
+      </w:pPr>
+      <w:r>
+        <w:t xml:space="preserve">Block traffic to HR, Engineering, Guest</w:t>
+      </w:r>
+    </w:p>
+    <w:p>
+      <w:pPr>
+        <w:numPr>
+          <w:ilvl w:val="1"/>
+          <w:numId w:val="1062"/>
+        </w:numPr>
+        <w:pStyle w:val="Compact"/>
+      </w:pPr>
+      <w:r>
+        <w:t xml:space="preserve">Default deny</w:t>
+      </w:r>
+    </w:p>
+    <w:p>
+      <w:pPr>
+        <w:numPr>
+          <w:ilvl w:val="0"/>
+          <w:numId w:val="1000"/>
+        </w:numPr>
+      </w:pPr>
+      <w:r>
+        <w:rPr>
+          <w:b/>
+        </w:rPr>
+        <w:t xml:space="preserve">Guest VLAN rules:</w:t>
+      </w:r>
+    </w:p>
+    <w:p>
+      <w:pPr>
+        <w:numPr>
+          <w:ilvl w:val="1"/>
+          <w:numId w:val="1063"/>
+        </w:numPr>
+        <w:pStyle w:val="Compact"/>
+      </w:pPr>
+      <w:r>
+        <w:t xml:space="preserve">Allow DNS (any DNS server)</w:t>
+      </w:r>
+    </w:p>
+    <w:p>
+      <w:pPr>
+        <w:numPr>
+          <w:ilvl w:val="1"/>
+          <w:numId w:val="1063"/>
+        </w:numPr>
+        <w:pStyle w:val="Compact"/>
+      </w:pPr>
+      <w:r>
+        <w:t xml:space="preserve">Allow HTTP/HTTPS to internet</w:t>
+      </w:r>
+    </w:p>
+    <w:p>
+      <w:pPr>
+        <w:numPr>
+          <w:ilvl w:val="1"/>
+          <w:numId w:val="1063"/>
+        </w:numPr>
+        <w:pStyle w:val="Compact"/>
+      </w:pPr>
+      <w:r>
+        <w:rPr>
+          <w:b/>
+        </w:rPr>
+        <w:t xml:space="preserve">Block ALL internal networks</w:t>
+      </w:r>
+      <w:r>
+        <w:t xml:space="preserve"> </w:t>
+      </w:r>
+      <w:r>
+        <w:t xml:space="preserve">(most important rule)</w:t>
+      </w:r>
+    </w:p>
+    <w:p>
+      <w:pPr>
+        <w:numPr>
+          <w:ilvl w:val="1"/>
+          <w:numId w:val="1063"/>
+        </w:numPr>
+        <w:pStyle w:val="Compact"/>
+      </w:pPr>
+      <w:r>
+        <w:t xml:space="preserve">Default deny</w:t>
+      </w:r>
+    </w:p>
+    <w:p>
+      <w:pPr>
+        <w:numPr>
+          <w:ilvl w:val="0"/>
+          <w:numId w:val="1054"/>
+        </w:numPr>
+      </w:pPr>
+      <w:r>
+        <w:rPr>
+          <w:b/>
+        </w:rPr>
+        <w:t xml:space="preserve">Verify isolation:</w:t>
+      </w:r>
+    </w:p>
+    <w:p>
+      <w:pPr>
+        <w:numPr>
+          <w:ilvl w:val="1"/>
+          <w:numId w:val="1064"/>
+        </w:numPr>
+        <w:pStyle w:val="Compact"/>
+      </w:pPr>
+      <w:r>
+        <w:t xml:space="preserve">From each VLAN, test connectivity:</w:t>
       </w:r>
     </w:p>
     <w:p>
       <w:pPr>
         <w:numPr>
           <w:ilvl w:val="2"/>
-          <w:numId w:val="1055"/>
-        </w:numPr>
-        <w:pStyle w:val="Compact"/>
-      </w:pPr>
-      <w:r>
-        <w:t xml:space="preserve">Parent Interface:</w:t>
-      </w:r>
-      <w:r>
-        <w:t xml:space="preserve"> </w:t>
-      </w:r>
+          <w:numId w:val="1065"/>
+        </w:numPr>
+        <w:pStyle w:val="Compact"/>
+      </w:pPr>
+      <w:r>
+        <w:t xml:space="preserve">☐ Guest cannot reach HR</w:t>
+      </w:r>
+    </w:p>
+    <w:p>
+      <w:pPr>
+        <w:numPr>
+          <w:ilvl w:val="2"/>
+          <w:numId w:val="1065"/>
+        </w:numPr>
+        <w:pStyle w:val="Compact"/>
+      </w:pPr>
+      <w:r>
+        <w:t xml:space="preserve">☐ Guest cannot reach Finance</w:t>
+      </w:r>
+    </w:p>
+    <w:p>
+      <w:pPr>
+        <w:numPr>
+          <w:ilvl w:val="2"/>
+          <w:numId w:val="1065"/>
+        </w:numPr>
+        <w:pStyle w:val="Compact"/>
+      </w:pPr>
+      <w:r>
+        <w:t xml:space="preserve">☐ Engineering cannot reach Finance</w:t>
+      </w:r>
+    </w:p>
+    <w:p>
+      <w:pPr>
+        <w:numPr>
+          <w:ilvl w:val="2"/>
+          <w:numId w:val="1065"/>
+        </w:numPr>
+        <w:pStyle w:val="Compact"/>
+      </w:pPr>
+      <w:r>
+        <w:t xml:space="preserve">☐ All departments can reach DC01 for DNS</w:t>
+      </w:r>
+    </w:p>
+    <w:p>
+      <w:pPr>
+        <w:numPr>
+          <w:ilvl w:val="2"/>
+          <w:numId w:val="1065"/>
+        </w:numPr>
+        <w:pStyle w:val="Compact"/>
+      </w:pPr>
+      <w:r>
+        <w:t xml:space="preserve">☐ Guest can browse the internet</w:t>
+      </w:r>
+    </w:p>
+    <w:p>
+      <w:pPr>
+        <w:numPr>
+          <w:ilvl w:val="0"/>
+          <w:numId w:val="1054"/>
+        </w:numPr>
+      </w:pPr>
+      <w:r>
+        <w:rPr>
+          <w:b/>
+        </w:rPr>
+        <w:t xml:space="preserve">Save evidence:</w:t>
+      </w:r>
+    </w:p>
+    <w:p>
+      <w:pPr>
+        <w:numPr>
+          <w:ilvl w:val="0"/>
+          <w:numId w:val="1000"/>
+        </w:numPr>
+        <w:pStyle w:val="SourceCode"/>
+      </w:pPr>
       <w:r>
         <w:rPr>
           <w:rStyle w:val="VerbatimChar"/>
         </w:rPr>
-        <w:t xml:space="preserve">vtnet1</w:t>
-      </w:r>
-      <w:r>
-        <w:t xml:space="preserve"> </w:t>
-      </w:r>
-      <w:r>
-        <w:t xml:space="preserve">(LAN)</w:t>
-      </w:r>
-    </w:p>
-    <w:p>
-      <w:pPr>
-        <w:numPr>
-          <w:ilvl w:val="2"/>
-          <w:numId w:val="1055"/>
-        </w:numPr>
-        <w:pStyle w:val="Compact"/>
-      </w:pPr>
-      <w:r>
-        <w:t xml:space="preserve">VLAN Tag:</w:t>
-      </w:r>
-      <w:r>
-        <w:t xml:space="preserve"> </w:t>
+        <w:t xml:space="preserve">Save as: C:\CyberLab\PodXX\SC-Artifacts\M2-L3_VLAN_Config.png</w:t>
+      </w:r>
+      <w:r>
+        <w:br/>
       </w:r>
       <w:r>
         <w:rPr>
           <w:rStyle w:val="VerbatimChar"/>
         </w:rPr>
-        <w:t xml:space="preserve">10</w:t>
-      </w:r>
-    </w:p>
-    <w:p>
-      <w:pPr>
-        <w:numPr>
-          <w:ilvl w:val="2"/>
-          <w:numId w:val="1055"/>
-        </w:numPr>
-        <w:pStyle w:val="Compact"/>
-      </w:pPr>
-      <w:r>
-        <w:t xml:space="preserve">Description:</w:t>
-      </w:r>
-      <w:r>
-        <w:t xml:space="preserve"> </w:t>
-      </w:r>
-      <w:r>
-        <w:rPr>
-          <w:rStyle w:val="VerbatimChar"/>
-        </w:rPr>
-        <w:t xml:space="preserve">HR Department</w:t>
-      </w:r>
-    </w:p>
-    <w:p>
-      <w:pPr>
-        <w:numPr>
-          <w:ilvl w:val="1"/>
-          <w:numId w:val="1054"/>
-        </w:numPr>
-        <w:pStyle w:val="Compact"/>
-      </w:pPr>
-      <w:r>
-        <w:t xml:space="preserve">Repeat for:</w:t>
-      </w:r>
-    </w:p>
-    <w:p>
-      <w:pPr>
-        <w:numPr>
-          <w:ilvl w:val="2"/>
-          <w:numId w:val="1056"/>
-        </w:numPr>
-        <w:pStyle w:val="Compact"/>
-      </w:pPr>
-      <w:r>
-        <w:t xml:space="preserve">VLAN 20 — Finance</w:t>
-      </w:r>
-    </w:p>
-    <w:p>
-      <w:pPr>
-        <w:numPr>
-          <w:ilvl w:val="2"/>
-          <w:numId w:val="1056"/>
-        </w:numPr>
-        <w:pStyle w:val="Compact"/>
-      </w:pPr>
-      <w:r>
-        <w:t xml:space="preserve">VLAN 30 — Engineering</w:t>
-      </w:r>
-    </w:p>
-    <w:p>
-      <w:pPr>
-        <w:numPr>
-          <w:ilvl w:val="2"/>
-          <w:numId w:val="1056"/>
-        </w:numPr>
-        <w:pStyle w:val="Compact"/>
-      </w:pPr>
-      <w:r>
-        <w:t xml:space="preserve">VLAN 40 — Guest WiFi</w:t>
-      </w:r>
-    </w:p>
-    <w:p>
-      <w:pPr>
-        <w:numPr>
-          <w:ilvl w:val="0"/>
-          <w:numId w:val="1052"/>
-        </w:numPr>
-      </w:pPr>
-      <w:r>
-        <w:rPr>
-          <w:b/>
-        </w:rPr>
-        <w:t xml:space="preserve">Assign VLAN interfaces:</w:t>
-      </w:r>
-    </w:p>
-    <w:p>
-      <w:pPr>
-        <w:numPr>
-          <w:ilvl w:val="1"/>
-          <w:numId w:val="1057"/>
-        </w:numPr>
-        <w:pStyle w:val="Compact"/>
-      </w:pPr>
-      <w:r>
-        <w:t xml:space="preserve">Go to</w:t>
-      </w:r>
-      <w:r>
-        <w:t xml:space="preserve"> </w:t>
-      </w:r>
-      <w:r>
-        <w:rPr>
-          <w:b/>
-        </w:rPr>
-        <w:t xml:space="preserve">Interfaces → Assignments</w:t>
-      </w:r>
-    </w:p>
-    <w:p>
-      <w:pPr>
-        <w:numPr>
-          <w:ilvl w:val="1"/>
-          <w:numId w:val="1057"/>
-        </w:numPr>
-        <w:pStyle w:val="Compact"/>
-      </w:pPr>
-      <w:r>
-        <w:t xml:space="preserve">Assign each VLAN as a new interface (OPT1 through OPT4)</w:t>
-      </w:r>
-    </w:p>
-    <w:p>
-      <w:pPr>
-        <w:numPr>
-          <w:ilvl w:val="1"/>
-          <w:numId w:val="1057"/>
-        </w:numPr>
-        <w:pStyle w:val="Compact"/>
-      </w:pPr>
-      <w:r>
-        <w:t xml:space="preserve">Rename them: HR, FINANCE, ENGINEERING, GUEST</w:t>
-      </w:r>
-    </w:p>
-    <w:p>
-      <w:pPr>
-        <w:numPr>
-          <w:ilvl w:val="1"/>
-          <w:numId w:val="1057"/>
-        </w:numPr>
-        <w:pStyle w:val="Compact"/>
-      </w:pPr>
-      <w:r>
-        <w:t xml:space="preserve">Set each interface IP (e.g., 10.51.XX.10.1/24 for HR)</w:t>
-      </w:r>
-    </w:p>
-    <w:p>
-      <w:pPr>
-        <w:numPr>
-          <w:ilvl w:val="1"/>
-          <w:numId w:val="1057"/>
-        </w:numPr>
-        <w:pStyle w:val="Compact"/>
-      </w:pPr>
-      <w:r>
-        <w:t xml:space="preserve">Enable each interface → Save → Apply</w:t>
-      </w:r>
-    </w:p>
-    <w:p>
-      <w:pPr>
-        <w:numPr>
-          <w:ilvl w:val="0"/>
-          <w:numId w:val="1052"/>
-        </w:numPr>
-      </w:pPr>
-      <w:r>
-        <w:rPr>
-          <w:b/>
-        </w:rPr>
-        <w:t xml:space="preserve">Configure DHCP (optional):</w:t>
-      </w:r>
-    </w:p>
-    <w:p>
-      <w:pPr>
-        <w:numPr>
-          <w:ilvl w:val="1"/>
-          <w:numId w:val="1058"/>
-        </w:numPr>
-        <w:pStyle w:val="Compact"/>
-      </w:pPr>
-      <w:r>
-        <w:t xml:space="preserve">Go to</w:t>
-      </w:r>
-      <w:r>
-        <w:t xml:space="preserve"> </w:t>
-      </w:r>
-      <w:r>
-        <w:rPr>
-          <w:b/>
-        </w:rPr>
-        <w:t xml:space="preserve">Services → DHCP Server</w:t>
-      </w:r>
-    </w:p>
-    <w:p>
-      <w:pPr>
-        <w:numPr>
-          <w:ilvl w:val="1"/>
-          <w:numId w:val="1058"/>
-        </w:numPr>
-        <w:pStyle w:val="Compact"/>
-      </w:pPr>
-      <w:r>
-        <w:t xml:space="preserve">Enable DHCP on each VLAN interface with appropriate ranges</w:t>
-      </w:r>
-    </w:p>
-    <w:p>
-      <w:pPr>
-        <w:numPr>
-          <w:ilvl w:val="0"/>
-          <w:numId w:val="1052"/>
-        </w:numPr>
-      </w:pPr>
-      <w:r>
-        <w:rPr>
-          <w:b/>
-        </w:rPr>
-        <w:t xml:space="preserve">Create firewall rules for isolation:</w:t>
-      </w:r>
-    </w:p>
-    <w:p>
-      <w:pPr>
-        <w:numPr>
-          <w:ilvl w:val="0"/>
-          <w:numId w:val="1000"/>
-        </w:numPr>
-      </w:pPr>
-      <w:r>
-        <w:rPr>
-          <w:b/>
-        </w:rPr>
-        <w:t xml:space="preserve">HR VLAN rules:</w:t>
-      </w:r>
-    </w:p>
-    <w:p>
-      <w:pPr>
-        <w:numPr>
-          <w:ilvl w:val="1"/>
-          <w:numId w:val="1059"/>
-        </w:numPr>
-        <w:pStyle w:val="Compact"/>
-      </w:pPr>
-      <w:r>
-        <w:t xml:space="preserve">Allow DNS to DC01 (10.50.1.10:53)</w:t>
-      </w:r>
-    </w:p>
-    <w:p>
-      <w:pPr>
-        <w:numPr>
-          <w:ilvl w:val="1"/>
-          <w:numId w:val="1059"/>
-        </w:numPr>
-        <w:pStyle w:val="Compact"/>
-      </w:pPr>
-      <w:r>
-        <w:t xml:space="preserve">Allow AD traffic to DC01</w:t>
-      </w:r>
-    </w:p>
-    <w:p>
-      <w:pPr>
-        <w:numPr>
-          <w:ilvl w:val="1"/>
-          <w:numId w:val="1059"/>
-        </w:numPr>
-        <w:pStyle w:val="Compact"/>
-      </w:pPr>
-      <w:r>
-        <w:t xml:space="preserve">Block traffic to Finance, Engineering, Guest</w:t>
-      </w:r>
-    </w:p>
-    <w:p>
-      <w:pPr>
-        <w:numPr>
-          <w:ilvl w:val="1"/>
-          <w:numId w:val="1059"/>
-        </w:numPr>
-        <w:pStyle w:val="Compact"/>
-      </w:pPr>
-      <w:r>
-        <w:t xml:space="preserve">Default deny</w:t>
-      </w:r>
-    </w:p>
-    <w:p>
-      <w:pPr>
-        <w:numPr>
-          <w:ilvl w:val="0"/>
-          <w:numId w:val="1000"/>
-        </w:numPr>
-      </w:pPr>
-      <w:r>
-        <w:rPr>
-          <w:b/>
-        </w:rPr>
-        <w:t xml:space="preserve">Finance VLAN rules:</w:t>
-      </w:r>
-    </w:p>
-    <w:p>
-      <w:pPr>
-        <w:numPr>
-          <w:ilvl w:val="1"/>
-          <w:numId w:val="1060"/>
-        </w:numPr>
-        <w:pStyle w:val="Compact"/>
-      </w:pPr>
-      <w:r>
-        <w:t xml:space="preserve">Allow DNS to DC01</w:t>
-      </w:r>
-    </w:p>
-    <w:p>
-      <w:pPr>
-        <w:numPr>
-          <w:ilvl w:val="1"/>
-          <w:numId w:val="1060"/>
-        </w:numPr>
-        <w:pStyle w:val="Compact"/>
-      </w:pPr>
-      <w:r>
-        <w:t xml:space="preserve">Allow HTTPS to accounting app</w:t>
-      </w:r>
-    </w:p>
-    <w:p>
-      <w:pPr>
-        <w:numPr>
-          <w:ilvl w:val="1"/>
-          <w:numId w:val="1060"/>
-        </w:numPr>
-        <w:pStyle w:val="Compact"/>
-      </w:pPr>
-      <w:r>
-        <w:t xml:space="preserve">Block traffic to HR, Engineering, Guest</w:t>
-      </w:r>
-    </w:p>
-    <w:p>
-      <w:pPr>
-        <w:numPr>
-          <w:ilvl w:val="1"/>
-          <w:numId w:val="1060"/>
-        </w:numPr>
-        <w:pStyle w:val="Compact"/>
-      </w:pPr>
-      <w:r>
-        <w:t xml:space="preserve">Default deny</w:t>
-      </w:r>
-    </w:p>
-    <w:p>
-      <w:pPr>
-        <w:numPr>
-          <w:ilvl w:val="0"/>
-          <w:numId w:val="1000"/>
-        </w:numPr>
-      </w:pPr>
-      <w:r>
-        <w:rPr>
-          <w:b/>
-        </w:rPr>
-        <w:t xml:space="preserve">Guest VLAN rules:</w:t>
-      </w:r>
-    </w:p>
-    <w:p>
-      <w:pPr>
-        <w:numPr>
-          <w:ilvl w:val="1"/>
-          <w:numId w:val="1061"/>
-        </w:numPr>
-        <w:pStyle w:val="Compact"/>
-      </w:pPr>
-      <w:r>
-        <w:t xml:space="preserve">Allow DNS (any DNS server)</w:t>
-      </w:r>
-    </w:p>
-    <w:p>
-      <w:pPr>
-        <w:numPr>
-          <w:ilvl w:val="1"/>
-          <w:numId w:val="1061"/>
-        </w:numPr>
-        <w:pStyle w:val="Compact"/>
-      </w:pPr>
-      <w:r>
-        <w:t xml:space="preserve">Allow HTTP/HTTPS to internet</w:t>
-      </w:r>
-    </w:p>
-    <w:p>
-      <w:pPr>
-        <w:numPr>
-          <w:ilvl w:val="1"/>
-          <w:numId w:val="1061"/>
-        </w:numPr>
-        <w:pStyle w:val="Compact"/>
-      </w:pPr>
-      <w:r>
-        <w:rPr>
-          <w:b/>
-        </w:rPr>
-        <w:t xml:space="preserve">Block ALL internal networks</w:t>
-      </w:r>
-      <w:r>
-        <w:t xml:space="preserve"> </w:t>
-      </w:r>
-      <w:r>
-        <w:t xml:space="preserve">(most important rule)</w:t>
-      </w:r>
-    </w:p>
-    <w:p>
-      <w:pPr>
-        <w:numPr>
-          <w:ilvl w:val="1"/>
-          <w:numId w:val="1061"/>
-        </w:numPr>
-        <w:pStyle w:val="Compact"/>
-      </w:pPr>
-      <w:r>
-        <w:t xml:space="preserve">Default deny</w:t>
-      </w:r>
-    </w:p>
-    <w:p>
-      <w:pPr>
-        <w:numPr>
-          <w:ilvl w:val="0"/>
-          <w:numId w:val="1052"/>
-        </w:numPr>
-      </w:pPr>
-      <w:r>
-        <w:rPr>
-          <w:b/>
-        </w:rPr>
-        <w:t xml:space="preserve">Verify isolation:</w:t>
-      </w:r>
-    </w:p>
-    <w:p>
-      <w:pPr>
-        <w:numPr>
-          <w:ilvl w:val="1"/>
-          <w:numId w:val="1062"/>
-        </w:numPr>
-        <w:pStyle w:val="Compact"/>
-      </w:pPr>
-      <w:r>
-        <w:t xml:space="preserve">From each VLAN, test connectivity:</w:t>
-      </w:r>
-    </w:p>
-    <w:p>
-      <w:pPr>
-        <w:numPr>
-          <w:ilvl w:val="2"/>
-          <w:numId w:val="1063"/>
-        </w:numPr>
-        <w:pStyle w:val="Compact"/>
-      </w:pPr>
-      <w:r>
-        <w:t xml:space="preserve">☐ Guest cannot reach HR</w:t>
-      </w:r>
-    </w:p>
-    <w:p>
-      <w:pPr>
-        <w:numPr>
-          <w:ilvl w:val="2"/>
-          <w:numId w:val="1063"/>
-        </w:numPr>
-        <w:pStyle w:val="Compact"/>
-      </w:pPr>
-      <w:r>
-        <w:t xml:space="preserve">☐ Guest cannot reach Finance</w:t>
-      </w:r>
-    </w:p>
-    <w:p>
-      <w:pPr>
-        <w:numPr>
-          <w:ilvl w:val="2"/>
-          <w:numId w:val="1063"/>
-        </w:numPr>
-        <w:pStyle w:val="Compact"/>
-      </w:pPr>
-      <w:r>
-        <w:t xml:space="preserve">☐ Engineering cannot reach Finance</w:t>
-      </w:r>
-    </w:p>
-    <w:p>
-      <w:pPr>
-        <w:numPr>
-          <w:ilvl w:val="2"/>
-          <w:numId w:val="1063"/>
-        </w:numPr>
-        <w:pStyle w:val="Compact"/>
-      </w:pPr>
-      <w:r>
-        <w:t xml:space="preserve">☐ All departments can reach DC01 for DNS</w:t>
-      </w:r>
-    </w:p>
-    <w:p>
-      <w:pPr>
-        <w:numPr>
-          <w:ilvl w:val="2"/>
-          <w:numId w:val="1063"/>
-        </w:numPr>
-        <w:pStyle w:val="Compact"/>
-      </w:pPr>
-      <w:r>
-        <w:t xml:space="preserve">☐ Guest can browse the internet</w:t>
-      </w:r>
-    </w:p>
-    <w:p>
-      <w:pPr>
-        <w:numPr>
-          <w:ilvl w:val="0"/>
-          <w:numId w:val="1052"/>
-        </w:numPr>
-      </w:pPr>
-      <w:r>
-        <w:rPr>
-          <w:b/>
-        </w:rPr>
-        <w:t xml:space="preserve">Save evidence:</w:t>
-      </w:r>
-    </w:p>
-    <w:p>
-      <w:pPr>
-        <w:numPr>
-          <w:ilvl w:val="0"/>
-          <w:numId w:val="1000"/>
-        </w:numPr>
-        <w:pStyle w:val="SourceCode"/>
-      </w:pPr>
-      <w:r>
-        <w:rPr>
-          <w:rStyle w:val="VerbatimChar"/>
-        </w:rPr>
-        <w:t xml:space="preserve">Save as: C:\CyberLab\PodXX\SC-Artifacts\M2-L3_VLAN_Config.png</w:t>
-      </w:r>
-      <w:r>
-        <w:br/>
-      </w:r>
-      <w:r>
-        <w:rPr>
-          <w:rStyle w:val="VerbatimChar"/>
-        </w:rPr>
         <w:t xml:space="preserve">Save as: C:\CyberLab\PodXX\SC-Artifacts\M2-L3_Isolation_Test.txt</w:t>
+      </w:r>
+    </w:p>
+    <w:p>
+      <w:pPr>
+        <w:pStyle w:val="FirstParagraph"/>
+      </w:pPr>
+      <w:r>
+        <w:rPr>
+          <w:b/>
+        </w:rPr>
+        <w:t xml:space="preserve">How the automated check scores this lab:</w:t>
+      </w:r>
+      <w:r>
+        <w:t xml:space="preserve"> </w:t>
+      </w:r>
+      <w:r>
+        <w:t xml:space="preserve">it passes when two or more VLANs</w:t>
+      </w:r>
+      <w:r>
+        <w:t xml:space="preserve"> </w:t>
+      </w:r>
+      <w:r>
+        <w:t xml:space="preserve">exist on the firewall. The isolation rules and test evidence are graded by your</w:t>
+      </w:r>
+      <w:r>
+        <w:t xml:space="preserve"> </w:t>
+      </w:r>
+      <w:r>
+        <w:t xml:space="preserve">instructor.</w:t>
       </w:r>
     </w:p>
     <w:p>
@@ -6003,7 +6710,7 @@
       <w:pPr>
         <w:numPr>
           <w:ilvl w:val="0"/>
-          <w:numId w:val="1064"/>
+          <w:numId w:val="1066"/>
         </w:numPr>
       </w:pPr>
       <w:r>
@@ -6032,7 +6739,7 @@
       <w:pPr>
         <w:numPr>
           <w:ilvl w:val="0"/>
-          <w:numId w:val="1064"/>
+          <w:numId w:val="1066"/>
         </w:numPr>
       </w:pPr>
       <w:r>
@@ -6046,7 +6753,7 @@
       <w:pPr>
         <w:numPr>
           <w:ilvl w:val="1"/>
-          <w:numId w:val="1065"/>
+          <w:numId w:val="1067"/>
         </w:numPr>
         <w:pStyle w:val="Compact"/>
       </w:pPr>
@@ -6067,7 +6774,7 @@
       <w:pPr>
         <w:numPr>
           <w:ilvl w:val="0"/>
-          <w:numId w:val="1064"/>
+          <w:numId w:val="1066"/>
         </w:numPr>
       </w:pPr>
       <w:r>
@@ -6408,7 +7115,7 @@
       <w:pPr>
         <w:numPr>
           <w:ilvl w:val="0"/>
-          <w:numId w:val="1064"/>
+          <w:numId w:val="1066"/>
         </w:numPr>
       </w:pPr>
       <w:r>
@@ -6422,7 +7129,7 @@
       <w:pPr>
         <w:numPr>
           <w:ilvl w:val="0"/>
-          <w:numId w:val="1064"/>
+          <w:numId w:val="1066"/>
         </w:numPr>
       </w:pPr>
       <w:r>
@@ -6436,138 +7143,138 @@
       <w:pPr>
         <w:numPr>
           <w:ilvl w:val="1"/>
+          <w:numId w:val="1068"/>
+        </w:numPr>
+        <w:pStyle w:val="Compact"/>
+      </w:pPr>
+      <w:r>
+        <w:t xml:space="preserve">Delete all [A] Allow Any rules</w:t>
+      </w:r>
+    </w:p>
+    <w:p>
+      <w:pPr>
+        <w:numPr>
+          <w:ilvl w:val="1"/>
+          <w:numId w:val="1068"/>
+        </w:numPr>
+        <w:pStyle w:val="Compact"/>
+      </w:pPr>
+      <w:r>
+        <w:t xml:space="preserve">Delete all [D] Duplicate rules</w:t>
+      </w:r>
+    </w:p>
+    <w:p>
+      <w:pPr>
+        <w:numPr>
+          <w:ilvl w:val="1"/>
+          <w:numId w:val="1068"/>
+        </w:numPr>
+        <w:pStyle w:val="Compact"/>
+      </w:pPr>
+      <w:r>
+        <w:t xml:space="preserve">Delete all [U] Unused rules</w:t>
+      </w:r>
+    </w:p>
+    <w:p>
+      <w:pPr>
+        <w:numPr>
+          <w:ilvl w:val="1"/>
+          <w:numId w:val="1068"/>
+        </w:numPr>
+        <w:pStyle w:val="Compact"/>
+      </w:pPr>
+      <w:r>
+        <w:t xml:space="preserve">Move [S] Shadowed rules above the rule blocking them, OR delete if unnecessary</w:t>
+      </w:r>
+    </w:p>
+    <w:p>
+      <w:pPr>
+        <w:numPr>
+          <w:ilvl w:val="1"/>
+          <w:numId w:val="1068"/>
+        </w:numPr>
+        <w:pStyle w:val="Compact"/>
+      </w:pPr>
+      <w:r>
+        <w:t xml:space="preserve">Keep [O] OK rules</w:t>
+      </w:r>
+    </w:p>
+    <w:p>
+      <w:pPr>
+        <w:numPr>
+          <w:ilvl w:val="1"/>
+          <w:numId w:val="1068"/>
+        </w:numPr>
+        <w:pStyle w:val="Compact"/>
+      </w:pPr>
+      <w:r>
+        <w:t xml:space="preserve">Click</w:t>
+      </w:r>
+      <w:r>
+        <w:t xml:space="preserve"> </w:t>
+      </w:r>
+      <w:r>
+        <w:rPr>
+          <w:b/>
+        </w:rPr>
+        <w:t xml:space="preserve">Apply Changes</w:t>
+      </w:r>
+    </w:p>
+    <w:p>
+      <w:pPr>
+        <w:numPr>
+          <w:ilvl w:val="0"/>
           <w:numId w:val="1066"/>
         </w:numPr>
-        <w:pStyle w:val="Compact"/>
-      </w:pPr>
-      <w:r>
-        <w:t xml:space="preserve">Delete all [A] Allow Any rules</w:t>
-      </w:r>
-    </w:p>
-    <w:p>
-      <w:pPr>
-        <w:numPr>
-          <w:ilvl w:val="1"/>
+      </w:pPr>
+      <w:r>
+        <w:rPr>
+          <w:b/>
+        </w:rPr>
+        <w:t xml:space="preserve">Verify connectivity:</w:t>
+      </w:r>
+    </w:p>
+    <w:p>
+      <w:pPr>
+        <w:numPr>
+          <w:ilvl w:val="1"/>
+          <w:numId w:val="1069"/>
+        </w:numPr>
+        <w:pStyle w:val="Compact"/>
+      </w:pPr>
+      <w:r>
+        <w:t xml:space="preserve">DNS should still work</w:t>
+      </w:r>
+    </w:p>
+    <w:p>
+      <w:pPr>
+        <w:numPr>
+          <w:ilvl w:val="1"/>
+          <w:numId w:val="1069"/>
+        </w:numPr>
+        <w:pStyle w:val="Compact"/>
+      </w:pPr>
+      <w:r>
+        <w:t xml:space="preserve">Web browsing should still work</w:t>
+      </w:r>
+    </w:p>
+    <w:p>
+      <w:pPr>
+        <w:numPr>
+          <w:ilvl w:val="1"/>
+          <w:numId w:val="1069"/>
+        </w:numPr>
+        <w:pStyle w:val="Compact"/>
+      </w:pPr>
+      <w:r>
+        <w:t xml:space="preserve">Unauthorized traffic should be blocked</w:t>
+      </w:r>
+    </w:p>
+    <w:p>
+      <w:pPr>
+        <w:numPr>
+          <w:ilvl w:val="0"/>
           <w:numId w:val="1066"/>
-        </w:numPr>
-        <w:pStyle w:val="Compact"/>
-      </w:pPr>
-      <w:r>
-        <w:t xml:space="preserve">Delete all [D] Duplicate rules</w:t>
-      </w:r>
-    </w:p>
-    <w:p>
-      <w:pPr>
-        <w:numPr>
-          <w:ilvl w:val="1"/>
-          <w:numId w:val="1066"/>
-        </w:numPr>
-        <w:pStyle w:val="Compact"/>
-      </w:pPr>
-      <w:r>
-        <w:t xml:space="preserve">Delete all [U] Unused rules</w:t>
-      </w:r>
-    </w:p>
-    <w:p>
-      <w:pPr>
-        <w:numPr>
-          <w:ilvl w:val="1"/>
-          <w:numId w:val="1066"/>
-        </w:numPr>
-        <w:pStyle w:val="Compact"/>
-      </w:pPr>
-      <w:r>
-        <w:t xml:space="preserve">Move [S] Shadowed rules above the rule blocking them, OR delete if unnecessary</w:t>
-      </w:r>
-    </w:p>
-    <w:p>
-      <w:pPr>
-        <w:numPr>
-          <w:ilvl w:val="1"/>
-          <w:numId w:val="1066"/>
-        </w:numPr>
-        <w:pStyle w:val="Compact"/>
-      </w:pPr>
-      <w:r>
-        <w:t xml:space="preserve">Keep [O] OK rules</w:t>
-      </w:r>
-    </w:p>
-    <w:p>
-      <w:pPr>
-        <w:numPr>
-          <w:ilvl w:val="1"/>
-          <w:numId w:val="1066"/>
-        </w:numPr>
-        <w:pStyle w:val="Compact"/>
-      </w:pPr>
-      <w:r>
-        <w:t xml:space="preserve">Click</w:t>
-      </w:r>
-      <w:r>
-        <w:t xml:space="preserve"> </w:t>
-      </w:r>
-      <w:r>
-        <w:rPr>
-          <w:b/>
-        </w:rPr>
-        <w:t xml:space="preserve">Apply Changes</w:t>
-      </w:r>
-    </w:p>
-    <w:p>
-      <w:pPr>
-        <w:numPr>
-          <w:ilvl w:val="0"/>
-          <w:numId w:val="1064"/>
-        </w:numPr>
-      </w:pPr>
-      <w:r>
-        <w:rPr>
-          <w:b/>
-        </w:rPr>
-        <w:t xml:space="preserve">Verify connectivity:</w:t>
-      </w:r>
-    </w:p>
-    <w:p>
-      <w:pPr>
-        <w:numPr>
-          <w:ilvl w:val="1"/>
-          <w:numId w:val="1067"/>
-        </w:numPr>
-        <w:pStyle w:val="Compact"/>
-      </w:pPr>
-      <w:r>
-        <w:t xml:space="preserve">DNS should still work</w:t>
-      </w:r>
-    </w:p>
-    <w:p>
-      <w:pPr>
-        <w:numPr>
-          <w:ilvl w:val="1"/>
-          <w:numId w:val="1067"/>
-        </w:numPr>
-        <w:pStyle w:val="Compact"/>
-      </w:pPr>
-      <w:r>
-        <w:t xml:space="preserve">Web browsing should still work</w:t>
-      </w:r>
-    </w:p>
-    <w:p>
-      <w:pPr>
-        <w:numPr>
-          <w:ilvl w:val="1"/>
-          <w:numId w:val="1067"/>
-        </w:numPr>
-        <w:pStyle w:val="Compact"/>
-      </w:pPr>
-      <w:r>
-        <w:t xml:space="preserve">Unauthorized traffic should be blocked</w:t>
-      </w:r>
-    </w:p>
-    <w:p>
-      <w:pPr>
-        <w:numPr>
-          <w:ilvl w:val="0"/>
-          <w:numId w:val="1064"/>
         </w:numPr>
       </w:pPr>
       <w:r>
@@ -6697,7 +7404,7 @@
       <w:pPr>
         <w:numPr>
           <w:ilvl w:val="0"/>
-          <w:numId w:val="1068"/>
+          <w:numId w:val="1070"/>
         </w:numPr>
       </w:pPr>
       <w:r>
@@ -6726,7 +7433,7 @@
       <w:pPr>
         <w:numPr>
           <w:ilvl w:val="0"/>
-          <w:numId w:val="1068"/>
+          <w:numId w:val="1070"/>
         </w:numPr>
       </w:pPr>
       <w:r>
@@ -6740,7 +7447,7 @@
       <w:pPr>
         <w:numPr>
           <w:ilvl w:val="1"/>
-          <w:numId w:val="1069"/>
+          <w:numId w:val="1071"/>
         </w:numPr>
         <w:pStyle w:val="Compact"/>
       </w:pPr>
@@ -6752,7 +7459,7 @@
       <w:pPr>
         <w:numPr>
           <w:ilvl w:val="1"/>
-          <w:numId w:val="1069"/>
+          <w:numId w:val="1071"/>
         </w:numPr>
         <w:pStyle w:val="Compact"/>
       </w:pPr>
@@ -6764,7 +7471,7 @@
       <w:pPr>
         <w:numPr>
           <w:ilvl w:val="1"/>
-          <w:numId w:val="1069"/>
+          <w:numId w:val="1071"/>
         </w:numPr>
         <w:pStyle w:val="Compact"/>
       </w:pPr>
@@ -6776,7 +7483,7 @@
       <w:pPr>
         <w:numPr>
           <w:ilvl w:val="1"/>
-          <w:numId w:val="1069"/>
+          <w:numId w:val="1071"/>
         </w:numPr>
         <w:pStyle w:val="Compact"/>
       </w:pPr>
@@ -6788,7 +7495,7 @@
       <w:pPr>
         <w:numPr>
           <w:ilvl w:val="0"/>
-          <w:numId w:val="1068"/>
+          <w:numId w:val="1070"/>
         </w:numPr>
       </w:pPr>
       <w:r>
@@ -6802,222 +7509,222 @@
       <w:pPr>
         <w:numPr>
           <w:ilvl w:val="1"/>
+          <w:numId w:val="1072"/>
+        </w:numPr>
+        <w:pStyle w:val="Compact"/>
+      </w:pPr>
+      <w:r>
+        <w:t xml:space="preserve">Click and drag rules to reorder them (grab the three-line handle on the left)</w:t>
+      </w:r>
+    </w:p>
+    <w:p>
+      <w:pPr>
+        <w:numPr>
+          <w:ilvl w:val="1"/>
+          <w:numId w:val="1072"/>
+        </w:numPr>
+        <w:pStyle w:val="Compact"/>
+      </w:pPr>
+      <w:r>
+        <w:t xml:space="preserve">Or select a rule and use the arrow buttons to move it</w:t>
+      </w:r>
+    </w:p>
+    <w:p>
+      <w:pPr>
+        <w:numPr>
+          <w:ilvl w:val="1"/>
+          <w:numId w:val="1072"/>
+        </w:numPr>
+        <w:pStyle w:val="Compact"/>
+      </w:pPr>
+      <w:r>
+        <w:rPr>
+          <w:b/>
+        </w:rPr>
+        <w:t xml:space="preserve">Correct order:</w:t>
+      </w:r>
+    </w:p>
+    <w:p>
+      <w:pPr>
+        <w:numPr>
+          <w:ilvl w:val="2"/>
+          <w:numId w:val="1073"/>
+        </w:numPr>
+        <w:pStyle w:val="Compact"/>
+      </w:pPr>
+      <w:r>
+        <w:t xml:space="preserve">Anti-lockout (Web UI access) — keep first</w:t>
+      </w:r>
+    </w:p>
+    <w:p>
+      <w:pPr>
+        <w:numPr>
+          <w:ilvl w:val="2"/>
+          <w:numId w:val="1073"/>
+        </w:numPr>
+        <w:pStyle w:val="Compact"/>
+      </w:pPr>
+      <w:r>
+        <w:t xml:space="preserve">Allow DNS to DC01</w:t>
+      </w:r>
+    </w:p>
+    <w:p>
+      <w:pPr>
+        <w:numPr>
+          <w:ilvl w:val="2"/>
+          <w:numId w:val="1073"/>
+        </w:numPr>
+        <w:pStyle w:val="Compact"/>
+      </w:pPr>
+      <w:r>
+        <w:t xml:space="preserve">Allow Web traffic (80, 443)</w:t>
+      </w:r>
+    </w:p>
+    <w:p>
+      <w:pPr>
+        <w:numPr>
+          <w:ilvl w:val="2"/>
+          <w:numId w:val="1073"/>
+        </w:numPr>
+        <w:pStyle w:val="Compact"/>
+      </w:pPr>
+      <w:r>
+        <w:t xml:space="preserve">Allow RDP to DC01</w:t>
+      </w:r>
+    </w:p>
+    <w:p>
+      <w:pPr>
+        <w:numPr>
+          <w:ilvl w:val="2"/>
+          <w:numId w:val="1073"/>
+        </w:numPr>
+        <w:pStyle w:val="Compact"/>
+      </w:pPr>
+      <w:r>
+        <w:t xml:space="preserve">Allow ICMP/Ping</w:t>
+      </w:r>
+    </w:p>
+    <w:p>
+      <w:pPr>
+        <w:numPr>
+          <w:ilvl w:val="2"/>
+          <w:numId w:val="1073"/>
+        </w:numPr>
+        <w:pStyle w:val="Compact"/>
+      </w:pPr>
+      <w:r>
+        <w:t xml:space="preserve">Default Deny —</w:t>
+      </w:r>
+      <w:r>
+        <w:t xml:space="preserve"> </w:t>
+      </w:r>
+      <w:r>
+        <w:rPr>
+          <w:b/>
+        </w:rPr>
+        <w:t xml:space="preserve">must be LAST</w:t>
+      </w:r>
+    </w:p>
+    <w:p>
+      <w:pPr>
+        <w:numPr>
+          <w:ilvl w:val="0"/>
           <w:numId w:val="1070"/>
         </w:numPr>
-        <w:pStyle w:val="Compact"/>
-      </w:pPr>
-      <w:r>
-        <w:t xml:space="preserve">Click and drag rules to reorder them (grab the three-line handle on the left)</w:t>
-      </w:r>
-    </w:p>
-    <w:p>
-      <w:pPr>
-        <w:numPr>
-          <w:ilvl w:val="1"/>
+      </w:pPr>
+      <w:r>
+        <w:rPr>
+          <w:b/>
+        </w:rPr>
+        <w:t xml:space="preserve">Click Apply Changes</w:t>
+      </w:r>
+    </w:p>
+    <w:p>
+      <w:pPr>
+        <w:numPr>
+          <w:ilvl w:val="0"/>
           <w:numId w:val="1070"/>
         </w:numPr>
-        <w:pStyle w:val="Compact"/>
-      </w:pPr>
-      <w:r>
-        <w:t xml:space="preserve">Or select a rule and use the arrow buttons to move it</w:t>
-      </w:r>
-    </w:p>
-    <w:p>
-      <w:pPr>
-        <w:numPr>
-          <w:ilvl w:val="1"/>
+      </w:pPr>
+      <w:r>
+        <w:rPr>
+          <w:b/>
+        </w:rPr>
+        <w:t xml:space="preserve">Verify everything works:</w:t>
+      </w:r>
+    </w:p>
+    <w:p>
+      <w:pPr>
+        <w:numPr>
+          <w:ilvl w:val="1"/>
+          <w:numId w:val="1074"/>
+        </w:numPr>
+        <w:pStyle w:val="Compact"/>
+      </w:pPr>
+      <w:r>
+        <w:t xml:space="preserve">Go to</w:t>
+      </w:r>
+      <w:r>
+        <w:t xml:space="preserve"> </w:t>
+      </w:r>
+      <w:r>
+        <w:rPr>
+          <w:b/>
+        </w:rPr>
+        <w:t xml:space="preserve">Diagnostics → Ping</w:t>
+      </w:r>
+      <w:r>
+        <w:t xml:space="preserve"> </w:t>
+      </w:r>
+      <w:r>
+        <w:t xml:space="preserve">— ping 10.50.1.10 (should succeed now)</w:t>
+      </w:r>
+    </w:p>
+    <w:p>
+      <w:pPr>
+        <w:numPr>
+          <w:ilvl w:val="1"/>
+          <w:numId w:val="1074"/>
+        </w:numPr>
+        <w:pStyle w:val="Compact"/>
+      </w:pPr>
+      <w:r>
+        <w:t xml:space="preserve">Go to</w:t>
+      </w:r>
+      <w:r>
+        <w:t xml:space="preserve"> </w:t>
+      </w:r>
+      <w:r>
+        <w:rPr>
+          <w:b/>
+        </w:rPr>
+        <w:t xml:space="preserve">Status → System Logs → Firewall</w:t>
+      </w:r>
+      <w:r>
+        <w:t xml:space="preserve"> </w:t>
+      </w:r>
+      <w:r>
+        <w:t xml:space="preserve">— confirm traffic is flowing</w:t>
+      </w:r>
+    </w:p>
+    <w:p>
+      <w:pPr>
+        <w:numPr>
+          <w:ilvl w:val="1"/>
+          <w:numId w:val="1074"/>
+        </w:numPr>
+        <w:pStyle w:val="Compact"/>
+      </w:pPr>
+      <w:r>
+        <w:t xml:space="preserve">Check that the Default Deny is still catching unauthorized traffic</w:t>
+      </w:r>
+    </w:p>
+    <w:p>
+      <w:pPr>
+        <w:numPr>
+          <w:ilvl w:val="0"/>
           <w:numId w:val="1070"/>
         </w:numPr>
-        <w:pStyle w:val="Compact"/>
-      </w:pPr>
-      <w:r>
-        <w:rPr>
-          <w:b/>
-        </w:rPr>
-        <w:t xml:space="preserve">Correct order:</w:t>
-      </w:r>
-    </w:p>
-    <w:p>
-      <w:pPr>
-        <w:numPr>
-          <w:ilvl w:val="2"/>
-          <w:numId w:val="1071"/>
-        </w:numPr>
-        <w:pStyle w:val="Compact"/>
-      </w:pPr>
-      <w:r>
-        <w:t xml:space="preserve">Anti-lockout (Web UI access) — keep first</w:t>
-      </w:r>
-    </w:p>
-    <w:p>
-      <w:pPr>
-        <w:numPr>
-          <w:ilvl w:val="2"/>
-          <w:numId w:val="1071"/>
-        </w:numPr>
-        <w:pStyle w:val="Compact"/>
-      </w:pPr>
-      <w:r>
-        <w:t xml:space="preserve">Allow DNS to DC01</w:t>
-      </w:r>
-    </w:p>
-    <w:p>
-      <w:pPr>
-        <w:numPr>
-          <w:ilvl w:val="2"/>
-          <w:numId w:val="1071"/>
-        </w:numPr>
-        <w:pStyle w:val="Compact"/>
-      </w:pPr>
-      <w:r>
-        <w:t xml:space="preserve">Allow Web traffic (80, 443)</w:t>
-      </w:r>
-    </w:p>
-    <w:p>
-      <w:pPr>
-        <w:numPr>
-          <w:ilvl w:val="2"/>
-          <w:numId w:val="1071"/>
-        </w:numPr>
-        <w:pStyle w:val="Compact"/>
-      </w:pPr>
-      <w:r>
-        <w:t xml:space="preserve">Allow RDP to DC01</w:t>
-      </w:r>
-    </w:p>
-    <w:p>
-      <w:pPr>
-        <w:numPr>
-          <w:ilvl w:val="2"/>
-          <w:numId w:val="1071"/>
-        </w:numPr>
-        <w:pStyle w:val="Compact"/>
-      </w:pPr>
-      <w:r>
-        <w:t xml:space="preserve">Allow ICMP/Ping</w:t>
-      </w:r>
-    </w:p>
-    <w:p>
-      <w:pPr>
-        <w:numPr>
-          <w:ilvl w:val="2"/>
-          <w:numId w:val="1071"/>
-        </w:numPr>
-        <w:pStyle w:val="Compact"/>
-      </w:pPr>
-      <w:r>
-        <w:t xml:space="preserve">Default Deny —</w:t>
-      </w:r>
-      <w:r>
-        <w:t xml:space="preserve"> </w:t>
-      </w:r>
-      <w:r>
-        <w:rPr>
-          <w:b/>
-        </w:rPr>
-        <w:t xml:space="preserve">must be LAST</w:t>
-      </w:r>
-    </w:p>
-    <w:p>
-      <w:pPr>
-        <w:numPr>
-          <w:ilvl w:val="0"/>
-          <w:numId w:val="1068"/>
-        </w:numPr>
-      </w:pPr>
-      <w:r>
-        <w:rPr>
-          <w:b/>
-        </w:rPr>
-        <w:t xml:space="preserve">Click Apply Changes</w:t>
-      </w:r>
-    </w:p>
-    <w:p>
-      <w:pPr>
-        <w:numPr>
-          <w:ilvl w:val="0"/>
-          <w:numId w:val="1068"/>
-        </w:numPr>
-      </w:pPr>
-      <w:r>
-        <w:rPr>
-          <w:b/>
-        </w:rPr>
-        <w:t xml:space="preserve">Verify everything works:</w:t>
-      </w:r>
-    </w:p>
-    <w:p>
-      <w:pPr>
-        <w:numPr>
-          <w:ilvl w:val="1"/>
-          <w:numId w:val="1072"/>
-        </w:numPr>
-        <w:pStyle w:val="Compact"/>
-      </w:pPr>
-      <w:r>
-        <w:t xml:space="preserve">Go to</w:t>
-      </w:r>
-      <w:r>
-        <w:t xml:space="preserve"> </w:t>
-      </w:r>
-      <w:r>
-        <w:rPr>
-          <w:b/>
-        </w:rPr>
-        <w:t xml:space="preserve">Diagnostics → Ping</w:t>
-      </w:r>
-      <w:r>
-        <w:t xml:space="preserve"> </w:t>
-      </w:r>
-      <w:r>
-        <w:t xml:space="preserve">— ping 10.50.1.10 (should succeed now)</w:t>
-      </w:r>
-    </w:p>
-    <w:p>
-      <w:pPr>
-        <w:numPr>
-          <w:ilvl w:val="1"/>
-          <w:numId w:val="1072"/>
-        </w:numPr>
-        <w:pStyle w:val="Compact"/>
-      </w:pPr>
-      <w:r>
-        <w:t xml:space="preserve">Go to</w:t>
-      </w:r>
-      <w:r>
-        <w:t xml:space="preserve"> </w:t>
-      </w:r>
-      <w:r>
-        <w:rPr>
-          <w:b/>
-        </w:rPr>
-        <w:t xml:space="preserve">Status → System Logs → Firewall</w:t>
-      </w:r>
-      <w:r>
-        <w:t xml:space="preserve"> </w:t>
-      </w:r>
-      <w:r>
-        <w:t xml:space="preserve">— confirm traffic is flowing</w:t>
-      </w:r>
-    </w:p>
-    <w:p>
-      <w:pPr>
-        <w:numPr>
-          <w:ilvl w:val="1"/>
-          <w:numId w:val="1072"/>
-        </w:numPr>
-        <w:pStyle w:val="Compact"/>
-      </w:pPr>
-      <w:r>
-        <w:t xml:space="preserve">Check that the Default Deny is still catching unauthorized traffic</w:t>
-      </w:r>
-    </w:p>
-    <w:p>
-      <w:pPr>
-        <w:numPr>
-          <w:ilvl w:val="0"/>
-          <w:numId w:val="1068"/>
-        </w:numPr>
       </w:pPr>
       <w:r>
         <w:rPr>
@@ -7056,6 +7763,92 @@
       </w:r>
       <w:r>
         <w:t xml:space="preserve">In firewall administration, the ORDER of rules is as important as the rules themselves. A correctly written rule in the wrong position is useless.</w:t>
+      </w:r>
+    </w:p>
+    <w:p>
+      <w:pPr>
+        <w:pStyle w:val="FirstParagraph"/>
+      </w:pPr>
+      <w:r>
+        <w:rPr>
+          <w:b/>
+        </w:rPr>
+        <w:t xml:space="preserve">How the automated check scores this lab:</w:t>
+      </w:r>
+      <w:r>
+        <w:t xml:space="preserve"> </w:t>
+      </w:r>
+      <w:r>
+        <w:t xml:space="preserve">only the</w:t>
+      </w:r>
+      <w:r>
+        <w:t xml:space="preserve"> </w:t>
+      </w:r>
+      <w:r>
+        <w:rPr>
+          <w:b/>
+        </w:rPr>
+        <w:t xml:space="preserve">LAN</w:t>
+      </w:r>
+      <w:r>
+        <w:t xml:space="preserve"> </w:t>
+      </w:r>
+      <w:r>
+        <w:t xml:space="preserve">tab is examined.</w:t>
+      </w:r>
+      <w:r>
+        <w:t xml:space="preserve"> </w:t>
+      </w:r>
+      <w:r>
+        <w:t xml:space="preserve">It passes when the LAN tab has at least one allow rule and the last LAN rule is</w:t>
+      </w:r>
+      <w:r>
+        <w:t xml:space="preserve"> </w:t>
+      </w:r>
+      <w:r>
+        <w:t xml:space="preserve">a block rule to any destination. The deny rule may have a source of</w:t>
+      </w:r>
+      <w:r>
+        <w:t xml:space="preserve"> </w:t>
+      </w:r>
+      <w:r>
+        <w:rPr>
+          <w:rStyle w:val="VerbatimChar"/>
+        </w:rPr>
+        <w:t xml:space="preserve">LAN net</w:t>
+      </w:r>
+      <w:r>
+        <w:t xml:space="preserve"> </w:t>
+      </w:r>
+      <w:r>
+        <w:t xml:space="preserve">or</w:t>
+      </w:r>
+      <w:r>
+        <w:t xml:space="preserve"> </w:t>
+      </w:r>
+      <w:r>
+        <w:rPr>
+          <w:rStyle w:val="VerbatimChar"/>
+        </w:rPr>
+        <w:t xml:space="preserve">any</w:t>
+      </w:r>
+      <w:r>
+        <w:t xml:space="preserve"> </w:t>
+      </w:r>
+      <w:r>
+        <w:t xml:space="preserve">— either is accepted, so this lab and M3-L1 (which is about removing</w:t>
+      </w:r>
+      <w:r>
+        <w:t xml:space="preserve"> </w:t>
+      </w:r>
+      <w:r>
+        <w:t xml:space="preserve">overly broad and duplicate allow rules) cannot contradict each other. Rules on</w:t>
+      </w:r>
+      <w:r>
+        <w:t xml:space="preserve"> </w:t>
+      </w:r>
+      <w:r>
+        <w:t xml:space="preserve">the WAN, DMZ or VLAN tabs do not affect this lab.</w:t>
       </w:r>
     </w:p>
     <w:p>
@@ -7154,7 +7947,7 @@
       <w:pPr>
         <w:numPr>
           <w:ilvl w:val="0"/>
-          <w:numId w:val="1073"/>
+          <w:numId w:val="1075"/>
         </w:numPr>
       </w:pPr>
       <w:r>
@@ -7183,7 +7976,7 @@
       <w:pPr>
         <w:numPr>
           <w:ilvl w:val="0"/>
-          <w:numId w:val="1073"/>
+          <w:numId w:val="1075"/>
         </w:numPr>
       </w:pPr>
       <w:r>
@@ -7197,7 +7990,7 @@
       <w:pPr>
         <w:numPr>
           <w:ilvl w:val="1"/>
-          <w:numId w:val="1074"/>
+          <w:numId w:val="1076"/>
         </w:numPr>
         <w:pStyle w:val="Compact"/>
       </w:pPr>
@@ -7209,7 +8002,7 @@
       <w:pPr>
         <w:numPr>
           <w:ilvl w:val="1"/>
-          <w:numId w:val="1074"/>
+          <w:numId w:val="1076"/>
         </w:numPr>
         <w:pStyle w:val="Compact"/>
       </w:pPr>
@@ -7221,7 +8014,7 @@
       <w:pPr>
         <w:numPr>
           <w:ilvl w:val="0"/>
-          <w:numId w:val="1073"/>
+          <w:numId w:val="1075"/>
         </w:numPr>
       </w:pPr>
       <w:r>
@@ -7235,189 +8028,189 @@
       <w:pPr>
         <w:numPr>
           <w:ilvl w:val="1"/>
+          <w:numId w:val="1077"/>
+        </w:numPr>
+        <w:pStyle w:val="Compact"/>
+      </w:pPr>
+      <w:r>
+        <w:t xml:space="preserve">Check the box next to each unnecessary rule:</w:t>
+      </w:r>
+    </w:p>
+    <w:p>
+      <w:pPr>
+        <w:numPr>
+          <w:ilvl w:val="2"/>
+          <w:numId w:val="1078"/>
+        </w:numPr>
+        <w:pStyle w:val="Compact"/>
+      </w:pPr>
+      <w:r>
+        <w:t xml:space="preserve">☐ Port 21 (FTP) — DELETE</w:t>
+      </w:r>
+    </w:p>
+    <w:p>
+      <w:pPr>
+        <w:numPr>
+          <w:ilvl w:val="2"/>
+          <w:numId w:val="1078"/>
+        </w:numPr>
+        <w:pStyle w:val="Compact"/>
+      </w:pPr>
+      <w:r>
+        <w:t xml:space="preserve">☐ Port 22 (SSH) — DELETE</w:t>
+      </w:r>
+    </w:p>
+    <w:p>
+      <w:pPr>
+        <w:numPr>
+          <w:ilvl w:val="2"/>
+          <w:numId w:val="1078"/>
+        </w:numPr>
+        <w:pStyle w:val="Compact"/>
+      </w:pPr>
+      <w:r>
+        <w:t xml:space="preserve">☐ Port 23 (Telnet) — DELETE (especially dangerous!)</w:t>
+      </w:r>
+    </w:p>
+    <w:p>
+      <w:pPr>
+        <w:numPr>
+          <w:ilvl w:val="2"/>
+          <w:numId w:val="1078"/>
+        </w:numPr>
+        <w:pStyle w:val="Compact"/>
+      </w:pPr>
+      <w:r>
+        <w:t xml:space="preserve">☐ Port 80 (HTTP) — DELETE (app uses HTTPS)</w:t>
+      </w:r>
+    </w:p>
+    <w:p>
+      <w:pPr>
+        <w:numPr>
+          <w:ilvl w:val="2"/>
+          <w:numId w:val="1078"/>
+        </w:numPr>
+        <w:pStyle w:val="Compact"/>
+      </w:pPr>
+      <w:r>
+        <w:t xml:space="preserve">☐ Port 443 (HTTPS) —</w:t>
+      </w:r>
+      <w:r>
+        <w:t xml:space="preserve"> </w:t>
+      </w:r>
+      <w:r>
+        <w:rPr>
+          <w:b/>
+        </w:rPr>
+        <w:t xml:space="preserve">KEEP THIS</w:t>
+      </w:r>
+    </w:p>
+    <w:p>
+      <w:pPr>
+        <w:numPr>
+          <w:ilvl w:val="2"/>
+          <w:numId w:val="1078"/>
+        </w:numPr>
+        <w:pStyle w:val="Compact"/>
+      </w:pPr>
+      <w:r>
+        <w:t xml:space="preserve">☐ Port 3306 (MySQL) — DELETE (app handles DB internally)</w:t>
+      </w:r>
+    </w:p>
+    <w:p>
+      <w:pPr>
+        <w:numPr>
+          <w:ilvl w:val="2"/>
+          <w:numId w:val="1078"/>
+        </w:numPr>
+        <w:pStyle w:val="Compact"/>
+      </w:pPr>
+      <w:r>
+        <w:t xml:space="preserve">☐ Port 8080 (Alt HTTP) — DELETE</w:t>
+      </w:r>
+    </w:p>
+    <w:p>
+      <w:pPr>
+        <w:numPr>
+          <w:ilvl w:val="1"/>
+          <w:numId w:val="1077"/>
+        </w:numPr>
+        <w:pStyle w:val="Compact"/>
+      </w:pPr>
+      <w:r>
+        <w:t xml:space="preserve">Click Delete → Apply Changes</w:t>
+      </w:r>
+    </w:p>
+    <w:p>
+      <w:pPr>
+        <w:numPr>
+          <w:ilvl w:val="0"/>
           <w:numId w:val="1075"/>
         </w:numPr>
-        <w:pStyle w:val="Compact"/>
-      </w:pPr>
-      <w:r>
-        <w:t xml:space="preserve">Check the box next to each unnecessary rule:</w:t>
-      </w:r>
-    </w:p>
-    <w:p>
-      <w:pPr>
-        <w:numPr>
-          <w:ilvl w:val="2"/>
-          <w:numId w:val="1076"/>
-        </w:numPr>
-        <w:pStyle w:val="Compact"/>
-      </w:pPr>
-      <w:r>
-        <w:t xml:space="preserve">☐ Port 21 (FTP) — DELETE</w:t>
-      </w:r>
-    </w:p>
-    <w:p>
-      <w:pPr>
-        <w:numPr>
-          <w:ilvl w:val="2"/>
-          <w:numId w:val="1076"/>
-        </w:numPr>
-        <w:pStyle w:val="Compact"/>
-      </w:pPr>
-      <w:r>
-        <w:t xml:space="preserve">☐ Port 22 (SSH) — DELETE</w:t>
-      </w:r>
-    </w:p>
-    <w:p>
-      <w:pPr>
-        <w:numPr>
-          <w:ilvl w:val="2"/>
-          <w:numId w:val="1076"/>
-        </w:numPr>
-        <w:pStyle w:val="Compact"/>
-      </w:pPr>
-      <w:r>
-        <w:t xml:space="preserve">☐ Port 23 (Telnet) — DELETE (especially dangerous!)</w:t>
-      </w:r>
-    </w:p>
-    <w:p>
-      <w:pPr>
-        <w:numPr>
-          <w:ilvl w:val="2"/>
-          <w:numId w:val="1076"/>
-        </w:numPr>
-        <w:pStyle w:val="Compact"/>
-      </w:pPr>
-      <w:r>
-        <w:t xml:space="preserve">☐ Port 80 (HTTP) — DELETE (app uses HTTPS)</w:t>
-      </w:r>
-    </w:p>
-    <w:p>
-      <w:pPr>
-        <w:numPr>
-          <w:ilvl w:val="2"/>
-          <w:numId w:val="1076"/>
-        </w:numPr>
-        <w:pStyle w:val="Compact"/>
-      </w:pPr>
-      <w:r>
-        <w:t xml:space="preserve">☐ Port 443 (HTTPS) —</w:t>
-      </w:r>
-      <w:r>
-        <w:t xml:space="preserve"> </w:t>
-      </w:r>
-      <w:r>
-        <w:rPr>
-          <w:b/>
-        </w:rPr>
-        <w:t xml:space="preserve">KEEP THIS</w:t>
-      </w:r>
-    </w:p>
-    <w:p>
-      <w:pPr>
-        <w:numPr>
-          <w:ilvl w:val="2"/>
-          <w:numId w:val="1076"/>
-        </w:numPr>
-        <w:pStyle w:val="Compact"/>
-      </w:pPr>
-      <w:r>
-        <w:t xml:space="preserve">☐ Port 3306 (MySQL) — DELETE (app handles DB internally)</w:t>
-      </w:r>
-    </w:p>
-    <w:p>
-      <w:pPr>
-        <w:numPr>
-          <w:ilvl w:val="2"/>
-          <w:numId w:val="1076"/>
-        </w:numPr>
-        <w:pStyle w:val="Compact"/>
-      </w:pPr>
-      <w:r>
-        <w:t xml:space="preserve">☐ Port 8080 (Alt HTTP) — DELETE</w:t>
-      </w:r>
-    </w:p>
-    <w:p>
-      <w:pPr>
-        <w:numPr>
-          <w:ilvl w:val="1"/>
+      </w:pPr>
+      <w:r>
+        <w:rPr>
+          <w:b/>
+        </w:rPr>
+        <w:t xml:space="preserve">Verify:</w:t>
+      </w:r>
+    </w:p>
+    <w:p>
+      <w:pPr>
+        <w:numPr>
+          <w:ilvl w:val="1"/>
+          <w:numId w:val="1079"/>
+        </w:numPr>
+        <w:pStyle w:val="Compact"/>
+      </w:pPr>
+      <w:r>
+        <w:t xml:space="preserve">The accounting app should still work on HTTPS</w:t>
+      </w:r>
+    </w:p>
+    <w:p>
+      <w:pPr>
+        <w:numPr>
+          <w:ilvl w:val="1"/>
+          <w:numId w:val="1079"/>
+        </w:numPr>
+        <w:pStyle w:val="Compact"/>
+      </w:pPr>
+      <w:r>
+        <w:t xml:space="preserve">All other ports should be blocked (default deny catches them)</w:t>
+      </w:r>
+    </w:p>
+    <w:p>
+      <w:pPr>
+        <w:numPr>
+          <w:ilvl w:val="1"/>
+          <w:numId w:val="1079"/>
+        </w:numPr>
+        <w:pStyle w:val="Compact"/>
+      </w:pPr>
+      <w:r>
+        <w:t xml:space="preserve">Check</w:t>
+      </w:r>
+      <w:r>
+        <w:t xml:space="preserve"> </w:t>
+      </w:r>
+      <w:r>
+        <w:rPr>
+          <w:b/>
+        </w:rPr>
+        <w:t xml:space="preserve">Status → System Logs → Firewall</w:t>
+      </w:r>
+      <w:r>
+        <w:t xml:space="preserve"> </w:t>
+      </w:r>
+      <w:r>
+        <w:t xml:space="preserve">for blocked traffic to confirm</w:t>
+      </w:r>
+    </w:p>
+    <w:p>
+      <w:pPr>
+        <w:numPr>
+          <w:ilvl w:val="0"/>
           <w:numId w:val="1075"/>
-        </w:numPr>
-        <w:pStyle w:val="Compact"/>
-      </w:pPr>
-      <w:r>
-        <w:t xml:space="preserve">Click Delete → Apply Changes</w:t>
-      </w:r>
-    </w:p>
-    <w:p>
-      <w:pPr>
-        <w:numPr>
-          <w:ilvl w:val="0"/>
-          <w:numId w:val="1073"/>
-        </w:numPr>
-      </w:pPr>
-      <w:r>
-        <w:rPr>
-          <w:b/>
-        </w:rPr>
-        <w:t xml:space="preserve">Verify:</w:t>
-      </w:r>
-    </w:p>
-    <w:p>
-      <w:pPr>
-        <w:numPr>
-          <w:ilvl w:val="1"/>
-          <w:numId w:val="1077"/>
-        </w:numPr>
-        <w:pStyle w:val="Compact"/>
-      </w:pPr>
-      <w:r>
-        <w:t xml:space="preserve">The accounting app should still work on HTTPS</w:t>
-      </w:r>
-    </w:p>
-    <w:p>
-      <w:pPr>
-        <w:numPr>
-          <w:ilvl w:val="1"/>
-          <w:numId w:val="1077"/>
-        </w:numPr>
-        <w:pStyle w:val="Compact"/>
-      </w:pPr>
-      <w:r>
-        <w:t xml:space="preserve">All other ports should be blocked (default deny catches them)</w:t>
-      </w:r>
-    </w:p>
-    <w:p>
-      <w:pPr>
-        <w:numPr>
-          <w:ilvl w:val="1"/>
-          <w:numId w:val="1077"/>
-        </w:numPr>
-        <w:pStyle w:val="Compact"/>
-      </w:pPr>
-      <w:r>
-        <w:t xml:space="preserve">Check</w:t>
-      </w:r>
-      <w:r>
-        <w:t xml:space="preserve"> </w:t>
-      </w:r>
-      <w:r>
-        <w:rPr>
-          <w:b/>
-        </w:rPr>
-        <w:t xml:space="preserve">Status → System Logs → Firewall</w:t>
-      </w:r>
-      <w:r>
-        <w:t xml:space="preserve"> </w:t>
-      </w:r>
-      <w:r>
-        <w:t xml:space="preserve">for blocked traffic to confirm</w:t>
-      </w:r>
-    </w:p>
-    <w:p>
-      <w:pPr>
-        <w:numPr>
-          <w:ilvl w:val="0"/>
-          <w:numId w:val="1073"/>
         </w:numPr>
       </w:pPr>
       <w:r>
@@ -7566,7 +8359,7 @@
       <w:pPr>
         <w:numPr>
           <w:ilvl w:val="0"/>
-          <w:numId w:val="1078"/>
+          <w:numId w:val="1080"/>
         </w:numPr>
       </w:pPr>
       <w:r>
@@ -7595,7 +8388,7 @@
       <w:pPr>
         <w:numPr>
           <w:ilvl w:val="0"/>
-          <w:numId w:val="1078"/>
+          <w:numId w:val="1080"/>
         </w:numPr>
       </w:pPr>
       <w:r>
@@ -7623,7 +8416,7 @@
       <w:pPr>
         <w:numPr>
           <w:ilvl w:val="1"/>
-          <w:numId w:val="1079"/>
+          <w:numId w:val="1081"/>
         </w:numPr>
         <w:pStyle w:val="Compact"/>
       </w:pPr>
@@ -7635,7 +8428,7 @@
       <w:pPr>
         <w:numPr>
           <w:ilvl w:val="1"/>
-          <w:numId w:val="1079"/>
+          <w:numId w:val="1081"/>
         </w:numPr>
         <w:pStyle w:val="Compact"/>
       </w:pPr>
@@ -7647,7 +8440,7 @@
       <w:pPr>
         <w:numPr>
           <w:ilvl w:val="1"/>
-          <w:numId w:val="1079"/>
+          <w:numId w:val="1081"/>
         </w:numPr>
         <w:pStyle w:val="Compact"/>
       </w:pPr>
@@ -7673,178 +8466,178 @@
       <w:pPr>
         <w:numPr>
           <w:ilvl w:val="1"/>
+          <w:numId w:val="1082"/>
+        </w:numPr>
+        <w:pStyle w:val="Compact"/>
+      </w:pPr>
+      <w:r>
+        <w:t xml:space="preserve">Look for blocked outbound connections to IRC ports (6660-6669)</w:t>
+      </w:r>
+    </w:p>
+    <w:p>
+      <w:pPr>
+        <w:numPr>
+          <w:ilvl w:val="1"/>
+          <w:numId w:val="1082"/>
+        </w:numPr>
+        <w:pStyle w:val="Compact"/>
+      </w:pPr>
+      <w:r>
+        <w:t xml:space="preserve">These could indicate malware trying to contact a command-and-control server</w:t>
+      </w:r>
+    </w:p>
+    <w:p>
+      <w:pPr>
+        <w:numPr>
+          <w:ilvl w:val="1"/>
+          <w:numId w:val="1082"/>
+        </w:numPr>
+        <w:pStyle w:val="Compact"/>
+      </w:pPr>
+      <w:r>
+        <w:t xml:space="preserve">Document: internal IPs making suspicious outbound connections</w:t>
+      </w:r>
+    </w:p>
+    <w:p>
+      <w:pPr>
+        <w:numPr>
+          <w:ilvl w:val="0"/>
+          <w:numId w:val="1000"/>
+        </w:numPr>
+      </w:pPr>
+      <w:r>
+        <w:rPr>
+          <w:b/>
+        </w:rPr>
+        <w:t xml:space="preserve">Denied Legitimate Traffic:</w:t>
+      </w:r>
+    </w:p>
+    <w:p>
+      <w:pPr>
+        <w:numPr>
+          <w:ilvl w:val="1"/>
+          <w:numId w:val="1083"/>
+        </w:numPr>
+        <w:pStyle w:val="Compact"/>
+      </w:pPr>
+      <w:r>
+        <w:t xml:space="preserve">Look for blocked traffic that should be allowed</w:t>
+      </w:r>
+    </w:p>
+    <w:p>
+      <w:pPr>
+        <w:numPr>
+          <w:ilvl w:val="1"/>
+          <w:numId w:val="1083"/>
+        </w:numPr>
+        <w:pStyle w:val="Compact"/>
+      </w:pPr>
+      <w:r>
+        <w:t xml:space="preserve">This might indicate missing firewall rules</w:t>
+      </w:r>
+    </w:p>
+    <w:p>
+      <w:pPr>
+        <w:numPr>
+          <w:ilvl w:val="1"/>
+          <w:numId w:val="1083"/>
+        </w:numPr>
+        <w:pStyle w:val="Compact"/>
+      </w:pPr>
+      <w:r>
+        <w:t xml:space="preserve">Document: what applications are affected</w:t>
+      </w:r>
+    </w:p>
+    <w:p>
+      <w:pPr>
+        <w:numPr>
+          <w:ilvl w:val="0"/>
+          <w:numId w:val="1000"/>
+        </w:numPr>
+      </w:pPr>
+      <w:r>
+        <w:rPr>
+          <w:b/>
+        </w:rPr>
+        <w:t xml:space="preserve">Suspicious Sources:</w:t>
+      </w:r>
+    </w:p>
+    <w:p>
+      <w:pPr>
+        <w:numPr>
+          <w:ilvl w:val="1"/>
+          <w:numId w:val="1084"/>
+        </w:numPr>
+        <w:pStyle w:val="Compact"/>
+      </w:pPr>
+      <w:r>
+        <w:t xml:space="preserve">Note any blocked traffic from unusual IP ranges</w:t>
+      </w:r>
+    </w:p>
+    <w:p>
+      <w:pPr>
+        <w:numPr>
+          <w:ilvl w:val="1"/>
+          <w:numId w:val="1084"/>
+        </w:numPr>
+        <w:pStyle w:val="Compact"/>
+      </w:pPr>
+      <w:r>
+        <w:t xml:space="preserve">Document: IPs, patterns, recommended actions</w:t>
+      </w:r>
+    </w:p>
+    <w:p>
+      <w:pPr>
+        <w:numPr>
+          <w:ilvl w:val="0"/>
           <w:numId w:val="1080"/>
         </w:numPr>
-        <w:pStyle w:val="Compact"/>
-      </w:pPr>
-      <w:r>
-        <w:t xml:space="preserve">Look for blocked outbound connections to IRC ports (6660-6669)</w:t>
-      </w:r>
-    </w:p>
-    <w:p>
-      <w:pPr>
-        <w:numPr>
-          <w:ilvl w:val="1"/>
+      </w:pPr>
+      <w:r>
+        <w:rPr>
+          <w:b/>
+        </w:rPr>
+        <w:t xml:space="preserve">Open the investigation worksheet</w:t>
+      </w:r>
+      <w:r>
+        <w:t xml:space="preserve"> </w:t>
+      </w:r>
+      <w:r>
+        <w:t xml:space="preserve">on the DC:</w:t>
+      </w:r>
+    </w:p>
+    <w:p>
+      <w:pPr>
+        <w:numPr>
+          <w:ilvl w:val="1"/>
+          <w:numId w:val="1085"/>
+        </w:numPr>
+        <w:pStyle w:val="Compact"/>
+      </w:pPr>
+      <w:r>
+        <w:rPr>
+          <w:rStyle w:val="VerbatimChar"/>
+        </w:rPr>
+        <w:t xml:space="preserve">SC-M4-L1_Investigation_Worksheet.txt</w:t>
+      </w:r>
+    </w:p>
+    <w:p>
+      <w:pPr>
+        <w:numPr>
+          <w:ilvl w:val="1"/>
+          <w:numId w:val="1085"/>
+        </w:numPr>
+        <w:pStyle w:val="Compact"/>
+      </w:pPr>
+      <w:r>
+        <w:t xml:space="preserve">Answer each investigation question with evidence from the logs</w:t>
+      </w:r>
+    </w:p>
+    <w:p>
+      <w:pPr>
+        <w:numPr>
+          <w:ilvl w:val="0"/>
           <w:numId w:val="1080"/>
-        </w:numPr>
-        <w:pStyle w:val="Compact"/>
-      </w:pPr>
-      <w:r>
-        <w:t xml:space="preserve">These could indicate malware trying to contact a command-and-control server</w:t>
-      </w:r>
-    </w:p>
-    <w:p>
-      <w:pPr>
-        <w:numPr>
-          <w:ilvl w:val="1"/>
-          <w:numId w:val="1080"/>
-        </w:numPr>
-        <w:pStyle w:val="Compact"/>
-      </w:pPr>
-      <w:r>
-        <w:t xml:space="preserve">Document: internal IPs making suspicious outbound connections</w:t>
-      </w:r>
-    </w:p>
-    <w:p>
-      <w:pPr>
-        <w:numPr>
-          <w:ilvl w:val="0"/>
-          <w:numId w:val="1000"/>
-        </w:numPr>
-      </w:pPr>
-      <w:r>
-        <w:rPr>
-          <w:b/>
-        </w:rPr>
-        <w:t xml:space="preserve">Denied Legitimate Traffic:</w:t>
-      </w:r>
-    </w:p>
-    <w:p>
-      <w:pPr>
-        <w:numPr>
-          <w:ilvl w:val="1"/>
-          <w:numId w:val="1081"/>
-        </w:numPr>
-        <w:pStyle w:val="Compact"/>
-      </w:pPr>
-      <w:r>
-        <w:t xml:space="preserve">Look for blocked traffic that should be allowed</w:t>
-      </w:r>
-    </w:p>
-    <w:p>
-      <w:pPr>
-        <w:numPr>
-          <w:ilvl w:val="1"/>
-          <w:numId w:val="1081"/>
-        </w:numPr>
-        <w:pStyle w:val="Compact"/>
-      </w:pPr>
-      <w:r>
-        <w:t xml:space="preserve">This might indicate missing firewall rules</w:t>
-      </w:r>
-    </w:p>
-    <w:p>
-      <w:pPr>
-        <w:numPr>
-          <w:ilvl w:val="1"/>
-          <w:numId w:val="1081"/>
-        </w:numPr>
-        <w:pStyle w:val="Compact"/>
-      </w:pPr>
-      <w:r>
-        <w:t xml:space="preserve">Document: what applications are affected</w:t>
-      </w:r>
-    </w:p>
-    <w:p>
-      <w:pPr>
-        <w:numPr>
-          <w:ilvl w:val="0"/>
-          <w:numId w:val="1000"/>
-        </w:numPr>
-      </w:pPr>
-      <w:r>
-        <w:rPr>
-          <w:b/>
-        </w:rPr>
-        <w:t xml:space="preserve">Suspicious Sources:</w:t>
-      </w:r>
-    </w:p>
-    <w:p>
-      <w:pPr>
-        <w:numPr>
-          <w:ilvl w:val="1"/>
-          <w:numId w:val="1082"/>
-        </w:numPr>
-        <w:pStyle w:val="Compact"/>
-      </w:pPr>
-      <w:r>
-        <w:t xml:space="preserve">Note any blocked traffic from unusual IP ranges</w:t>
-      </w:r>
-    </w:p>
-    <w:p>
-      <w:pPr>
-        <w:numPr>
-          <w:ilvl w:val="1"/>
-          <w:numId w:val="1082"/>
-        </w:numPr>
-        <w:pStyle w:val="Compact"/>
-      </w:pPr>
-      <w:r>
-        <w:t xml:space="preserve">Document: IPs, patterns, recommended actions</w:t>
-      </w:r>
-    </w:p>
-    <w:p>
-      <w:pPr>
-        <w:numPr>
-          <w:ilvl w:val="0"/>
-          <w:numId w:val="1078"/>
-        </w:numPr>
-      </w:pPr>
-      <w:r>
-        <w:rPr>
-          <w:b/>
-        </w:rPr>
-        <w:t xml:space="preserve">Open the investigation worksheet</w:t>
-      </w:r>
-      <w:r>
-        <w:t xml:space="preserve"> </w:t>
-      </w:r>
-      <w:r>
-        <w:t xml:space="preserve">on the DC:</w:t>
-      </w:r>
-    </w:p>
-    <w:p>
-      <w:pPr>
-        <w:numPr>
-          <w:ilvl w:val="1"/>
-          <w:numId w:val="1083"/>
-        </w:numPr>
-        <w:pStyle w:val="Compact"/>
-      </w:pPr>
-      <w:r>
-        <w:rPr>
-          <w:rStyle w:val="VerbatimChar"/>
-        </w:rPr>
-        <w:t xml:space="preserve">SC-M4-L1_Investigation_Worksheet.txt</w:t>
-      </w:r>
-    </w:p>
-    <w:p>
-      <w:pPr>
-        <w:numPr>
-          <w:ilvl w:val="1"/>
-          <w:numId w:val="1083"/>
-        </w:numPr>
-        <w:pStyle w:val="Compact"/>
-      </w:pPr>
-      <w:r>
-        <w:t xml:space="preserve">Answer each investigation question with evidence from the logs</w:t>
-      </w:r>
-    </w:p>
-    <w:p>
-      <w:pPr>
-        <w:numPr>
-          <w:ilvl w:val="0"/>
-          <w:numId w:val="1078"/>
         </w:numPr>
       </w:pPr>
       <w:r>
@@ -8001,7 +8794,7 @@
       <w:pPr>
         <w:numPr>
           <w:ilvl w:val="0"/>
-          <w:numId w:val="1084"/>
+          <w:numId w:val="1086"/>
         </w:numPr>
       </w:pPr>
       <w:r>
@@ -8021,7 +8814,7 @@
       <w:pPr>
         <w:numPr>
           <w:ilvl w:val="1"/>
-          <w:numId w:val="1085"/>
+          <w:numId w:val="1087"/>
         </w:numPr>
         <w:pStyle w:val="Compact"/>
       </w:pPr>
@@ -8036,7 +8829,7 @@
       <w:pPr>
         <w:numPr>
           <w:ilvl w:val="0"/>
-          <w:numId w:val="1084"/>
+          <w:numId w:val="1086"/>
         </w:numPr>
       </w:pPr>
       <w:r>
@@ -8064,269 +8857,269 @@
       <w:pPr>
         <w:numPr>
           <w:ilvl w:val="1"/>
+          <w:numId w:val="1088"/>
+        </w:numPr>
+        <w:pStyle w:val="Compact"/>
+      </w:pPr>
+      <w:r>
+        <w:t xml:space="preserve">Log into pfSense → Status → Dashboard</w:t>
+      </w:r>
+    </w:p>
+    <w:p>
+      <w:pPr>
+        <w:numPr>
+          <w:ilvl w:val="1"/>
+          <w:numId w:val="1088"/>
+        </w:numPr>
+        <w:pStyle w:val="Compact"/>
+      </w:pPr>
+      <w:r>
+        <w:t xml:space="preserve">Screenshot the dashboard showing the firewall is operational</w:t>
+      </w:r>
+    </w:p>
+    <w:p>
+      <w:pPr>
+        <w:numPr>
+          <w:ilvl w:val="1"/>
+          <w:numId w:val="1088"/>
+        </w:numPr>
+        <w:pStyle w:val="Compact"/>
+      </w:pPr>
+      <w:r>
+        <w:t xml:space="preserve">Check Firewall → Rules for configured rules</w:t>
+      </w:r>
+    </w:p>
+    <w:p>
+      <w:pPr>
+        <w:numPr>
+          <w:ilvl w:val="1"/>
+          <w:numId w:val="1088"/>
+        </w:numPr>
+        <w:pStyle w:val="Compact"/>
+      </w:pPr>
+      <w:r>
+        <w:t xml:space="preserve">Check Status → System Logs for log entries</w:t>
+      </w:r>
+    </w:p>
+    <w:p>
+      <w:pPr>
+        <w:numPr>
+          <w:ilvl w:val="0"/>
+          <w:numId w:val="1000"/>
+        </w:numPr>
+      </w:pPr>
+      <w:r>
+        <w:rPr>
+          <w:b/>
+        </w:rPr>
+        <w:t xml:space="preserve">Firewall Configuration:</w:t>
+      </w:r>
+    </w:p>
+    <w:p>
+      <w:pPr>
+        <w:numPr>
+          <w:ilvl w:val="1"/>
+          <w:numId w:val="1089"/>
+        </w:numPr>
+        <w:pStyle w:val="Compact"/>
+      </w:pPr>
+      <w:r>
+        <w:t xml:space="preserve">Verify default deny policy exists (last rule)</w:t>
+      </w:r>
+    </w:p>
+    <w:p>
+      <w:pPr>
+        <w:numPr>
+          <w:ilvl w:val="1"/>
+          <w:numId w:val="1089"/>
+        </w:numPr>
+        <w:pStyle w:val="Compact"/>
+      </w:pPr>
+      <w:r>
+        <w:t xml:space="preserve">Verify no "Allow Any Any" rules</w:t>
+      </w:r>
+    </w:p>
+    <w:p>
+      <w:pPr>
+        <w:numPr>
+          <w:ilvl w:val="1"/>
+          <w:numId w:val="1089"/>
+        </w:numPr>
+        <w:pStyle w:val="Compact"/>
+      </w:pPr>
+      <w:r>
+        <w:t xml:space="preserve">List each allow rule and justify why it's needed</w:t>
+      </w:r>
+    </w:p>
+    <w:p>
+      <w:pPr>
+        <w:numPr>
+          <w:ilvl w:val="0"/>
+          <w:numId w:val="1000"/>
+        </w:numPr>
+      </w:pPr>
+      <w:r>
+        <w:rPr>
+          <w:b/>
+        </w:rPr>
+        <w:t xml:space="preserve">Logging:</w:t>
+      </w:r>
+    </w:p>
+    <w:p>
+      <w:pPr>
+        <w:numPr>
+          <w:ilvl w:val="1"/>
+          <w:numId w:val="1090"/>
+        </w:numPr>
+        <w:pStyle w:val="Compact"/>
+      </w:pPr>
+      <w:r>
+        <w:t xml:space="preserve">Verify logging is active on key rules</w:t>
+      </w:r>
+    </w:p>
+    <w:p>
+      <w:pPr>
+        <w:numPr>
+          <w:ilvl w:val="1"/>
+          <w:numId w:val="1090"/>
+        </w:numPr>
+        <w:pStyle w:val="Compact"/>
+      </w:pPr>
+      <w:r>
+        <w:t xml:space="preserve">Screenshot log entries</w:t>
+      </w:r>
+    </w:p>
+    <w:p>
+      <w:pPr>
+        <w:numPr>
+          <w:ilvl w:val="0"/>
+          <w:numId w:val="1000"/>
+        </w:numPr>
+      </w:pPr>
+      <w:r>
+        <w:rPr>
+          <w:b/>
+        </w:rPr>
+        <w:t xml:space="preserve">Segmentation:</w:t>
+      </w:r>
+    </w:p>
+    <w:p>
+      <w:pPr>
+        <w:numPr>
+          <w:ilvl w:val="1"/>
+          <w:numId w:val="1091"/>
+        </w:numPr>
+        <w:pStyle w:val="Compact"/>
+      </w:pPr>
+      <w:r>
+        <w:t xml:space="preserve">Check Interfaces → VLANs for network segmentation</w:t>
+      </w:r>
+    </w:p>
+    <w:p>
+      <w:pPr>
+        <w:numPr>
+          <w:ilvl w:val="1"/>
+          <w:numId w:val="1091"/>
+        </w:numPr>
+        <w:pStyle w:val="Compact"/>
+      </w:pPr>
+      <w:r>
+        <w:t xml:space="preserve">If not yet configured, document this as a finding</w:t>
+      </w:r>
+    </w:p>
+    <w:p>
+      <w:pPr>
+        <w:numPr>
+          <w:ilvl w:val="0"/>
+          <w:numId w:val="1000"/>
+        </w:numPr>
+      </w:pPr>
+      <w:r>
+        <w:rPr>
+          <w:b/>
+        </w:rPr>
+        <w:t xml:space="preserve">FCI Protection:</w:t>
+      </w:r>
+    </w:p>
+    <w:p>
+      <w:pPr>
+        <w:numPr>
+          <w:ilvl w:val="1"/>
+          <w:numId w:val="1092"/>
+        </w:numPr>
+        <w:pStyle w:val="Compact"/>
+      </w:pPr>
+      <w:r>
+        <w:t xml:space="preserve">Identify where FCI resides</w:t>
+      </w:r>
+    </w:p>
+    <w:p>
+      <w:pPr>
+        <w:numPr>
+          <w:ilvl w:val="1"/>
+          <w:numId w:val="1092"/>
+        </w:numPr>
+        <w:pStyle w:val="Compact"/>
+      </w:pPr>
+      <w:r>
+        <w:t xml:space="preserve">Document the firewall rules protecting it</w:t>
+      </w:r>
+    </w:p>
+    <w:p>
+      <w:pPr>
+        <w:numPr>
+          <w:ilvl w:val="0"/>
           <w:numId w:val="1086"/>
         </w:numPr>
-        <w:pStyle w:val="Compact"/>
-      </w:pPr>
-      <w:r>
-        <w:t xml:space="preserve">Log into pfSense → Status → Dashboard</w:t>
-      </w:r>
-    </w:p>
-    <w:p>
-      <w:pPr>
-        <w:numPr>
-          <w:ilvl w:val="1"/>
+      </w:pPr>
+      <w:r>
+        <w:rPr>
+          <w:b/>
+        </w:rPr>
+        <w:t xml:space="preserve">For each checklist item:</w:t>
+      </w:r>
+    </w:p>
+    <w:p>
+      <w:pPr>
+        <w:numPr>
+          <w:ilvl w:val="1"/>
+          <w:numId w:val="1093"/>
+        </w:numPr>
+        <w:pStyle w:val="Compact"/>
+      </w:pPr>
+      <w:r>
+        <w:t xml:space="preserve">Check the box if compliant</w:t>
+      </w:r>
+    </w:p>
+    <w:p>
+      <w:pPr>
+        <w:numPr>
+          <w:ilvl w:val="1"/>
+          <w:numId w:val="1093"/>
+        </w:numPr>
+        <w:pStyle w:val="Compact"/>
+      </w:pPr>
+      <w:r>
+        <w:t xml:space="preserve">Take a screenshot as evidence</w:t>
+      </w:r>
+    </w:p>
+    <w:p>
+      <w:pPr>
+        <w:numPr>
+          <w:ilvl w:val="1"/>
+          <w:numId w:val="1093"/>
+        </w:numPr>
+        <w:pStyle w:val="Compact"/>
+      </w:pPr>
+      <w:r>
+        <w:t xml:space="preserve">Note any findings or non-compliance issues</w:t>
+      </w:r>
+    </w:p>
+    <w:p>
+      <w:pPr>
+        <w:numPr>
+          <w:ilvl w:val="0"/>
           <w:numId w:val="1086"/>
-        </w:numPr>
-        <w:pStyle w:val="Compact"/>
-      </w:pPr>
-      <w:r>
-        <w:t xml:space="preserve">Screenshot the dashboard showing the firewall is operational</w:t>
-      </w:r>
-    </w:p>
-    <w:p>
-      <w:pPr>
-        <w:numPr>
-          <w:ilvl w:val="1"/>
-          <w:numId w:val="1086"/>
-        </w:numPr>
-        <w:pStyle w:val="Compact"/>
-      </w:pPr>
-      <w:r>
-        <w:t xml:space="preserve">Check Firewall → Rules for configured rules</w:t>
-      </w:r>
-    </w:p>
-    <w:p>
-      <w:pPr>
-        <w:numPr>
-          <w:ilvl w:val="1"/>
-          <w:numId w:val="1086"/>
-        </w:numPr>
-        <w:pStyle w:val="Compact"/>
-      </w:pPr>
-      <w:r>
-        <w:t xml:space="preserve">Check Status → System Logs for log entries</w:t>
-      </w:r>
-    </w:p>
-    <w:p>
-      <w:pPr>
-        <w:numPr>
-          <w:ilvl w:val="0"/>
-          <w:numId w:val="1000"/>
-        </w:numPr>
-      </w:pPr>
-      <w:r>
-        <w:rPr>
-          <w:b/>
-        </w:rPr>
-        <w:t xml:space="preserve">Firewall Configuration:</w:t>
-      </w:r>
-    </w:p>
-    <w:p>
-      <w:pPr>
-        <w:numPr>
-          <w:ilvl w:val="1"/>
-          <w:numId w:val="1087"/>
-        </w:numPr>
-        <w:pStyle w:val="Compact"/>
-      </w:pPr>
-      <w:r>
-        <w:t xml:space="preserve">Verify default deny policy exists (last rule)</w:t>
-      </w:r>
-    </w:p>
-    <w:p>
-      <w:pPr>
-        <w:numPr>
-          <w:ilvl w:val="1"/>
-          <w:numId w:val="1087"/>
-        </w:numPr>
-        <w:pStyle w:val="Compact"/>
-      </w:pPr>
-      <w:r>
-        <w:t xml:space="preserve">Verify no "Allow Any Any" rules</w:t>
-      </w:r>
-    </w:p>
-    <w:p>
-      <w:pPr>
-        <w:numPr>
-          <w:ilvl w:val="1"/>
-          <w:numId w:val="1087"/>
-        </w:numPr>
-        <w:pStyle w:val="Compact"/>
-      </w:pPr>
-      <w:r>
-        <w:t xml:space="preserve">List each allow rule and justify why it's needed</w:t>
-      </w:r>
-    </w:p>
-    <w:p>
-      <w:pPr>
-        <w:numPr>
-          <w:ilvl w:val="0"/>
-          <w:numId w:val="1000"/>
-        </w:numPr>
-      </w:pPr>
-      <w:r>
-        <w:rPr>
-          <w:b/>
-        </w:rPr>
-        <w:t xml:space="preserve">Logging:</w:t>
-      </w:r>
-    </w:p>
-    <w:p>
-      <w:pPr>
-        <w:numPr>
-          <w:ilvl w:val="1"/>
-          <w:numId w:val="1088"/>
-        </w:numPr>
-        <w:pStyle w:val="Compact"/>
-      </w:pPr>
-      <w:r>
-        <w:t xml:space="preserve">Verify logging is active on key rules</w:t>
-      </w:r>
-    </w:p>
-    <w:p>
-      <w:pPr>
-        <w:numPr>
-          <w:ilvl w:val="1"/>
-          <w:numId w:val="1088"/>
-        </w:numPr>
-        <w:pStyle w:val="Compact"/>
-      </w:pPr>
-      <w:r>
-        <w:t xml:space="preserve">Screenshot log entries</w:t>
-      </w:r>
-    </w:p>
-    <w:p>
-      <w:pPr>
-        <w:numPr>
-          <w:ilvl w:val="0"/>
-          <w:numId w:val="1000"/>
-        </w:numPr>
-      </w:pPr>
-      <w:r>
-        <w:rPr>
-          <w:b/>
-        </w:rPr>
-        <w:t xml:space="preserve">Segmentation:</w:t>
-      </w:r>
-    </w:p>
-    <w:p>
-      <w:pPr>
-        <w:numPr>
-          <w:ilvl w:val="1"/>
-          <w:numId w:val="1089"/>
-        </w:numPr>
-        <w:pStyle w:val="Compact"/>
-      </w:pPr>
-      <w:r>
-        <w:t xml:space="preserve">Check Interfaces → VLANs for network segmentation</w:t>
-      </w:r>
-    </w:p>
-    <w:p>
-      <w:pPr>
-        <w:numPr>
-          <w:ilvl w:val="1"/>
-          <w:numId w:val="1089"/>
-        </w:numPr>
-        <w:pStyle w:val="Compact"/>
-      </w:pPr>
-      <w:r>
-        <w:t xml:space="preserve">If not yet configured, document this as a finding</w:t>
-      </w:r>
-    </w:p>
-    <w:p>
-      <w:pPr>
-        <w:numPr>
-          <w:ilvl w:val="0"/>
-          <w:numId w:val="1000"/>
-        </w:numPr>
-      </w:pPr>
-      <w:r>
-        <w:rPr>
-          <w:b/>
-        </w:rPr>
-        <w:t xml:space="preserve">FCI Protection:</w:t>
-      </w:r>
-    </w:p>
-    <w:p>
-      <w:pPr>
-        <w:numPr>
-          <w:ilvl w:val="1"/>
-          <w:numId w:val="1090"/>
-        </w:numPr>
-        <w:pStyle w:val="Compact"/>
-      </w:pPr>
-      <w:r>
-        <w:t xml:space="preserve">Identify where FCI resides</w:t>
-      </w:r>
-    </w:p>
-    <w:p>
-      <w:pPr>
-        <w:numPr>
-          <w:ilvl w:val="1"/>
-          <w:numId w:val="1090"/>
-        </w:numPr>
-        <w:pStyle w:val="Compact"/>
-      </w:pPr>
-      <w:r>
-        <w:t xml:space="preserve">Document the firewall rules protecting it</w:t>
-      </w:r>
-    </w:p>
-    <w:p>
-      <w:pPr>
-        <w:numPr>
-          <w:ilvl w:val="0"/>
-          <w:numId w:val="1084"/>
-        </w:numPr>
-      </w:pPr>
-      <w:r>
-        <w:rPr>
-          <w:b/>
-        </w:rPr>
-        <w:t xml:space="preserve">For each checklist item:</w:t>
-      </w:r>
-    </w:p>
-    <w:p>
-      <w:pPr>
-        <w:numPr>
-          <w:ilvl w:val="1"/>
-          <w:numId w:val="1091"/>
-        </w:numPr>
-        <w:pStyle w:val="Compact"/>
-      </w:pPr>
-      <w:r>
-        <w:t xml:space="preserve">Check the box if compliant</w:t>
-      </w:r>
-    </w:p>
-    <w:p>
-      <w:pPr>
-        <w:numPr>
-          <w:ilvl w:val="1"/>
-          <w:numId w:val="1091"/>
-        </w:numPr>
-        <w:pStyle w:val="Compact"/>
-      </w:pPr>
-      <w:r>
-        <w:t xml:space="preserve">Take a screenshot as evidence</w:t>
-      </w:r>
-    </w:p>
-    <w:p>
-      <w:pPr>
-        <w:numPr>
-          <w:ilvl w:val="1"/>
-          <w:numId w:val="1091"/>
-        </w:numPr>
-        <w:pStyle w:val="Compact"/>
-      </w:pPr>
-      <w:r>
-        <w:t xml:space="preserve">Note any findings or non-compliance issues</w:t>
-      </w:r>
-    </w:p>
-    <w:p>
-      <w:pPr>
-        <w:numPr>
-          <w:ilvl w:val="0"/>
-          <w:numId w:val="1084"/>
         </w:numPr>
       </w:pPr>
       <w:r>
@@ -8497,7 +9290,7 @@
       <w:pPr>
         <w:numPr>
           <w:ilvl w:val="0"/>
-          <w:numId w:val="1092"/>
+          <w:numId w:val="1094"/>
         </w:numPr>
       </w:pPr>
       <w:r>
@@ -8517,7 +9310,7 @@
       <w:pPr>
         <w:numPr>
           <w:ilvl w:val="1"/>
-          <w:numId w:val="1093"/>
+          <w:numId w:val="1095"/>
         </w:numPr>
         <w:pStyle w:val="Compact"/>
       </w:pPr>
@@ -8544,7 +9337,7 @@
       <w:pPr>
         <w:numPr>
           <w:ilvl w:val="1"/>
-          <w:numId w:val="1093"/>
+          <w:numId w:val="1095"/>
         </w:numPr>
         <w:pStyle w:val="Compact"/>
       </w:pPr>
@@ -8556,7 +9349,7 @@
       <w:pPr>
         <w:numPr>
           <w:ilvl w:val="1"/>
-          <w:numId w:val="1093"/>
+          <w:numId w:val="1095"/>
         </w:numPr>
         <w:pStyle w:val="Compact"/>
       </w:pPr>
@@ -8568,7 +9361,7 @@
       <w:pPr>
         <w:numPr>
           <w:ilvl w:val="1"/>
-          <w:numId w:val="1093"/>
+          <w:numId w:val="1095"/>
         </w:numPr>
         <w:pStyle w:val="Compact"/>
       </w:pPr>
@@ -8580,7 +9373,7 @@
       <w:pPr>
         <w:numPr>
           <w:ilvl w:val="0"/>
-          <w:numId w:val="1092"/>
+          <w:numId w:val="1094"/>
         </w:numPr>
       </w:pPr>
       <w:r>
@@ -8600,65 +9393,302 @@
       <w:pPr>
         <w:numPr>
           <w:ilvl w:val="1"/>
+          <w:numId w:val="1096"/>
+        </w:numPr>
+        <w:pStyle w:val="Compact"/>
+      </w:pPr>
+      <w:r>
+        <w:t xml:space="preserve">Delete all "Allow Any" rules on LAN and WAN</w:t>
+      </w:r>
+    </w:p>
+    <w:p>
+      <w:pPr>
+        <w:numPr>
+          <w:ilvl w:val="1"/>
+          <w:numId w:val="1096"/>
+        </w:numPr>
+        <w:pStyle w:val="Compact"/>
+      </w:pPr>
+      <w:r>
+        <w:t xml:space="preserve">Create specific allow rules for required services</w:t>
+      </w:r>
+    </w:p>
+    <w:p>
+      <w:pPr>
+        <w:numPr>
+          <w:ilvl w:val="1"/>
+          <w:numId w:val="1096"/>
+        </w:numPr>
+        <w:pStyle w:val="Compact"/>
+      </w:pPr>
+      <w:r>
+        <w:t xml:space="preserve">Ensure default deny is last rule</w:t>
+      </w:r>
+    </w:p>
+    <w:p>
+      <w:pPr>
+        <w:numPr>
+          <w:ilvl w:val="1"/>
+          <w:numId w:val="1096"/>
+        </w:numPr>
+        <w:pStyle w:val="Compact"/>
+      </w:pPr>
+      <w:r>
+        <w:rPr>
+          <w:i/>
+        </w:rPr>
+        <w:t xml:space="preserve">(Apply everything you learned in Lab M1-L2)</w:t>
+      </w:r>
+    </w:p>
+    <w:p>
+      <w:pPr>
+        <w:numPr>
+          <w:ilvl w:val="0"/>
           <w:numId w:val="1094"/>
         </w:numPr>
-        <w:pStyle w:val="Compact"/>
-      </w:pPr>
-      <w:r>
-        <w:t xml:space="preserve">Delete all "Allow Any" rules on LAN and WAN</w:t>
-      </w:r>
-    </w:p>
-    <w:p>
-      <w:pPr>
-        <w:numPr>
-          <w:ilvl w:val="1"/>
+      </w:pPr>
+      <w:r>
+        <w:rPr>
+          <w:b/>
+        </w:rPr>
+        <w:t xml:space="preserve">TASK 2: Secure the WAN</w:t>
+      </w:r>
+      <w:r>
+        <w:t xml:space="preserve"> </w:t>
+      </w:r>
+      <w:r>
+        <w:t xml:space="preserve">(10 min)</w:t>
+      </w:r>
+    </w:p>
+    <w:p>
+      <w:pPr>
+        <w:numPr>
+          <w:ilvl w:val="1"/>
+          <w:numId w:val="1097"/>
+        </w:numPr>
+        <w:pStyle w:val="Compact"/>
+      </w:pPr>
+      <w:r>
+        <w:t xml:space="preserve">Remove the Telnet exposure (port 23 from WAN)</w:t>
+      </w:r>
+    </w:p>
+    <w:p>
+      <w:pPr>
+        <w:numPr>
+          <w:ilvl w:val="1"/>
+          <w:numId w:val="1097"/>
+        </w:numPr>
+        <w:pStyle w:val="Compact"/>
+      </w:pPr>
+      <w:r>
+        <w:t xml:space="preserve">Block all inbound WAN traffic by default</w:t>
+      </w:r>
+    </w:p>
+    <w:p>
+      <w:pPr>
+        <w:numPr>
+          <w:ilvl w:val="1"/>
+          <w:numId w:val="1097"/>
+        </w:numPr>
+        <w:pStyle w:val="Compact"/>
+      </w:pPr>
+      <w:r>
+        <w:t xml:space="preserve">Only allow necessary inbound services</w:t>
+      </w:r>
+    </w:p>
+    <w:p>
+      <w:pPr>
+        <w:numPr>
+          <w:ilvl w:val="0"/>
           <w:numId w:val="1094"/>
         </w:numPr>
-        <w:pStyle w:val="Compact"/>
-      </w:pPr>
-      <w:r>
-        <w:t xml:space="preserve">Create specific allow rules for required services</w:t>
-      </w:r>
-    </w:p>
-    <w:p>
-      <w:pPr>
-        <w:numPr>
-          <w:ilvl w:val="1"/>
+      </w:pPr>
+      <w:r>
+        <w:rPr>
+          <w:b/>
+        </w:rPr>
+        <w:t xml:space="preserve">TASK 3: Create Network Segmentation</w:t>
+      </w:r>
+      <w:r>
+        <w:t xml:space="preserve"> </w:t>
+      </w:r>
+      <w:r>
+        <w:t xml:space="preserve">(15 min)</w:t>
+      </w:r>
+    </w:p>
+    <w:p>
+      <w:pPr>
+        <w:numPr>
+          <w:ilvl w:val="1"/>
+          <w:numId w:val="1098"/>
+        </w:numPr>
+        <w:pStyle w:val="Compact"/>
+      </w:pPr>
+      <w:r>
+        <w:t xml:space="preserve">Create at least 2 VLANs</w:t>
+      </w:r>
+    </w:p>
+    <w:p>
+      <w:pPr>
+        <w:numPr>
+          <w:ilvl w:val="1"/>
+          <w:numId w:val="1098"/>
+        </w:numPr>
+        <w:pStyle w:val="Compact"/>
+      </w:pPr>
+      <w:r>
+        <w:t xml:space="preserve">Configure inter-VLAN rules</w:t>
+      </w:r>
+    </w:p>
+    <w:p>
+      <w:pPr>
+        <w:numPr>
+          <w:ilvl w:val="1"/>
+          <w:numId w:val="1098"/>
+        </w:numPr>
+        <w:pStyle w:val="Compact"/>
+      </w:pPr>
+      <w:r>
+        <w:t xml:space="preserve">Isolate sensitive resources</w:t>
+      </w:r>
+    </w:p>
+    <w:p>
+      <w:pPr>
+        <w:numPr>
+          <w:ilvl w:val="1"/>
+          <w:numId w:val="1098"/>
+        </w:numPr>
+        <w:pStyle w:val="Compact"/>
+      </w:pPr>
+      <w:r>
+        <w:rPr>
+          <w:i/>
+        </w:rPr>
+        <w:t xml:space="preserve">(Apply everything you learned in Lab M2-L3)</w:t>
+      </w:r>
+    </w:p>
+    <w:p>
+      <w:pPr>
+        <w:numPr>
+          <w:ilvl w:val="0"/>
           <w:numId w:val="1094"/>
         </w:numPr>
-        <w:pStyle w:val="Compact"/>
-      </w:pPr>
-      <w:r>
-        <w:t xml:space="preserve">Ensure default deny is last rule</w:t>
-      </w:r>
-    </w:p>
-    <w:p>
-      <w:pPr>
-        <w:numPr>
-          <w:ilvl w:val="1"/>
+      </w:pPr>
+      <w:r>
+        <w:rPr>
+          <w:b/>
+        </w:rPr>
+        <w:t xml:space="preserve">TASK 4: Enable Logging</w:t>
+      </w:r>
+      <w:r>
+        <w:t xml:space="preserve"> </w:t>
+      </w:r>
+      <w:r>
+        <w:t xml:space="preserve">(5 min)</w:t>
+      </w:r>
+    </w:p>
+    <w:p>
+      <w:pPr>
+        <w:numPr>
+          <w:ilvl w:val="1"/>
+          <w:numId w:val="1099"/>
+        </w:numPr>
+        <w:pStyle w:val="Compact"/>
+      </w:pPr>
+      <w:r>
+        <w:t xml:space="preserve">Enable logging on</w:t>
+      </w:r>
+      <w:r>
+        <w:t xml:space="preserve"> </w:t>
+      </w:r>
+      <w:r>
+        <w:rPr>
+          <w:b/>
+        </w:rPr>
+        <w:t xml:space="preserve">every</w:t>
+      </w:r>
+      <w:r>
+        <w:t xml:space="preserve"> </w:t>
+      </w:r>
+      <w:r>
+        <w:t xml:space="preserve">block rule (edit the rule and tick</w:t>
+      </w:r>
+      <w:r>
+        <w:t xml:space="preserve"> </w:t>
+      </w:r>
+      <w:r>
+        <w:rPr>
+          <w:b/>
+        </w:rPr>
+        <w:t xml:space="preserve">Log</w:t>
+      </w:r>
+      <w:r>
+        <w:rPr>
+          <w:b/>
+        </w:rPr>
+        <w:t xml:space="preserve"> </w:t>
+      </w:r>
+      <w:r>
+        <w:rPr>
+          <w:b/>
+        </w:rPr>
+        <w:t xml:space="preserve">packets that are handled by this rule</w:t>
+      </w:r>
+      <w:r>
+        <w:t xml:space="preserve">) — the automated check requires all</w:t>
+      </w:r>
+      <w:r>
+        <w:t xml:space="preserve"> </w:t>
+      </w:r>
+      <w:r>
+        <w:t xml:space="preserve">block rules to log</w:t>
+      </w:r>
+    </w:p>
+    <w:p>
+      <w:pPr>
+        <w:numPr>
+          <w:ilvl w:val="1"/>
+          <w:numId w:val="1099"/>
+        </w:numPr>
+        <w:pStyle w:val="Compact"/>
+      </w:pPr>
+      <w:r>
+        <w:t xml:space="preserve">Enable logging on critical allow rules</w:t>
+      </w:r>
+    </w:p>
+    <w:p>
+      <w:pPr>
+        <w:numPr>
+          <w:ilvl w:val="1"/>
+          <w:numId w:val="1099"/>
+        </w:numPr>
+        <w:pStyle w:val="Compact"/>
+      </w:pPr>
+      <w:r>
+        <w:t xml:space="preserve">Verify logs appear in</w:t>
+      </w:r>
+      <w:r>
+        <w:t xml:space="preserve"> </w:t>
+      </w:r>
+      <w:r>
+        <w:rPr>
+          <w:b/>
+        </w:rPr>
+        <w:t xml:space="preserve">Status → System Logs</w:t>
+      </w:r>
+    </w:p>
+    <w:p>
+      <w:pPr>
+        <w:numPr>
+          <w:ilvl w:val="0"/>
           <w:numId w:val="1094"/>
         </w:numPr>
-        <w:pStyle w:val="Compact"/>
-      </w:pPr>
-      <w:r>
-        <w:rPr>
-          <w:i/>
-        </w:rPr>
-        <w:t xml:space="preserve">(Apply everything you learned in Lab M1-L2)</w:t>
-      </w:r>
-    </w:p>
-    <w:p>
-      <w:pPr>
-        <w:numPr>
-          <w:ilvl w:val="0"/>
-          <w:numId w:val="1092"/>
-        </w:numPr>
-      </w:pPr>
-      <w:r>
-        <w:rPr>
-          <w:b/>
-        </w:rPr>
-        <w:t xml:space="preserve">TASK 2: Secure the WAN</w:t>
+      </w:pPr>
+      <w:r>
+        <w:rPr>
+          <w:b/>
+        </w:rPr>
+        <w:t xml:space="preserve">TASK 5: Verify Communications</w:t>
       </w:r>
       <w:r>
         <w:t xml:space="preserve"> </w:t>
@@ -8671,121 +9701,62 @@
       <w:pPr>
         <w:numPr>
           <w:ilvl w:val="1"/>
-          <w:numId w:val="1095"/>
-        </w:numPr>
-        <w:pStyle w:val="Compact"/>
-      </w:pPr>
-      <w:r>
-        <w:t xml:space="preserve">Remove the Telnet exposure (port 23 from WAN)</w:t>
-      </w:r>
-    </w:p>
-    <w:p>
-      <w:pPr>
-        <w:numPr>
-          <w:ilvl w:val="1"/>
-          <w:numId w:val="1095"/>
-        </w:numPr>
-        <w:pStyle w:val="Compact"/>
-      </w:pPr>
-      <w:r>
-        <w:t xml:space="preserve">Block all inbound WAN traffic by default</w:t>
-      </w:r>
-    </w:p>
-    <w:p>
-      <w:pPr>
-        <w:numPr>
-          <w:ilvl w:val="1"/>
-          <w:numId w:val="1095"/>
-        </w:numPr>
-        <w:pStyle w:val="Compact"/>
-      </w:pPr>
-      <w:r>
-        <w:t xml:space="preserve">Only allow necessary inbound services</w:t>
-      </w:r>
-    </w:p>
-    <w:p>
-      <w:pPr>
-        <w:numPr>
-          <w:ilvl w:val="0"/>
-          <w:numId w:val="1092"/>
-        </w:numPr>
-      </w:pPr>
-      <w:r>
-        <w:rPr>
-          <w:b/>
-        </w:rPr>
-        <w:t xml:space="preserve">TASK 3: Create Network Segmentation</w:t>
-      </w:r>
-      <w:r>
-        <w:t xml:space="preserve"> </w:t>
-      </w:r>
-      <w:r>
-        <w:t xml:space="preserve">(15 min)</w:t>
-      </w:r>
-    </w:p>
-    <w:p>
-      <w:pPr>
-        <w:numPr>
-          <w:ilvl w:val="1"/>
-          <w:numId w:val="1096"/>
-        </w:numPr>
-        <w:pStyle w:val="Compact"/>
-      </w:pPr>
-      <w:r>
-        <w:t xml:space="preserve">Create at least 2 VLANs</w:t>
-      </w:r>
-    </w:p>
-    <w:p>
-      <w:pPr>
-        <w:numPr>
-          <w:ilvl w:val="1"/>
-          <w:numId w:val="1096"/>
-        </w:numPr>
-        <w:pStyle w:val="Compact"/>
-      </w:pPr>
-      <w:r>
-        <w:t xml:space="preserve">Configure inter-VLAN rules</w:t>
-      </w:r>
-    </w:p>
-    <w:p>
-      <w:pPr>
-        <w:numPr>
-          <w:ilvl w:val="1"/>
-          <w:numId w:val="1096"/>
-        </w:numPr>
-        <w:pStyle w:val="Compact"/>
-      </w:pPr>
-      <w:r>
-        <w:t xml:space="preserve">Isolate sensitive resources</w:t>
-      </w:r>
-    </w:p>
-    <w:p>
-      <w:pPr>
-        <w:numPr>
-          <w:ilvl w:val="1"/>
-          <w:numId w:val="1096"/>
-        </w:numPr>
-        <w:pStyle w:val="Compact"/>
-      </w:pPr>
-      <w:r>
-        <w:rPr>
-          <w:i/>
-        </w:rPr>
-        <w:t xml:space="preserve">(Apply everything you learned in Lab M2-L3)</w:t>
-      </w:r>
-    </w:p>
-    <w:p>
-      <w:pPr>
-        <w:numPr>
-          <w:ilvl w:val="0"/>
-          <w:numId w:val="1092"/>
-        </w:numPr>
-      </w:pPr>
-      <w:r>
-        <w:rPr>
-          <w:b/>
-        </w:rPr>
-        <w:t xml:space="preserve">TASK 4: Enable Logging</w:t>
+          <w:numId w:val="1100"/>
+        </w:numPr>
+        <w:pStyle w:val="Compact"/>
+      </w:pPr>
+      <w:r>
+        <w:t xml:space="preserve">Test DNS (ping DC01)</w:t>
+      </w:r>
+    </w:p>
+    <w:p>
+      <w:pPr>
+        <w:numPr>
+          <w:ilvl w:val="1"/>
+          <w:numId w:val="1100"/>
+        </w:numPr>
+        <w:pStyle w:val="Compact"/>
+      </w:pPr>
+      <w:r>
+        <w:t xml:space="preserve">Test web browsing</w:t>
+      </w:r>
+    </w:p>
+    <w:p>
+      <w:pPr>
+        <w:numPr>
+          <w:ilvl w:val="1"/>
+          <w:numId w:val="1100"/>
+        </w:numPr>
+        <w:pStyle w:val="Compact"/>
+      </w:pPr>
+      <w:r>
+        <w:t xml:space="preserve">Verify internal services accessible</w:t>
+      </w:r>
+    </w:p>
+    <w:p>
+      <w:pPr>
+        <w:numPr>
+          <w:ilvl w:val="1"/>
+          <w:numId w:val="1100"/>
+        </w:numPr>
+        <w:pStyle w:val="Compact"/>
+      </w:pPr>
+      <w:r>
+        <w:t xml:space="preserve">Verify external attacks blocked</w:t>
+      </w:r>
+    </w:p>
+    <w:p>
+      <w:pPr>
+        <w:numPr>
+          <w:ilvl w:val="0"/>
+          <w:numId w:val="1094"/>
+        </w:numPr>
+      </w:pPr>
+      <w:r>
+        <w:rPr>
+          <w:b/>
+        </w:rPr>
+        <w:t xml:space="preserve">TASK 6: Produce Assessment Evidence</w:t>
       </w:r>
       <w:r>
         <w:t xml:space="preserve"> </w:t>
@@ -8798,140 +9769,7 @@
       <w:pPr>
         <w:numPr>
           <w:ilvl w:val="1"/>
-          <w:numId w:val="1097"/>
-        </w:numPr>
-        <w:pStyle w:val="Compact"/>
-      </w:pPr>
-      <w:r>
-        <w:t xml:space="preserve">Enable logging on all block rules</w:t>
-      </w:r>
-    </w:p>
-    <w:p>
-      <w:pPr>
-        <w:numPr>
-          <w:ilvl w:val="1"/>
-          <w:numId w:val="1097"/>
-        </w:numPr>
-        <w:pStyle w:val="Compact"/>
-      </w:pPr>
-      <w:r>
-        <w:t xml:space="preserve">Enable logging on critical allow rules</w:t>
-      </w:r>
-    </w:p>
-    <w:p>
-      <w:pPr>
-        <w:numPr>
-          <w:ilvl w:val="1"/>
-          <w:numId w:val="1097"/>
-        </w:numPr>
-        <w:pStyle w:val="Compact"/>
-      </w:pPr>
-      <w:r>
-        <w:t xml:space="preserve">Verify logs appear in</w:t>
-      </w:r>
-      <w:r>
-        <w:t xml:space="preserve"> </w:t>
-      </w:r>
-      <w:r>
-        <w:rPr>
-          <w:b/>
-        </w:rPr>
-        <w:t xml:space="preserve">Status → System Logs</w:t>
-      </w:r>
-    </w:p>
-    <w:p>
-      <w:pPr>
-        <w:numPr>
-          <w:ilvl w:val="0"/>
-          <w:numId w:val="1092"/>
-        </w:numPr>
-      </w:pPr>
-      <w:r>
-        <w:rPr>
-          <w:b/>
-        </w:rPr>
-        <w:t xml:space="preserve">TASK 5: Verify Communications</w:t>
-      </w:r>
-      <w:r>
-        <w:t xml:space="preserve"> </w:t>
-      </w:r>
-      <w:r>
-        <w:t xml:space="preserve">(10 min)</w:t>
-      </w:r>
-    </w:p>
-    <w:p>
-      <w:pPr>
-        <w:numPr>
-          <w:ilvl w:val="1"/>
-          <w:numId w:val="1098"/>
-        </w:numPr>
-        <w:pStyle w:val="Compact"/>
-      </w:pPr>
-      <w:r>
-        <w:t xml:space="preserve">Test DNS (ping DC01)</w:t>
-      </w:r>
-    </w:p>
-    <w:p>
-      <w:pPr>
-        <w:numPr>
-          <w:ilvl w:val="1"/>
-          <w:numId w:val="1098"/>
-        </w:numPr>
-        <w:pStyle w:val="Compact"/>
-      </w:pPr>
-      <w:r>
-        <w:t xml:space="preserve">Test web browsing</w:t>
-      </w:r>
-    </w:p>
-    <w:p>
-      <w:pPr>
-        <w:numPr>
-          <w:ilvl w:val="1"/>
-          <w:numId w:val="1098"/>
-        </w:numPr>
-        <w:pStyle w:val="Compact"/>
-      </w:pPr>
-      <w:r>
-        <w:t xml:space="preserve">Verify internal services accessible</w:t>
-      </w:r>
-    </w:p>
-    <w:p>
-      <w:pPr>
-        <w:numPr>
-          <w:ilvl w:val="1"/>
-          <w:numId w:val="1098"/>
-        </w:numPr>
-        <w:pStyle w:val="Compact"/>
-      </w:pPr>
-      <w:r>
-        <w:t xml:space="preserve">Verify external attacks blocked</w:t>
-      </w:r>
-    </w:p>
-    <w:p>
-      <w:pPr>
-        <w:numPr>
-          <w:ilvl w:val="0"/>
-          <w:numId w:val="1092"/>
-        </w:numPr>
-      </w:pPr>
-      <w:r>
-        <w:rPr>
-          <w:b/>
-        </w:rPr>
-        <w:t xml:space="preserve">TASK 6: Produce Assessment Evidence</w:t>
-      </w:r>
-      <w:r>
-        <w:t xml:space="preserve"> </w:t>
-      </w:r>
-      <w:r>
-        <w:t xml:space="preserve">(5 min)</w:t>
-      </w:r>
-    </w:p>
-    <w:p>
-      <w:pPr>
-        <w:numPr>
-          <w:ilvl w:val="1"/>
-          <w:numId w:val="1099"/>
+          <w:numId w:val="1101"/>
         </w:numPr>
         <w:pStyle w:val="Compact"/>
       </w:pPr>
@@ -8943,7 +9781,7 @@
       <w:pPr>
         <w:numPr>
           <w:ilvl w:val="1"/>
-          <w:numId w:val="1099"/>
+          <w:numId w:val="1101"/>
         </w:numPr>
         <w:pStyle w:val="Compact"/>
       </w:pPr>
@@ -8955,7 +9793,7 @@
       <w:pPr>
         <w:numPr>
           <w:ilvl w:val="1"/>
-          <w:numId w:val="1099"/>
+          <w:numId w:val="1101"/>
         </w:numPr>
         <w:pStyle w:val="Compact"/>
       </w:pPr>
@@ -8967,7 +9805,7 @@
       <w:pPr>
         <w:numPr>
           <w:ilvl w:val="1"/>
-          <w:numId w:val="1099"/>
+          <w:numId w:val="1101"/>
         </w:numPr>
         <w:pStyle w:val="Compact"/>
       </w:pPr>
@@ -8979,7 +9817,7 @@
       <w:pPr>
         <w:numPr>
           <w:ilvl w:val="1"/>
-          <w:numId w:val="1099"/>
+          <w:numId w:val="1101"/>
         </w:numPr>
         <w:pStyle w:val="Compact"/>
       </w:pPr>
@@ -8991,7 +9829,7 @@
       <w:pPr>
         <w:numPr>
           <w:ilvl w:val="0"/>
-          <w:numId w:val="1092"/>
+          <w:numId w:val="1094"/>
         </w:numPr>
       </w:pPr>
       <w:r>
@@ -9038,7 +9876,7 @@
       <w:pPr>
         <w:numPr>
           <w:ilvl w:val="0"/>
-          <w:numId w:val="1100"/>
+          <w:numId w:val="1102"/>
         </w:numPr>
         <w:pStyle w:val="Compact"/>
       </w:pPr>
@@ -9050,7 +9888,7 @@
       <w:pPr>
         <w:numPr>
           <w:ilvl w:val="0"/>
-          <w:numId w:val="1100"/>
+          <w:numId w:val="1102"/>
         </w:numPr>
         <w:pStyle w:val="Compact"/>
       </w:pPr>
@@ -9062,7 +9900,7 @@
       <w:pPr>
         <w:numPr>
           <w:ilvl w:val="0"/>
-          <w:numId w:val="1100"/>
+          <w:numId w:val="1102"/>
         </w:numPr>
         <w:pStyle w:val="Compact"/>
       </w:pPr>
@@ -9074,7 +9912,7 @@
       <w:pPr>
         <w:numPr>
           <w:ilvl w:val="0"/>
-          <w:numId w:val="1100"/>
+          <w:numId w:val="1102"/>
         </w:numPr>
         <w:pStyle w:val="Compact"/>
       </w:pPr>
@@ -9086,7 +9924,7 @@
       <w:pPr>
         <w:numPr>
           <w:ilvl w:val="0"/>
-          <w:numId w:val="1100"/>
+          <w:numId w:val="1102"/>
         </w:numPr>
         <w:pStyle w:val="Compact"/>
       </w:pPr>
@@ -9098,12 +9936,128 @@
       <w:pPr>
         <w:numPr>
           <w:ilvl w:val="0"/>
-          <w:numId w:val="1100"/>
+          <w:numId w:val="1102"/>
         </w:numPr>
         <w:pStyle w:val="Compact"/>
       </w:pPr>
       <w:r>
         <w:t xml:space="preserve">☐ All evidence screenshots saved</w:t>
+      </w:r>
+    </w:p>
+    <w:p>
+      <w:pPr>
+        <w:pStyle w:val="FirstParagraph"/>
+      </w:pPr>
+      <w:r>
+        <w:rPr>
+          <w:b/>
+        </w:rPr>
+        <w:t xml:space="preserve">How the automated check scores this lab:</w:t>
+      </w:r>
+      <w:r>
+        <w:t xml:space="preserve"> </w:t>
+      </w:r>
+      <w:r>
+        <w:t xml:space="preserve">the verifier reads the firewall</w:t>
+      </w:r>
+      <w:r>
+        <w:t xml:space="preserve"> </w:t>
+      </w:r>
+      <w:r>
+        <w:t xml:space="preserve">configuration and reports 5 checks —</w:t>
+      </w:r>
+      <w:r>
+        <w:t xml:space="preserve"> </w:t>
+      </w:r>
+      <w:r>
+        <w:rPr>
+          <w:rStyle w:val="VerbatimChar"/>
+        </w:rPr>
+        <w:t xml:space="preserve">deny_by_default</w:t>
+      </w:r>
+      <w:r>
+        <w:t xml:space="preserve">,</w:t>
+      </w:r>
+      <w:r>
+        <w:t xml:space="preserve"> </w:t>
+      </w:r>
+      <w:r>
+        <w:rPr>
+          <w:rStyle w:val="VerbatimChar"/>
+        </w:rPr>
+        <w:t xml:space="preserve">wan_secured</w:t>
+      </w:r>
+      <w:r>
+        <w:t xml:space="preserve">,</w:t>
+      </w:r>
+      <w:r>
+        <w:t xml:space="preserve"> </w:t>
+      </w:r>
+      <w:r>
+        <w:rPr>
+          <w:rStyle w:val="VerbatimChar"/>
+        </w:rPr>
+        <w:t xml:space="preserve">no_telnet</w:t>
+      </w:r>
+      <w:r>
+        <w:t xml:space="preserve">,</w:t>
+      </w:r>
+      <w:r>
+        <w:t xml:space="preserve"> </w:t>
+      </w:r>
+      <w:r>
+        <w:rPr>
+          <w:rStyle w:val="VerbatimChar"/>
+        </w:rPr>
+        <w:t xml:space="preserve">logging</w:t>
+      </w:r>
+      <w:r>
+        <w:t xml:space="preserve"> </w:t>
+      </w:r>
+      <w:r>
+        <w:t xml:space="preserve">(the</w:t>
+      </w:r>
+      <w:r>
+        <w:t xml:space="preserve"> </w:t>
+      </w:r>
+      <w:r>
+        <w:rPr>
+          <w:b/>
+        </w:rPr>
+        <w:t xml:space="preserve">Log packets</w:t>
+      </w:r>
+      <w:r>
+        <w:t xml:space="preserve"> </w:t>
+      </w:r>
+      <w:r>
+        <w:t xml:space="preserve">box ticked on every block rule) and</w:t>
+      </w:r>
+      <w:r>
+        <w:t xml:space="preserve"> </w:t>
+      </w:r>
+      <w:r>
+        <w:rPr>
+          <w:rStyle w:val="VerbatimChar"/>
+        </w:rPr>
+        <w:t xml:space="preserve">segmentation</w:t>
+      </w:r>
+      <w:r>
+        <w:t xml:space="preserve"> </w:t>
+      </w:r>
+      <w:r>
+        <w:t xml:space="preserve">(2 or more VLANs). Task 5 and Task 6 are graded from your saved</w:t>
+      </w:r>
+      <w:r>
+        <w:t xml:space="preserve"> </w:t>
+      </w:r>
+      <w:r>
+        <w:t xml:space="preserve">evidence by your instructor, not by the automated check, so "5 of 5" is a full</w:t>
+      </w:r>
+      <w:r>
+        <w:t xml:space="preserve"> </w:t>
+      </w:r>
+      <w:r>
+        <w:t xml:space="preserve">pass. If the tracker shows fewer than 5, it now names the failing check.</w:t>
       </w:r>
     </w:p>
     <w:p>
@@ -9515,7 +10469,7 @@
       <w:pPr>
         <w:numPr>
           <w:ilvl w:val="0"/>
-          <w:numId w:val="1101"/>
+          <w:numId w:val="1103"/>
         </w:numPr>
         <w:pStyle w:val="Compact"/>
       </w:pPr>
@@ -9536,7 +10490,7 @@
       <w:pPr>
         <w:numPr>
           <w:ilvl w:val="0"/>
-          <w:numId w:val="1101"/>
+          <w:numId w:val="1103"/>
         </w:numPr>
         <w:pStyle w:val="Compact"/>
       </w:pPr>
@@ -9557,7 +10511,7 @@
       <w:pPr>
         <w:numPr>
           <w:ilvl w:val="0"/>
-          <w:numId w:val="1101"/>
+          <w:numId w:val="1103"/>
         </w:numPr>
         <w:pStyle w:val="Compact"/>
       </w:pPr>
@@ -9578,7 +10532,7 @@
       <w:pPr>
         <w:numPr>
           <w:ilvl w:val="0"/>
-          <w:numId w:val="1101"/>
+          <w:numId w:val="1103"/>
         </w:numPr>
         <w:pStyle w:val="Compact"/>
       </w:pPr>
@@ -9599,7 +10553,7 @@
       <w:pPr>
         <w:numPr>
           <w:ilvl w:val="0"/>
-          <w:numId w:val="1101"/>
+          <w:numId w:val="1103"/>
         </w:numPr>
         <w:pStyle w:val="Compact"/>
       </w:pPr>
@@ -9825,7 +10779,7 @@
       <w:pPr>
         <w:numPr>
           <w:ilvl w:val="0"/>
-          <w:numId w:val="1102"/>
+          <w:numId w:val="1104"/>
         </w:numPr>
         <w:pStyle w:val="Compact"/>
       </w:pPr>
@@ -9846,7 +10800,7 @@
       <w:pPr>
         <w:numPr>
           <w:ilvl w:val="0"/>
-          <w:numId w:val="1102"/>
+          <w:numId w:val="1104"/>
         </w:numPr>
         <w:pStyle w:val="Compact"/>
       </w:pPr>
@@ -9876,7 +10830,7 @@
       <w:pPr>
         <w:numPr>
           <w:ilvl w:val="0"/>
-          <w:numId w:val="1102"/>
+          <w:numId w:val="1104"/>
         </w:numPr>
         <w:pStyle w:val="Compact"/>
       </w:pPr>
@@ -9897,7 +10851,7 @@
       <w:pPr>
         <w:numPr>
           <w:ilvl w:val="0"/>
-          <w:numId w:val="1102"/>
+          <w:numId w:val="1104"/>
         </w:numPr>
         <w:pStyle w:val="Compact"/>
       </w:pPr>
@@ -10454,7 +11408,7 @@
       <w:pPr>
         <w:numPr>
           <w:ilvl w:val="0"/>
-          <w:numId w:val="1103"/>
+          <w:numId w:val="1105"/>
         </w:numPr>
         <w:pStyle w:val="Compact"/>
       </w:pPr>
@@ -10475,7 +11429,7 @@
       <w:pPr>
         <w:numPr>
           <w:ilvl w:val="0"/>
-          <w:numId w:val="1103"/>
+          <w:numId w:val="1105"/>
         </w:numPr>
         <w:pStyle w:val="Compact"/>
       </w:pPr>
@@ -10487,7 +11441,7 @@
       <w:pPr>
         <w:numPr>
           <w:ilvl w:val="0"/>
-          <w:numId w:val="1103"/>
+          <w:numId w:val="1105"/>
         </w:numPr>
         <w:pStyle w:val="Compact"/>
       </w:pPr>
@@ -11351,40 +12305,40 @@
     <w:abstractNumId w:val="991"/>
   </w:num>
   <w:num w:numId="1052">
-    <w:abstractNumId w:val="99211"/>
-    <w:lvlOverride w:ilvl="0">
-      <w:startOverride w:val="1"/>
-    </w:lvlOverride>
-    <w:lvlOverride w:ilvl="1">
-      <w:startOverride w:val="1"/>
-    </w:lvlOverride>
-    <w:lvlOverride w:ilvl="2">
-      <w:startOverride w:val="1"/>
-    </w:lvlOverride>
-    <w:lvlOverride w:ilvl="3">
-      <w:startOverride w:val="1"/>
-    </w:lvlOverride>
-    <w:lvlOverride w:ilvl="4">
-      <w:startOverride w:val="1"/>
-    </w:lvlOverride>
-    <w:lvlOverride w:ilvl="5">
-      <w:startOverride w:val="1"/>
-    </w:lvlOverride>
-    <w:lvlOverride w:ilvl="6">
-      <w:startOverride w:val="1"/>
-    </w:lvlOverride>
-    <w:lvlOverride w:ilvl="7">
-      <w:startOverride w:val="1"/>
-    </w:lvlOverride>
-    <w:lvlOverride w:ilvl="8">
-      <w:startOverride w:val="1"/>
-    </w:lvlOverride>
+    <w:abstractNumId w:val="991"/>
   </w:num>
   <w:num w:numId="1053">
     <w:abstractNumId w:val="991"/>
   </w:num>
   <w:num w:numId="1054">
-    <w:abstractNumId w:val="991"/>
+    <w:abstractNumId w:val="99211"/>
+    <w:lvlOverride w:ilvl="0">
+      <w:startOverride w:val="1"/>
+    </w:lvlOverride>
+    <w:lvlOverride w:ilvl="1">
+      <w:startOverride w:val="1"/>
+    </w:lvlOverride>
+    <w:lvlOverride w:ilvl="2">
+      <w:startOverride w:val="1"/>
+    </w:lvlOverride>
+    <w:lvlOverride w:ilvl="3">
+      <w:startOverride w:val="1"/>
+    </w:lvlOverride>
+    <w:lvlOverride w:ilvl="4">
+      <w:startOverride w:val="1"/>
+    </w:lvlOverride>
+    <w:lvlOverride w:ilvl="5">
+      <w:startOverride w:val="1"/>
+    </w:lvlOverride>
+    <w:lvlOverride w:ilvl="6">
+      <w:startOverride w:val="1"/>
+    </w:lvlOverride>
+    <w:lvlOverride w:ilvl="7">
+      <w:startOverride w:val="1"/>
+    </w:lvlOverride>
+    <w:lvlOverride w:ilvl="8">
+      <w:startOverride w:val="1"/>
+    </w:lvlOverride>
   </w:num>
   <w:num w:numId="1055">
     <w:abstractNumId w:val="991"/>
@@ -11414,109 +12368,82 @@
     <w:abstractNumId w:val="991"/>
   </w:num>
   <w:num w:numId="1064">
-    <w:abstractNumId w:val="99211"/>
-    <w:lvlOverride w:ilvl="0">
-      <w:startOverride w:val="1"/>
-    </w:lvlOverride>
-    <w:lvlOverride w:ilvl="1">
-      <w:startOverride w:val="1"/>
-    </w:lvlOverride>
-    <w:lvlOverride w:ilvl="2">
-      <w:startOverride w:val="1"/>
-    </w:lvlOverride>
-    <w:lvlOverride w:ilvl="3">
-      <w:startOverride w:val="1"/>
-    </w:lvlOverride>
-    <w:lvlOverride w:ilvl="4">
-      <w:startOverride w:val="1"/>
-    </w:lvlOverride>
-    <w:lvlOverride w:ilvl="5">
-      <w:startOverride w:val="1"/>
-    </w:lvlOverride>
-    <w:lvlOverride w:ilvl="6">
-      <w:startOverride w:val="1"/>
-    </w:lvlOverride>
-    <w:lvlOverride w:ilvl="7">
-      <w:startOverride w:val="1"/>
-    </w:lvlOverride>
-    <w:lvlOverride w:ilvl="8">
-      <w:startOverride w:val="1"/>
-    </w:lvlOverride>
+    <w:abstractNumId w:val="991"/>
   </w:num>
   <w:num w:numId="1065">
     <w:abstractNumId w:val="991"/>
   </w:num>
   <w:num w:numId="1066">
-    <w:abstractNumId w:val="991"/>
+    <w:abstractNumId w:val="99211"/>
+    <w:lvlOverride w:ilvl="0">
+      <w:startOverride w:val="1"/>
+    </w:lvlOverride>
+    <w:lvlOverride w:ilvl="1">
+      <w:startOverride w:val="1"/>
+    </w:lvlOverride>
+    <w:lvlOverride w:ilvl="2">
+      <w:startOverride w:val="1"/>
+    </w:lvlOverride>
+    <w:lvlOverride w:ilvl="3">
+      <w:startOverride w:val="1"/>
+    </w:lvlOverride>
+    <w:lvlOverride w:ilvl="4">
+      <w:startOverride w:val="1"/>
+    </w:lvlOverride>
+    <w:lvlOverride w:ilvl="5">
+      <w:startOverride w:val="1"/>
+    </w:lvlOverride>
+    <w:lvlOverride w:ilvl="6">
+      <w:startOverride w:val="1"/>
+    </w:lvlOverride>
+    <w:lvlOverride w:ilvl="7">
+      <w:startOverride w:val="1"/>
+    </w:lvlOverride>
+    <w:lvlOverride w:ilvl="8">
+      <w:startOverride w:val="1"/>
+    </w:lvlOverride>
   </w:num>
   <w:num w:numId="1067">
     <w:abstractNumId w:val="991"/>
   </w:num>
   <w:num w:numId="1068">
-    <w:abstractNumId w:val="99211"/>
-    <w:lvlOverride w:ilvl="0">
-      <w:startOverride w:val="1"/>
-    </w:lvlOverride>
-    <w:lvlOverride w:ilvl="1">
-      <w:startOverride w:val="1"/>
-    </w:lvlOverride>
-    <w:lvlOverride w:ilvl="2">
-      <w:startOverride w:val="1"/>
-    </w:lvlOverride>
-    <w:lvlOverride w:ilvl="3">
-      <w:startOverride w:val="1"/>
-    </w:lvlOverride>
-    <w:lvlOverride w:ilvl="4">
-      <w:startOverride w:val="1"/>
-    </w:lvlOverride>
-    <w:lvlOverride w:ilvl="5">
-      <w:startOverride w:val="1"/>
-    </w:lvlOverride>
-    <w:lvlOverride w:ilvl="6">
-      <w:startOverride w:val="1"/>
-    </w:lvlOverride>
-    <w:lvlOverride w:ilvl="7">
-      <w:startOverride w:val="1"/>
-    </w:lvlOverride>
-    <w:lvlOverride w:ilvl="8">
-      <w:startOverride w:val="1"/>
-    </w:lvlOverride>
+    <w:abstractNumId w:val="991"/>
   </w:num>
   <w:num w:numId="1069">
     <w:abstractNumId w:val="991"/>
   </w:num>
   <w:num w:numId="1070">
-    <w:abstractNumId w:val="991"/>
+    <w:abstractNumId w:val="99211"/>
+    <w:lvlOverride w:ilvl="0">
+      <w:startOverride w:val="1"/>
+    </w:lvlOverride>
+    <w:lvlOverride w:ilvl="1">
+      <w:startOverride w:val="1"/>
+    </w:lvlOverride>
+    <w:lvlOverride w:ilvl="2">
+      <w:startOverride w:val="1"/>
+    </w:lvlOverride>
+    <w:lvlOverride w:ilvl="3">
+      <w:startOverride w:val="1"/>
+    </w:lvlOverride>
+    <w:lvlOverride w:ilvl="4">
+      <w:startOverride w:val="1"/>
+    </w:lvlOverride>
+    <w:lvlOverride w:ilvl="5">
+      <w:startOverride w:val="1"/>
+    </w:lvlOverride>
+    <w:lvlOverride w:ilvl="6">
+      <w:startOverride w:val="1"/>
+    </w:lvlOverride>
+    <w:lvlOverride w:ilvl="7">
+      <w:startOverride w:val="1"/>
+    </w:lvlOverride>
+    <w:lvlOverride w:ilvl="8">
+      <w:startOverride w:val="1"/>
+    </w:lvlOverride>
   </w:num>
   <w:num w:numId="1071">
-    <w:abstractNumId w:val="99211"/>
-    <w:lvlOverride w:ilvl="0">
-      <w:startOverride w:val="1"/>
-    </w:lvlOverride>
-    <w:lvlOverride w:ilvl="1">
-      <w:startOverride w:val="1"/>
-    </w:lvlOverride>
-    <w:lvlOverride w:ilvl="2">
-      <w:startOverride w:val="1"/>
-    </w:lvlOverride>
-    <w:lvlOverride w:ilvl="3">
-      <w:startOverride w:val="1"/>
-    </w:lvlOverride>
-    <w:lvlOverride w:ilvl="4">
-      <w:startOverride w:val="1"/>
-    </w:lvlOverride>
-    <w:lvlOverride w:ilvl="5">
-      <w:startOverride w:val="1"/>
-    </w:lvlOverride>
-    <w:lvlOverride w:ilvl="6">
-      <w:startOverride w:val="1"/>
-    </w:lvlOverride>
-    <w:lvlOverride w:ilvl="7">
-      <w:startOverride w:val="1"/>
-    </w:lvlOverride>
-    <w:lvlOverride w:ilvl="8">
-      <w:startOverride w:val="1"/>
-    </w:lvlOverride>
+    <w:abstractNumId w:val="991"/>
   </w:num>
   <w:num w:numId="1072">
     <w:abstractNumId w:val="991"/>
@@ -11555,7 +12482,34 @@
     <w:abstractNumId w:val="991"/>
   </w:num>
   <w:num w:numId="1075">
-    <w:abstractNumId w:val="991"/>
+    <w:abstractNumId w:val="99211"/>
+    <w:lvlOverride w:ilvl="0">
+      <w:startOverride w:val="1"/>
+    </w:lvlOverride>
+    <w:lvlOverride w:ilvl="1">
+      <w:startOverride w:val="1"/>
+    </w:lvlOverride>
+    <w:lvlOverride w:ilvl="2">
+      <w:startOverride w:val="1"/>
+    </w:lvlOverride>
+    <w:lvlOverride w:ilvl="3">
+      <w:startOverride w:val="1"/>
+    </w:lvlOverride>
+    <w:lvlOverride w:ilvl="4">
+      <w:startOverride w:val="1"/>
+    </w:lvlOverride>
+    <w:lvlOverride w:ilvl="5">
+      <w:startOverride w:val="1"/>
+    </w:lvlOverride>
+    <w:lvlOverride w:ilvl="6">
+      <w:startOverride w:val="1"/>
+    </w:lvlOverride>
+    <w:lvlOverride w:ilvl="7">
+      <w:startOverride w:val="1"/>
+    </w:lvlOverride>
+    <w:lvlOverride w:ilvl="8">
+      <w:startOverride w:val="1"/>
+    </w:lvlOverride>
   </w:num>
   <w:num w:numId="1076">
     <w:abstractNumId w:val="991"/>
@@ -11564,40 +12518,40 @@
     <w:abstractNumId w:val="991"/>
   </w:num>
   <w:num w:numId="1078">
-    <w:abstractNumId w:val="99211"/>
-    <w:lvlOverride w:ilvl="0">
-      <w:startOverride w:val="1"/>
-    </w:lvlOverride>
-    <w:lvlOverride w:ilvl="1">
-      <w:startOverride w:val="1"/>
-    </w:lvlOverride>
-    <w:lvlOverride w:ilvl="2">
-      <w:startOverride w:val="1"/>
-    </w:lvlOverride>
-    <w:lvlOverride w:ilvl="3">
-      <w:startOverride w:val="1"/>
-    </w:lvlOverride>
-    <w:lvlOverride w:ilvl="4">
-      <w:startOverride w:val="1"/>
-    </w:lvlOverride>
-    <w:lvlOverride w:ilvl="5">
-      <w:startOverride w:val="1"/>
-    </w:lvlOverride>
-    <w:lvlOverride w:ilvl="6">
-      <w:startOverride w:val="1"/>
-    </w:lvlOverride>
-    <w:lvlOverride w:ilvl="7">
-      <w:startOverride w:val="1"/>
-    </w:lvlOverride>
-    <w:lvlOverride w:ilvl="8">
-      <w:startOverride w:val="1"/>
-    </w:lvlOverride>
+    <w:abstractNumId w:val="991"/>
   </w:num>
   <w:num w:numId="1079">
     <w:abstractNumId w:val="991"/>
   </w:num>
   <w:num w:numId="1080">
-    <w:abstractNumId w:val="991"/>
+    <w:abstractNumId w:val="99211"/>
+    <w:lvlOverride w:ilvl="0">
+      <w:startOverride w:val="1"/>
+    </w:lvlOverride>
+    <w:lvlOverride w:ilvl="1">
+      <w:startOverride w:val="1"/>
+    </w:lvlOverride>
+    <w:lvlOverride w:ilvl="2">
+      <w:startOverride w:val="1"/>
+    </w:lvlOverride>
+    <w:lvlOverride w:ilvl="3">
+      <w:startOverride w:val="1"/>
+    </w:lvlOverride>
+    <w:lvlOverride w:ilvl="4">
+      <w:startOverride w:val="1"/>
+    </w:lvlOverride>
+    <w:lvlOverride w:ilvl="5">
+      <w:startOverride w:val="1"/>
+    </w:lvlOverride>
+    <w:lvlOverride w:ilvl="6">
+      <w:startOverride w:val="1"/>
+    </w:lvlOverride>
+    <w:lvlOverride w:ilvl="7">
+      <w:startOverride w:val="1"/>
+    </w:lvlOverride>
+    <w:lvlOverride w:ilvl="8">
+      <w:startOverride w:val="1"/>
+    </w:lvlOverride>
   </w:num>
   <w:num w:numId="1081">
     <w:abstractNumId w:val="991"/>
@@ -11609,40 +12563,40 @@
     <w:abstractNumId w:val="991"/>
   </w:num>
   <w:num w:numId="1084">
-    <w:abstractNumId w:val="99211"/>
-    <w:lvlOverride w:ilvl="0">
-      <w:startOverride w:val="1"/>
-    </w:lvlOverride>
-    <w:lvlOverride w:ilvl="1">
-      <w:startOverride w:val="1"/>
-    </w:lvlOverride>
-    <w:lvlOverride w:ilvl="2">
-      <w:startOverride w:val="1"/>
-    </w:lvlOverride>
-    <w:lvlOverride w:ilvl="3">
-      <w:startOverride w:val="1"/>
-    </w:lvlOverride>
-    <w:lvlOverride w:ilvl="4">
-      <w:startOverride w:val="1"/>
-    </w:lvlOverride>
-    <w:lvlOverride w:ilvl="5">
-      <w:startOverride w:val="1"/>
-    </w:lvlOverride>
-    <w:lvlOverride w:ilvl="6">
-      <w:startOverride w:val="1"/>
-    </w:lvlOverride>
-    <w:lvlOverride w:ilvl="7">
-      <w:startOverride w:val="1"/>
-    </w:lvlOverride>
-    <w:lvlOverride w:ilvl="8">
-      <w:startOverride w:val="1"/>
-    </w:lvlOverride>
+    <w:abstractNumId w:val="991"/>
   </w:num>
   <w:num w:numId="1085">
     <w:abstractNumId w:val="991"/>
   </w:num>
   <w:num w:numId="1086">
-    <w:abstractNumId w:val="991"/>
+    <w:abstractNumId w:val="99211"/>
+    <w:lvlOverride w:ilvl="0">
+      <w:startOverride w:val="1"/>
+    </w:lvlOverride>
+    <w:lvlOverride w:ilvl="1">
+      <w:startOverride w:val="1"/>
+    </w:lvlOverride>
+    <w:lvlOverride w:ilvl="2">
+      <w:startOverride w:val="1"/>
+    </w:lvlOverride>
+    <w:lvlOverride w:ilvl="3">
+      <w:startOverride w:val="1"/>
+    </w:lvlOverride>
+    <w:lvlOverride w:ilvl="4">
+      <w:startOverride w:val="1"/>
+    </w:lvlOverride>
+    <w:lvlOverride w:ilvl="5">
+      <w:startOverride w:val="1"/>
+    </w:lvlOverride>
+    <w:lvlOverride w:ilvl="6">
+      <w:startOverride w:val="1"/>
+    </w:lvlOverride>
+    <w:lvlOverride w:ilvl="7">
+      <w:startOverride w:val="1"/>
+    </w:lvlOverride>
+    <w:lvlOverride w:ilvl="8">
+      <w:startOverride w:val="1"/>
+    </w:lvlOverride>
   </w:num>
   <w:num w:numId="1087">
     <w:abstractNumId w:val="991"/>
@@ -11660,40 +12614,40 @@
     <w:abstractNumId w:val="991"/>
   </w:num>
   <w:num w:numId="1092">
-    <w:abstractNumId w:val="99211"/>
-    <w:lvlOverride w:ilvl="0">
-      <w:startOverride w:val="1"/>
-    </w:lvlOverride>
-    <w:lvlOverride w:ilvl="1">
-      <w:startOverride w:val="1"/>
-    </w:lvlOverride>
-    <w:lvlOverride w:ilvl="2">
-      <w:startOverride w:val="1"/>
-    </w:lvlOverride>
-    <w:lvlOverride w:ilvl="3">
-      <w:startOverride w:val="1"/>
-    </w:lvlOverride>
-    <w:lvlOverride w:ilvl="4">
-      <w:startOverride w:val="1"/>
-    </w:lvlOverride>
-    <w:lvlOverride w:ilvl="5">
-      <w:startOverride w:val="1"/>
-    </w:lvlOverride>
-    <w:lvlOverride w:ilvl="6">
-      <w:startOverride w:val="1"/>
-    </w:lvlOverride>
-    <w:lvlOverride w:ilvl="7">
-      <w:startOverride w:val="1"/>
-    </w:lvlOverride>
-    <w:lvlOverride w:ilvl="8">
-      <w:startOverride w:val="1"/>
-    </w:lvlOverride>
+    <w:abstractNumId w:val="991"/>
   </w:num>
   <w:num w:numId="1093">
     <w:abstractNumId w:val="991"/>
   </w:num>
   <w:num w:numId="1094">
-    <w:abstractNumId w:val="991"/>
+    <w:abstractNumId w:val="99211"/>
+    <w:lvlOverride w:ilvl="0">
+      <w:startOverride w:val="1"/>
+    </w:lvlOverride>
+    <w:lvlOverride w:ilvl="1">
+      <w:startOverride w:val="1"/>
+    </w:lvlOverride>
+    <w:lvlOverride w:ilvl="2">
+      <w:startOverride w:val="1"/>
+    </w:lvlOverride>
+    <w:lvlOverride w:ilvl="3">
+      <w:startOverride w:val="1"/>
+    </w:lvlOverride>
+    <w:lvlOverride w:ilvl="4">
+      <w:startOverride w:val="1"/>
+    </w:lvlOverride>
+    <w:lvlOverride w:ilvl="5">
+      <w:startOverride w:val="1"/>
+    </w:lvlOverride>
+    <w:lvlOverride w:ilvl="6">
+      <w:startOverride w:val="1"/>
+    </w:lvlOverride>
+    <w:lvlOverride w:ilvl="7">
+      <w:startOverride w:val="1"/>
+    </w:lvlOverride>
+    <w:lvlOverride w:ilvl="8">
+      <w:startOverride w:val="1"/>
+    </w:lvlOverride>
   </w:num>
   <w:num w:numId="1095">
     <w:abstractNumId w:val="991"/>
@@ -11720,6 +12674,12 @@
     <w:abstractNumId w:val="991"/>
   </w:num>
   <w:num w:numId="1103">
+    <w:abstractNumId w:val="991"/>
+  </w:num>
+  <w:num w:numId="1104">
+    <w:abstractNumId w:val="991"/>
+  </w:num>
+  <w:num w:numId="1105">
     <w:abstractNumId w:val="99211"/>
     <w:lvlOverride w:ilvl="0">
       <w:startOverride w:val="1"/>

--- a/docs/SC-Lab-Completion-Guide.docx
+++ b/docs/SC-Lab-Completion-Guide.docx
@@ -8382,6 +8382,102 @@
           <w:b/>
         </w:rPr>
         <w:t xml:space="preserve">Status → System Logs → Firewall</w:t>
+      </w:r>
+    </w:p>
+    <w:p>
+      <w:pPr>
+        <w:numPr>
+          <w:ilvl w:val="0"/>
+          <w:numId w:val="1000"/>
+        </w:numPr>
+        <w:pStyle w:val="BlockText"/>
+      </w:pPr>
+      <w:r>
+        <w:t xml:space="preserve">The log holds several hundred entries. Use the</w:t>
+      </w:r>
+      <w:r>
+        <w:t xml:space="preserve"> </w:t>
+      </w:r>
+      <w:r>
+        <w:rPr>
+          <w:b/>
+        </w:rPr>
+        <w:t xml:space="preserve">Advanced Log Filter</w:t>
+      </w:r>
+      <w:r>
+        <w:t xml:space="preserve"> </w:t>
+      </w:r>
+      <w:r>
+        <w:t xml:space="preserve">(click the filter icon) to search one thing at a time — for example</w:t>
+      </w:r>
+      <w:r>
+        <w:t xml:space="preserve"> </w:t>
+      </w:r>
+      <w:r>
+        <w:rPr>
+          <w:rStyle w:val="VerbatimChar"/>
+        </w:rPr>
+        <w:t xml:space="preserve">22</w:t>
+      </w:r>
+      <w:r>
+        <w:t xml:space="preserve"> </w:t>
+      </w:r>
+      <w:r>
+        <w:t xml:space="preserve">or</w:t>
+      </w:r>
+      <w:r>
+        <w:t xml:space="preserve"> </w:t>
+      </w:r>
+      <w:r>
+        <w:rPr>
+          <w:rStyle w:val="VerbatimChar"/>
+        </w:rPr>
+        <w:t xml:space="preserve">3389</w:t>
+      </w:r>
+      <w:r>
+        <w:t xml:space="preserve"> </w:t>
+      </w:r>
+      <w:r>
+        <w:t xml:space="preserve">in</w:t>
+      </w:r>
+      <w:r>
+        <w:t xml:space="preserve"> </w:t>
+      </w:r>
+      <w:r>
+        <w:rPr>
+          <w:i/>
+        </w:rPr>
+        <w:t xml:space="preserve">Destination Port</w:t>
+      </w:r>
+      <w:r>
+        <w:t xml:space="preserve">, or</w:t>
+      </w:r>
+      <w:r>
+        <w:t xml:space="preserve"> </w:t>
+      </w:r>
+      <w:r>
+        <w:rPr>
+          <w:rStyle w:val="VerbatimChar"/>
+        </w:rPr>
+        <w:t xml:space="preserve">6667</w:t>
+      </w:r>
+      <w:r>
+        <w:t xml:space="preserve"> </w:t>
+      </w:r>
+      <w:r>
+        <w:t xml:space="preserve">to find IRC traffic.</w:t>
+      </w:r>
+      <w:r>
+        <w:t xml:space="preserve"> </w:t>
+      </w:r>
+      <w:r>
+        <w:t xml:space="preserve">Entries on the WAN interface are inbound from outside your pod; entries</w:t>
+      </w:r>
+      <w:r>
+        <w:t xml:space="preserve"> </w:t>
+      </w:r>
+      <w:r>
+        <w:t xml:space="preserve">on the LAN interface come from hosts inside it.</w:t>
       </w:r>
     </w:p>
     <w:p>

--- a/docs/SC-Lab-Completion-Guide.docx
+++ b/docs/SC-Lab-Completion-Guide.docx
@@ -5156,7 +5156,40 @@
         <w:pStyle w:val="Compact"/>
       </w:pPr>
       <w:r>
-        <w:t xml:space="preserve">Allow inbound HTTP/HTTPS from WAN to DMZ web server</w:t>
+        <w:t xml:space="preserve">Allow inbound HTTP/HTTPS from WAN to the DMZ web server at</w:t>
+      </w:r>
+      <w:r>
+        <w:t xml:space="preserve"> </w:t>
+      </w:r>
+      <w:r>
+        <w:rPr>
+          <w:rStyle w:val="VerbatimChar"/>
+        </w:rPr>
+        <w:t xml:space="preserve">10.52.XX.50</w:t>
+      </w:r>
+      <w:r>
+        <w:t xml:space="preserve"> </w:t>
+      </w:r>
+      <w:r>
+        <w:t xml:space="preserve">(the web server keeps its host number,</w:t>
+      </w:r>
+      <w:r>
+        <w:t xml:space="preserve"> </w:t>
+      </w:r>
+      <w:r>
+        <w:rPr>
+          <w:rStyle w:val="VerbatimChar"/>
+        </w:rPr>
+        <w:t xml:space="preserve">.50</w:t>
+      </w:r>
+      <w:r>
+        <w:t xml:space="preserve">, and moves from the LAN subnet</w:t>
+      </w:r>
+      <w:r>
+        <w:t xml:space="preserve"> </w:t>
+      </w:r>
+      <w:r>
+        <w:t xml:space="preserve">into the DMZ subnet)</w:t>
       </w:r>
     </w:p>
     <w:p>
@@ -5262,7 +5295,49 @@
         <w:pStyle w:val="Compact"/>
       </w:pPr>
       <w:r>
-        <w:t xml:space="preserve">Change the target from the LAN IP to the new DMZ IP</w:t>
+        <w:t xml:space="preserve">Change the target from the LAN IP</w:t>
+      </w:r>
+      <w:r>
+        <w:t xml:space="preserve"> </w:t>
+      </w:r>
+      <w:r>
+        <w:rPr>
+          <w:rStyle w:val="VerbatimChar"/>
+        </w:rPr>
+        <w:t xml:space="preserve">10.51.XX.50</w:t>
+      </w:r>
+      <w:r>
+        <w:t xml:space="preserve"> </w:t>
+      </w:r>
+      <w:r>
+        <w:t xml:space="preserve">to the DMZ IP</w:t>
+      </w:r>
+      <w:r>
+        <w:t xml:space="preserve"> </w:t>
+      </w:r>
+      <w:r>
+        <w:rPr>
+          <w:rStyle w:val="VerbatimChar"/>
+        </w:rPr>
+        <w:t xml:space="preserve">10.52.XX.50</w:t>
+      </w:r>
+      <w:r>
+        <w:t xml:space="preserve">,</w:t>
+      </w:r>
+      <w:r>
+        <w:t xml:space="preserve"> </w:t>
+      </w:r>
+      <w:r>
+        <w:t xml:space="preserve">redirect target port</w:t>
+      </w:r>
+      <w:r>
+        <w:t xml:space="preserve"> </w:t>
+      </w:r>
+      <w:r>
+        <w:rPr>
+          <w:rStyle w:val="VerbatimChar"/>
+        </w:rPr>
+        <w:t xml:space="preserve">80</w:t>
       </w:r>
     </w:p>
     <w:p>
@@ -10808,6 +10883,30 @@
             </w:pPr>
             <w:r>
               <w:t xml:space="preserve">Don't delete it — it keeps you from locking yourself out of the web UI</w:t>
+            </w:r>
+          </w:p>
+        </w:tc>
+      </w:tr>
+      <w:tr>
+        <w:tc>
+          <w:p>
+            <w:pPr>
+              <w:pStyle w:val="Compact"/>
+              <w:jc w:val="left"/>
+            </w:pPr>
+            <w:r>
+              <w:t xml:space="preserve">Ticking "Disable webConfigurator anti-lockout rule" in System → Advanced</w:t>
+            </w:r>
+          </w:p>
+        </w:tc>
+        <w:tc>
+          <w:p>
+            <w:pPr>
+              <w:pStyle w:val="Compact"/>
+              <w:jc w:val="left"/>
+            </w:pPr>
+            <w:r>
+              <w:t xml:space="preserve">Leave it unticked. With it disabled, your own default deny also blocks management access, and lab validation can no longer reach your gateway</w:t>
             </w:r>
           </w:p>
         </w:tc>
